--- a/08/docs/answer/answer.docx
+++ b/08/docs/answer/answer.docx
@@ -29,7 +29,7 @@
         <w:rPr>
           <w:rFonts w:hint="eastAsia"/>
         </w:rPr>
-        <w:t xml:space="preserve">姜玥晟</w:t>
+        <w:t xml:space="preserve">姜玥晟、周鑫志、高西飞</w:t>
       </w:r>
     </w:p>
     <w:p>
@@ -43,11 +43,14 @@
     <w:tbl>
       <w:tblPr>
         <w:tblStyle w:val="Table"/>
-        <w:tblW w:type="auto" w:w="0"/>
+        <w:tblW w:type="pct" w:w="5000"/>
+        <w:tblLayout w:type="fixed"/>
         <w:tblLook w:firstRow="1" w:lastRow="0" w:firstColumn="0" w:lastColumn="0" w:noHBand="0" w:noVBand="0" w:val="0020"/>
       </w:tblPr>
       <w:tblGrid>
-        <w:gridCol w:w="7920"/>
+        <w:gridCol w:w="2640"/>
+        <w:gridCol w:w="2640"/>
+        <w:gridCol w:w="2640"/>
       </w:tblGrid>
       <w:tr>
         <w:trPr>
@@ -63,14 +66,14 @@
             <w:r>
               <w:drawing>
                 <wp:inline>
-                  <wp:extent cx="1066800" cy="1493520"/>
+                  <wp:extent cx="4160520" cy="5824728"/>
                   <wp:effectExtent b="0" l="0" r="0" t="0"/>
-                  <wp:docPr descr="Portrait" title="" id="10" name="Picture"/>
+                  <wp:docPr descr="姜玥晟" title="" id="10" name="Picture"/>
                   <a:graphic>
                     <a:graphicData uri="http://schemas.openxmlformats.org/drawingml/2006/picture">
                       <pic:pic>
                         <pic:nvPicPr>
-                          <pic:cNvPr descr="assets/profile.jpg" id="11" name="Picture"/>
+                          <pic:cNvPr descr="assets/pic_1.jpg" id="11" name="Picture"/>
                           <pic:cNvPicPr>
                             <a:picLocks noChangeArrowheads="1" noChangeAspect="1"/>
                           </pic:cNvPicPr>
@@ -84,7 +87,7 @@
                         <pic:spPr bwMode="auto">
                           <a:xfrm>
                             <a:off x="0" y="0"/>
-                            <a:ext cx="1066800" cy="1493520"/>
+                            <a:ext cx="4160520" cy="5824728"/>
                           </a:xfrm>
                           <a:prstGeom prst="rect">
                             <a:avLst/>
@@ -101,6 +104,155 @@
                   </a:graphic>
                 </wp:inline>
               </w:drawing>
+            </w:r>
+          </w:p>
+        </w:tc>
+        <w:tc>
+          <w:tcPr/>
+          <w:p>
+            <w:pPr>
+              <w:pStyle w:val="Compact"/>
+              <w:jc w:val="center"/>
+            </w:pPr>
+            <w:r>
+              <w:drawing>
+                <wp:inline>
+                  <wp:extent cx="4160520" cy="6240780"/>
+                  <wp:effectExtent b="0" l="0" r="0" t="0"/>
+                  <wp:docPr descr="周鑫志" title="" id="13" name="Picture"/>
+                  <a:graphic>
+                    <a:graphicData uri="http://schemas.openxmlformats.org/drawingml/2006/picture">
+                      <pic:pic>
+                        <pic:nvPicPr>
+                          <pic:cNvPr descr="assets/pic_2.jpg" id="14" name="Picture"/>
+                          <pic:cNvPicPr>
+                            <a:picLocks noChangeArrowheads="1" noChangeAspect="1"/>
+                          </pic:cNvPicPr>
+                        </pic:nvPicPr>
+                        <pic:blipFill>
+                          <a:blip r:embed="rId12"/>
+                          <a:stretch>
+                            <a:fillRect/>
+                          </a:stretch>
+                        </pic:blipFill>
+                        <pic:spPr bwMode="auto">
+                          <a:xfrm>
+                            <a:off x="0" y="0"/>
+                            <a:ext cx="4160520" cy="6240780"/>
+                          </a:xfrm>
+                          <a:prstGeom prst="rect">
+                            <a:avLst/>
+                          </a:prstGeom>
+                          <a:noFill/>
+                          <a:ln w="9525">
+                            <a:noFill/>
+                            <a:headEnd/>
+                            <a:tailEnd/>
+                          </a:ln>
+                        </pic:spPr>
+                      </pic:pic>
+                    </a:graphicData>
+                  </a:graphic>
+                </wp:inline>
+              </w:drawing>
+            </w:r>
+          </w:p>
+        </w:tc>
+        <w:tc>
+          <w:tcPr/>
+          <w:p>
+            <w:pPr>
+              <w:pStyle w:val="Compact"/>
+              <w:jc w:val="center"/>
+            </w:pPr>
+            <w:r>
+              <w:drawing>
+                <wp:inline>
+                  <wp:extent cx="3898900" cy="5397500"/>
+                  <wp:effectExtent b="0" l="0" r="0" t="0"/>
+                  <wp:docPr descr="高西飞" title="" id="16" name="Picture"/>
+                  <a:graphic>
+                    <a:graphicData uri="http://schemas.openxmlformats.org/drawingml/2006/picture">
+                      <pic:pic>
+                        <pic:nvPicPr>
+                          <pic:cNvPr descr="assets/pic_3.jpg" id="17" name="Picture"/>
+                          <pic:cNvPicPr>
+                            <a:picLocks noChangeArrowheads="1" noChangeAspect="1"/>
+                          </pic:cNvPicPr>
+                        </pic:nvPicPr>
+                        <pic:blipFill>
+                          <a:blip r:embed="rId15"/>
+                          <a:stretch>
+                            <a:fillRect/>
+                          </a:stretch>
+                        </pic:blipFill>
+                        <pic:spPr bwMode="auto">
+                          <a:xfrm>
+                            <a:off x="0" y="0"/>
+                            <a:ext cx="3898900" cy="5397500"/>
+                          </a:xfrm>
+                          <a:prstGeom prst="rect">
+                            <a:avLst/>
+                          </a:prstGeom>
+                          <a:noFill/>
+                          <a:ln w="9525">
+                            <a:noFill/>
+                            <a:headEnd/>
+                            <a:tailEnd/>
+                          </a:ln>
+                        </pic:spPr>
+                      </pic:pic>
+                    </a:graphicData>
+                  </a:graphic>
+                </wp:inline>
+              </w:drawing>
+            </w:r>
+          </w:p>
+        </w:tc>
+      </w:tr>
+      <w:tr>
+        <w:tc>
+          <w:tcPr/>
+          <w:p>
+            <w:pPr>
+              <w:pStyle w:val="Compact"/>
+              <w:jc w:val="center"/>
+            </w:pPr>
+            <w:r>
+              <w:rPr>
+                <w:rFonts w:hint="eastAsia"/>
+              </w:rPr>
+              <w:t xml:space="preserve">姜玥晟</w:t>
+            </w:r>
+          </w:p>
+        </w:tc>
+        <w:tc>
+          <w:tcPr/>
+          <w:p>
+            <w:pPr>
+              <w:pStyle w:val="Compact"/>
+              <w:jc w:val="center"/>
+            </w:pPr>
+            <w:r>
+              <w:rPr>
+                <w:rFonts w:hint="eastAsia"/>
+              </w:rPr>
+              <w:t xml:space="preserve">周鑫志</w:t>
+            </w:r>
+          </w:p>
+        </w:tc>
+        <w:tc>
+          <w:tcPr/>
+          <w:p>
+            <w:pPr>
+              <w:pStyle w:val="Compact"/>
+              <w:jc w:val="center"/>
+            </w:pPr>
+            <w:r>
+              <w:rPr>
+                <w:rFonts w:hint="eastAsia"/>
+              </w:rPr>
+              <w:t xml:space="preserve">高西飞</w:t>
             </w:r>
           </w:p>
         </w:tc>
@@ -165,7 +317,7 @@
               <w:rPr>
                 <w:rFonts w:hint="eastAsia"/>
               </w:rPr>
-              <w:t xml:space="preserve">作业编号</w:t>
+              <w:t xml:space="preserve">源题编号</w:t>
             </w:r>
           </w:p>
         </w:tc>
@@ -197,27 +349,10 @@
               <w:rPr>
                 <w:rFonts w:hint="eastAsia"/>
               </w:rPr>
-              <w:t xml:space="preserve">作业目录</w:t>
-            </w:r>
-          </w:p>
-        </w:tc>
-        <w:tc>
-          <w:tcPr/>
-          <w:p>
-            <w:pPr>
-              <w:pStyle w:val="Compact"/>
-              <w:jc w:val="left"/>
-            </w:pPr>
-            <w:r>
-              <w:rPr>
-                <w:rStyle w:val="VerbatimChar"/>
-              </w:rPr>
-              <w:t xml:space="preserve">HW/08</w:t>
-            </w:r>
-          </w:p>
-        </w:tc>
-      </w:tr>
-      <w:tr>
+              <w:t xml:space="preserve">作业属性</w:t>
+            </w:r>
+          </w:p>
+        </w:tc>
         <w:tc>
           <w:tcPr/>
           <w:p>
@@ -229,10 +364,12 @@
               <w:rPr>
                 <w:rFonts w:hint="eastAsia"/>
               </w:rPr>
-              <w:t xml:space="preserve">学生姓名</w:t>
-            </w:r>
-          </w:p>
-        </w:tc>
+              <w:t xml:space="preserve">小组作业</w:t>
+            </w:r>
+          </w:p>
+        </w:tc>
+      </w:tr>
+      <w:tr>
         <w:tc>
           <w:tcPr/>
           <w:p>
@@ -244,7 +381,22 @@
               <w:rPr>
                 <w:rFonts w:hint="eastAsia"/>
               </w:rPr>
-              <w:t xml:space="preserve">姜玥晟</w:t>
+              <w:t xml:space="preserve">小组成员</w:t>
+            </w:r>
+          </w:p>
+        </w:tc>
+        <w:tc>
+          <w:tcPr/>
+          <w:p>
+            <w:pPr>
+              <w:pStyle w:val="Compact"/>
+              <w:jc w:val="left"/>
+            </w:pPr>
+            <w:r>
+              <w:rPr>
+                <w:rFonts w:hint="eastAsia"/>
+              </w:rPr>
+              <w:t xml:space="preserve">姜玥晟、周鑫志、高西飞</w:t>
             </w:r>
           </w:p>
         </w:tc>
@@ -352,67 +504,8 @@
           </w:p>
         </w:tc>
       </w:tr>
-      <w:tr>
-        <w:tc>
-          <w:tcPr/>
-          <w:p>
-            <w:pPr>
-              <w:pStyle w:val="Compact"/>
-              <w:jc w:val="left"/>
-            </w:pPr>
-            <w:r>
-              <w:rPr>
-                <w:rFonts w:hint="eastAsia"/>
-              </w:rPr>
-              <w:t xml:space="preserve">报告说明</w:t>
-            </w:r>
-          </w:p>
-        </w:tc>
-        <w:tc>
-          <w:tcPr/>
-          <w:p>
-            <w:pPr>
-              <w:pStyle w:val="Compact"/>
-              <w:jc w:val="left"/>
-            </w:pPr>
-            <w:r>
-              <w:rPr>
-                <w:rFonts w:hint="eastAsia"/>
-              </w:rPr>
-              <w:t xml:space="preserve">正文按题目编号逐题组织；完整脚本位于</w:t>
-            </w:r>
-            <w:r>
-              <w:t xml:space="preserve"> </w:t>
-            </w:r>
-            <w:r>
-              <w:rPr>
-                <w:rStyle w:val="VerbatimChar"/>
-              </w:rPr>
-              <w:t xml:space="preserve">scripts/hw08_analysis.py</w:t>
-            </w:r>
-            <w:r>
-              <w:rPr>
-                <w:rFonts w:hint="eastAsia"/>
-              </w:rPr>
-              <w:t xml:space="preserve">，原始日志、表格和图像位于</w:t>
-            </w:r>
-            <w:r>
-              <w:t xml:space="preserve"> </w:t>
-            </w:r>
-            <w:r>
-              <w:rPr>
-                <w:rStyle w:val="VerbatimChar"/>
-              </w:rPr>
-              <w:t xml:space="preserve">result/</w:t>
-            </w:r>
-            <w:r>
-              <w:t xml:space="preserve">。</w:t>
-            </w:r>
-          </w:p>
-        </w:tc>
-      </w:tr>
     </w:tbl>
-    <w:bookmarkStart w:id="28" w:name="四组数据的直线拟合比较"/>
+    <w:bookmarkStart w:id="34" w:name="四组数据的直线拟合比较"/>
     <w:p>
       <w:pPr>
         <w:pStyle w:val="Heading1"/>
@@ -433,7 +526,7 @@
         <w:t xml:space="preserve">四组数据的直线拟合比较</w:t>
       </w:r>
     </w:p>
-    <w:bookmarkStart w:id="14" w:name="题目陈述"/>
+    <w:bookmarkStart w:id="20" w:name="题目陈述"/>
     <w:p>
       <w:pPr>
         <w:pStyle w:val="Heading2"/>
@@ -1929,7 +2022,7 @@
         <w:t xml:space="preserve">。</w:t>
       </w:r>
     </w:p>
-    <w:bookmarkStart w:id="12" w:name="section"/>
+    <w:bookmarkStart w:id="18" w:name="section"/>
     <w:p>
       <w:pPr>
         <w:pStyle w:val="Heading3"/>
@@ -1966,8 +2059,8 @@
         <w:t xml:space="preserve">请分别对上述四组数据做直线拟合，并讨论拟合效果是好还是坏。</w:t>
       </w:r>
     </w:p>
-    <w:bookmarkEnd w:id="12"/>
-    <w:bookmarkStart w:id="13" w:name="section-1"/>
+    <w:bookmarkEnd w:id="18"/>
+    <w:bookmarkStart w:id="19" w:name="section-1"/>
     <w:p>
       <w:pPr>
         <w:pStyle w:val="Heading3"/>
@@ -2004,9 +2097,9 @@
         <w:t xml:space="preserve">请绘制各组数据及其拟合直线。</w:t>
       </w:r>
     </w:p>
-    <w:bookmarkEnd w:id="13"/>
-    <w:bookmarkEnd w:id="14"/>
-    <w:bookmarkStart w:id="17" w:name="解决方案"/>
+    <w:bookmarkEnd w:id="19"/>
+    <w:bookmarkEnd w:id="20"/>
+    <w:bookmarkStart w:id="23" w:name="解决方案"/>
     <w:p>
       <w:pPr>
         <w:pStyle w:val="Heading2"/>
@@ -2027,7 +2120,7 @@
         <w:t xml:space="preserve">解决方案</w:t>
       </w:r>
     </w:p>
-    <w:bookmarkStart w:id="15" w:name="section-2"/>
+    <w:bookmarkStart w:id="21" w:name="section-2"/>
     <w:p>
       <w:pPr>
         <w:pStyle w:val="Heading3"/>
@@ -2611,8 +2704,8 @@
         <w:t xml:space="preserve">end for</w:t>
       </w:r>
     </w:p>
-    <w:bookmarkEnd w:id="15"/>
-    <w:bookmarkStart w:id="16" w:name="section-3"/>
+    <w:bookmarkEnd w:id="21"/>
+    <w:bookmarkStart w:id="22" w:name="section-3"/>
     <w:p>
       <w:pPr>
         <w:pStyle w:val="Heading3"/>
@@ -2742,9 +2835,9 @@
         <w:t xml:space="preserve">此外再绘制残差诊断图，以观察线性模型是否遗漏了曲率、离群点或高杠杆点效应。</w:t>
       </w:r>
     </w:p>
-    <w:bookmarkEnd w:id="16"/>
-    <w:bookmarkEnd w:id="17"/>
-    <w:bookmarkStart w:id="26" w:name="问题答案"/>
+    <w:bookmarkEnd w:id="22"/>
+    <w:bookmarkEnd w:id="23"/>
+    <w:bookmarkStart w:id="32" w:name="问题答案"/>
     <w:p>
       <w:pPr>
         <w:pStyle w:val="Heading2"/>
@@ -2765,7 +2858,7 @@
         <w:t xml:space="preserve">问题答案</w:t>
       </w:r>
     </w:p>
-    <w:bookmarkStart w:id="18" w:name="section-4"/>
+    <w:bookmarkStart w:id="24" w:name="section-4"/>
     <w:p>
       <w:pPr>
         <w:pStyle w:val="Heading3"/>
@@ -3480,8 +3573,8 @@
         <w:t xml:space="preserve">虽然给出了几乎相同的回归参数，但分别受曲率、离群点和高杠杆点主导，均不应被视为真正可靠的线性拟合。</w:t>
       </w:r>
     </w:p>
-    <w:bookmarkEnd w:id="18"/>
-    <w:bookmarkStart w:id="25" w:name="section-5"/>
+    <w:bookmarkEnd w:id="24"/>
+    <w:bookmarkStart w:id="31" w:name="section-5"/>
     <w:p>
       <w:pPr>
         <w:pStyle w:val="Heading3"/>
@@ -3528,18 +3621,18 @@
           <wp:inline>
             <wp:extent cx="4907280" cy="3791989"/>
             <wp:effectExtent b="0" l="0" r="0" t="0"/>
-            <wp:docPr descr="Problem 1 linear fits" title="" id="20" name="Picture"/>
+            <wp:docPr descr="Problem 1 linear fits" title="" id="26" name="Picture"/>
             <a:graphic>
               <a:graphicData uri="http://schemas.openxmlformats.org/drawingml/2006/picture">
                 <pic:pic>
                   <pic:nvPicPr>
-                    <pic:cNvPr descr="../../result/problem1_linear_fits.png" id="21" name="Picture"/>
+                    <pic:cNvPr descr="../../result/problem1_linear_fits.png" id="27" name="Picture"/>
                     <pic:cNvPicPr>
                       <a:picLocks noChangeArrowheads="1" noChangeAspect="1"/>
                     </pic:cNvPicPr>
                   </pic:nvPicPr>
                   <pic:blipFill>
-                    <a:blip r:embed="rId19"/>
+                    <a:blip r:embed="rId25"/>
                     <a:stretch>
                       <a:fillRect/>
                     </a:stretch>
@@ -3630,18 +3723,18 @@
           <wp:inline>
             <wp:extent cx="4907280" cy="3791989"/>
             <wp:effectExtent b="0" l="0" r="0" t="0"/>
-            <wp:docPr descr="Problem 1 residuals" title="" id="23" name="Picture"/>
+            <wp:docPr descr="Problem 1 residuals" title="" id="29" name="Picture"/>
             <a:graphic>
               <a:graphicData uri="http://schemas.openxmlformats.org/drawingml/2006/picture">
                 <pic:pic>
                   <pic:nvPicPr>
-                    <pic:cNvPr descr="../../result/problem1_residuals.png" id="24" name="Picture"/>
+                    <pic:cNvPr descr="../../result/problem1_residuals.png" id="30" name="Picture"/>
                     <pic:cNvPicPr>
                       <a:picLocks noChangeArrowheads="1" noChangeAspect="1"/>
                     </pic:cNvPicPr>
                   </pic:nvPicPr>
                   <pic:blipFill>
-                    <a:blip r:embed="rId22"/>
+                    <a:blip r:embed="rId28"/>
                     <a:stretch>
                       <a:fillRect/>
                     </a:stretch>
@@ -3676,9 +3769,9 @@
         <w:t xml:space="preserve">Problem 1 residuals</w:t>
       </w:r>
     </w:p>
-    <w:bookmarkEnd w:id="25"/>
-    <w:bookmarkEnd w:id="26"/>
-    <w:bookmarkStart w:id="27" w:name="讨论和扩展"/>
+    <w:bookmarkEnd w:id="31"/>
+    <w:bookmarkEnd w:id="32"/>
+    <w:bookmarkStart w:id="33" w:name="讨论和扩展"/>
     <w:p>
       <w:pPr>
         <w:pStyle w:val="Heading2"/>
@@ -3820,9 +3913,9 @@
         <w:t xml:space="preserve">1。对实际问题而言，拟合结果必须与散点图、残差图和异常点分析结合解释，不能只报告回归方程而忽略数据形态。</w:t>
       </w:r>
     </w:p>
-    <w:bookmarkEnd w:id="27"/>
-    <w:bookmarkEnd w:id="28"/>
-    <w:bookmarkStart w:id="42" w:name="放射性衰减数据拟合"/>
+    <w:bookmarkEnd w:id="33"/>
+    <w:bookmarkEnd w:id="34"/>
+    <w:bookmarkStart w:id="48" w:name="放射性衰减数据拟合"/>
     <w:p>
       <w:pPr>
         <w:pStyle w:val="Heading1"/>
@@ -3843,7 +3936,7 @@
         <w:t xml:space="preserve">放射性衰减数据拟合</w:t>
       </w:r>
     </w:p>
-    <w:bookmarkStart w:id="31" w:name="题目陈述-1"/>
+    <w:bookmarkStart w:id="37" w:name="题目陈述-1"/>
     <w:p>
       <w:pPr>
         <w:pStyle w:val="Heading2"/>
@@ -4407,7 +4500,7 @@
         </w:tc>
       </w:tr>
     </w:tbl>
-    <w:bookmarkStart w:id="29" w:name="section-6"/>
+    <w:bookmarkStart w:id="35" w:name="section-6"/>
     <w:p>
       <w:pPr>
         <w:pStyle w:val="Heading3"/>
@@ -4500,8 +4593,8 @@
         <w:t xml:space="preserve">。</w:t>
       </w:r>
     </w:p>
-    <w:bookmarkEnd w:id="29"/>
-    <w:bookmarkStart w:id="30" w:name="section-7"/>
+    <w:bookmarkEnd w:id="35"/>
+    <w:bookmarkStart w:id="36" w:name="section-7"/>
     <w:p>
       <w:pPr>
         <w:pStyle w:val="Heading3"/>
@@ -4538,9 +4631,9 @@
         <w:t xml:space="preserve">绘制拟合结果。</w:t>
       </w:r>
     </w:p>
-    <w:bookmarkEnd w:id="30"/>
-    <w:bookmarkEnd w:id="31"/>
-    <w:bookmarkStart w:id="34" w:name="解决方案-1"/>
+    <w:bookmarkEnd w:id="36"/>
+    <w:bookmarkEnd w:id="37"/>
+    <w:bookmarkStart w:id="40" w:name="解决方案-1"/>
     <w:p>
       <w:pPr>
         <w:pStyle w:val="Heading2"/>
@@ -4561,7 +4654,7 @@
         <w:t xml:space="preserve">解决方案</w:t>
       </w:r>
     </w:p>
-    <w:bookmarkStart w:id="32" w:name="section-8"/>
+    <w:bookmarkStart w:id="38" w:name="section-8"/>
     <w:p>
       <w:pPr>
         <w:pStyle w:val="Heading3"/>
@@ -5200,8 +5293,8 @@
         <w:t xml:space="preserve">线性化结果仅作为一致性检查，不作为最终主答案。</w:t>
       </w:r>
     </w:p>
-    <w:bookmarkEnd w:id="32"/>
-    <w:bookmarkStart w:id="33" w:name="section-9"/>
+    <w:bookmarkEnd w:id="38"/>
+    <w:bookmarkStart w:id="39" w:name="section-9"/>
     <w:p>
       <w:pPr>
         <w:pStyle w:val="Heading3"/>
@@ -5325,9 +5418,9 @@
         <w:t xml:space="preserve">，以检验模型与观测数据的一致程度。</w:t>
       </w:r>
     </w:p>
-    <w:bookmarkEnd w:id="33"/>
-    <w:bookmarkEnd w:id="34"/>
-    <w:bookmarkStart w:id="40" w:name="问题答案-1"/>
+    <w:bookmarkEnd w:id="39"/>
+    <w:bookmarkEnd w:id="40"/>
+    <w:bookmarkStart w:id="46" w:name="问题答案-1"/>
     <w:p>
       <w:pPr>
         <w:pStyle w:val="Heading2"/>
@@ -5348,7 +5441,7 @@
         <w:t xml:space="preserve">问题答案</w:t>
       </w:r>
     </w:p>
-    <w:bookmarkStart w:id="35" w:name="section-10"/>
+    <w:bookmarkStart w:id="41" w:name="section-10"/>
     <w:p>
       <w:pPr>
         <w:pStyle w:val="Heading3"/>
@@ -6179,8 +6272,8 @@
         </w:tc>
       </w:tr>
     </w:tbl>
-    <w:bookmarkEnd w:id="35"/>
-    <w:bookmarkStart w:id="39" w:name="section-11"/>
+    <w:bookmarkEnd w:id="41"/>
+    <w:bookmarkStart w:id="45" w:name="section-11"/>
     <w:p>
       <w:pPr>
         <w:pStyle w:val="Heading3"/>
@@ -6227,18 +6320,18 @@
           <wp:inline>
             <wp:extent cx="4373880" cy="2845282"/>
             <wp:effectExtent b="0" l="0" r="0" t="0"/>
-            <wp:docPr descr="Problem 2 decay fit" title="" id="37" name="Picture"/>
+            <wp:docPr descr="Problem 2 decay fit" title="" id="43" name="Picture"/>
             <a:graphic>
               <a:graphicData uri="http://schemas.openxmlformats.org/drawingml/2006/picture">
                 <pic:pic>
                   <pic:nvPicPr>
-                    <pic:cNvPr descr="../../result/problem2_decay_fit.png" id="38" name="Picture"/>
+                    <pic:cNvPr descr="../../result/problem2_decay_fit.png" id="44" name="Picture"/>
                     <pic:cNvPicPr>
                       <a:picLocks noChangeArrowheads="1" noChangeAspect="1"/>
                     </pic:cNvPicPr>
                   </pic:nvPicPr>
                   <pic:blipFill>
-                    <a:blip r:embed="rId36"/>
+                    <a:blip r:embed="rId42"/>
                     <a:stretch>
                       <a:fillRect/>
                     </a:stretch>
@@ -6273,9 +6366,9 @@
         <w:t xml:space="preserve">Problem 2 decay fit</w:t>
       </w:r>
     </w:p>
-    <w:bookmarkEnd w:id="39"/>
-    <w:bookmarkEnd w:id="40"/>
-    <w:bookmarkStart w:id="41" w:name="讨论和扩展-1"/>
+    <w:bookmarkEnd w:id="45"/>
+    <w:bookmarkEnd w:id="46"/>
+    <w:bookmarkStart w:id="47" w:name="讨论和扩展-1"/>
     <w:p>
       <w:pPr>
         <w:pStyle w:val="Heading2"/>
@@ -6404,9 +6497,9 @@
         <w:t xml:space="preserve">的估计相互接近，说明数据与单指数衰减假设具有较好的相容性。</w:t>
       </w:r>
     </w:p>
-    <w:bookmarkEnd w:id="41"/>
-    <w:bookmarkEnd w:id="42"/>
-    <w:bookmarkStart w:id="43" w:name="原始输出位置"/>
+    <w:bookmarkEnd w:id="47"/>
+    <w:bookmarkEnd w:id="48"/>
+    <w:bookmarkStart w:id="49" w:name="原始输出位置"/>
     <w:p>
       <w:pPr>
         <w:pStyle w:val="Heading1"/>
@@ -6532,7 +6625,7 @@
         <w:t xml:space="preserve">result/problem2_decay_fit.png</w:t>
       </w:r>
     </w:p>
-    <w:bookmarkEnd w:id="43"/>
+    <w:bookmarkEnd w:id="49"/>
     <w:sectPr>
       <w:footnotePr>
         <w:numRestart w:val="eachSect"/>

--- a/08/docs/answer/answer.docx
+++ b/08/docs/answer/answer.docx
@@ -505,12 +505,28 @@
         </w:tc>
       </w:tr>
     </w:tbl>
-    <w:bookmarkStart w:id="34" w:name="四组数据的直线拟合比较"/>
+    <w:bookmarkStart w:id="18" w:name="i.-四组数据的直线拟合比较"/>
     <w:p>
       <w:pPr>
         <w:pStyle w:val="Heading1"/>
       </w:pPr>
       <w:r>
+        <w:t xml:space="preserve">I. </w:t>
+      </w:r>
+      <w:r>
+        <w:rPr>
+          <w:rFonts w:hint="eastAsia"/>
+        </w:rPr>
+        <w:t xml:space="preserve">四组数据的直线拟合比较</w:t>
+      </w:r>
+    </w:p>
+    <w:bookmarkEnd w:id="18"/>
+    <w:bookmarkStart w:id="37" w:name="problem-1四组数据的直线拟合比较"/>
+    <w:p>
+      <w:pPr>
+        <w:pStyle w:val="Heading1"/>
+      </w:pPr>
+      <w:r>
         <w:rPr>
           <w:rStyle w:val="SectionNumber"/>
         </w:rPr>
@@ -520,31 +536,13 @@
         <w:tab/>
       </w:r>
       <w:r>
-        <w:rPr>
-          <w:rFonts w:hint="eastAsia"/>
-        </w:rPr>
-        <w:t xml:space="preserve">四组数据的直线拟合比较</w:t>
-      </w:r>
-    </w:p>
-    <w:bookmarkStart w:id="20" w:name="题目陈述"/>
-    <w:p>
-      <w:pPr>
-        <w:pStyle w:val="Heading2"/>
-      </w:pPr>
-      <w:r>
-        <w:rPr>
-          <w:rStyle w:val="SectionNumber"/>
-        </w:rPr>
-        <w:t xml:space="preserve">1.1</w:t>
-      </w:r>
-      <w:r>
-        <w:tab/>
-      </w:r>
-      <w:r>
-        <w:rPr>
-          <w:rFonts w:hint="eastAsia"/>
-        </w:rPr>
-        <w:t xml:space="preserve">题目陈述</w:t>
+        <w:t xml:space="preserve">Problem </w:t>
+      </w:r>
+      <w:r>
+        <w:rPr>
+          <w:rFonts w:hint="eastAsia"/>
+        </w:rPr>
+        <w:t xml:space="preserve">1：四组数据的直线拟合比较</w:t>
       </w:r>
     </w:p>
     <w:p>
@@ -552,18 +550,10 @@
         <w:pStyle w:val="FirstParagraph"/>
       </w:pPr>
       <w:r>
-        <w:t xml:space="preserve">Problem 1: Consider the following four sets of data.</w:t>
-      </w:r>
-    </w:p>
-    <w:p>
-      <w:pPr>
-        <w:pStyle w:val="BodyText"/>
-      </w:pPr>
-      <w:r>
-        <w:rPr>
-          <w:rFonts w:hint="eastAsia"/>
-        </w:rPr>
-        <w:t xml:space="preserve">给出四组二维数据：</w:t>
+        <w:rPr>
+          <w:rFonts w:hint="eastAsia"/>
+        </w:rPr>
+        <w:t xml:space="preserve">相关脚本：</w:t>
       </w:r>
     </w:p>
     <w:p>
@@ -574,361 +564,21 @@
           <w:numId w:val="1001"/>
         </w:numPr>
       </w:pPr>
-      <w:r>
-        <w:t xml:space="preserve">Data 1:</w:t>
-      </w:r>
-      <w:r>
-        <w:t xml:space="preserve"> </w:t>
-      </w:r>
-      <m:oMath>
-        <m:r>
-          <m:rPr>
-            <m:sty m:val="p"/>
-          </m:rPr>
-          <m:t>(</m:t>
-        </m:r>
-        <m:r>
-          <m:t>10</m:t>
-        </m:r>
-        <m:r>
-          <m:rPr>
-            <m:sty m:val="p"/>
-          </m:rPr>
-          <m:t>,</m:t>
-        </m:r>
-        <m:r>
-          <m:t>8.04</m:t>
-        </m:r>
-        <m:r>
-          <m:rPr>
-            <m:sty m:val="p"/>
-          </m:rPr>
-          <m:t>)</m:t>
-        </m:r>
-      </m:oMath>
-      <w:r>
-        <w:t xml:space="preserve">,</w:t>
-      </w:r>
-      <w:r>
-        <w:t xml:space="preserve"> </w:t>
-      </w:r>
-      <m:oMath>
-        <m:r>
-          <m:rPr>
-            <m:sty m:val="p"/>
-          </m:rPr>
-          <m:t>(</m:t>
-        </m:r>
-        <m:r>
-          <m:t>8</m:t>
-        </m:r>
-        <m:r>
-          <m:rPr>
-            <m:sty m:val="p"/>
-          </m:rPr>
-          <m:t>,</m:t>
-        </m:r>
-        <m:r>
-          <m:t>6.95</m:t>
-        </m:r>
-        <m:r>
-          <m:rPr>
-            <m:sty m:val="p"/>
-          </m:rPr>
-          <m:t>)</m:t>
-        </m:r>
-      </m:oMath>
-      <w:r>
-        <w:t xml:space="preserve">,</w:t>
-      </w:r>
-      <w:r>
-        <w:t xml:space="preserve"> </w:t>
-      </w:r>
-      <m:oMath>
-        <m:r>
-          <m:rPr>
-            <m:sty m:val="p"/>
-          </m:rPr>
-          <m:t>(</m:t>
-        </m:r>
-        <m:r>
-          <m:t>13</m:t>
-        </m:r>
-        <m:r>
-          <m:rPr>
-            <m:sty m:val="p"/>
-          </m:rPr>
-          <m:t>,</m:t>
-        </m:r>
-        <m:r>
-          <m:t>7.58</m:t>
-        </m:r>
-        <m:r>
-          <m:rPr>
-            <m:sty m:val="p"/>
-          </m:rPr>
-          <m:t>)</m:t>
-        </m:r>
-      </m:oMath>
-      <w:r>
-        <w:t xml:space="preserve">,</w:t>
-      </w:r>
-      <w:r>
-        <w:t xml:space="preserve"> </w:t>
-      </w:r>
-      <m:oMath>
-        <m:r>
-          <m:rPr>
-            <m:sty m:val="p"/>
-          </m:rPr>
-          <m:t>(</m:t>
-        </m:r>
-        <m:r>
-          <m:t>9</m:t>
-        </m:r>
-        <m:r>
-          <m:rPr>
-            <m:sty m:val="p"/>
-          </m:rPr>
-          <m:t>,</m:t>
-        </m:r>
-        <m:r>
-          <m:t>8.81</m:t>
-        </m:r>
-        <m:r>
-          <m:rPr>
-            <m:sty m:val="p"/>
-          </m:rPr>
-          <m:t>)</m:t>
-        </m:r>
-      </m:oMath>
-      <w:r>
-        <w:t xml:space="preserve">,</w:t>
-      </w:r>
-      <w:r>
-        <w:t xml:space="preserve"> </w:t>
-      </w:r>
-      <m:oMath>
-        <m:r>
-          <m:rPr>
-            <m:sty m:val="p"/>
-          </m:rPr>
-          <m:t>(</m:t>
-        </m:r>
-        <m:r>
-          <m:t>11</m:t>
-        </m:r>
-        <m:r>
-          <m:rPr>
-            <m:sty m:val="p"/>
-          </m:rPr>
-          <m:t>,</m:t>
-        </m:r>
-        <m:r>
-          <m:t>8.33</m:t>
-        </m:r>
-        <m:r>
-          <m:rPr>
-            <m:sty m:val="p"/>
-          </m:rPr>
-          <m:t>)</m:t>
-        </m:r>
-      </m:oMath>
-      <w:r>
-        <w:t xml:space="preserve">,</w:t>
-      </w:r>
-      <w:r>
-        <w:t xml:space="preserve"> </w:t>
-      </w:r>
-      <m:oMath>
-        <m:r>
-          <m:rPr>
-            <m:sty m:val="p"/>
-          </m:rPr>
-          <m:t>(</m:t>
-        </m:r>
-        <m:r>
-          <m:t>14</m:t>
-        </m:r>
-        <m:r>
-          <m:rPr>
-            <m:sty m:val="p"/>
-          </m:rPr>
-          <m:t>,</m:t>
-        </m:r>
-        <m:r>
-          <m:t>9.96</m:t>
-        </m:r>
-        <m:r>
-          <m:rPr>
-            <m:sty m:val="p"/>
-          </m:rPr>
-          <m:t>)</m:t>
-        </m:r>
-      </m:oMath>
-      <w:r>
-        <w:t xml:space="preserve">,</w:t>
-      </w:r>
-      <w:r>
-        <w:t xml:space="preserve"> </w:t>
-      </w:r>
-      <m:oMath>
-        <m:r>
-          <m:rPr>
-            <m:sty m:val="p"/>
-          </m:rPr>
-          <m:t>(</m:t>
-        </m:r>
-        <m:r>
-          <m:t>6</m:t>
-        </m:r>
-        <m:r>
-          <m:rPr>
-            <m:sty m:val="p"/>
-          </m:rPr>
-          <m:t>,</m:t>
-        </m:r>
-        <m:r>
-          <m:t>7.24</m:t>
-        </m:r>
-        <m:r>
-          <m:rPr>
-            <m:sty m:val="p"/>
-          </m:rPr>
-          <m:t>)</m:t>
-        </m:r>
-      </m:oMath>
-      <w:r>
-        <w:t xml:space="preserve">,</w:t>
-      </w:r>
-      <w:r>
-        <w:t xml:space="preserve"> </w:t>
-      </w:r>
-      <m:oMath>
-        <m:r>
-          <m:rPr>
-            <m:sty m:val="p"/>
-          </m:rPr>
-          <m:t>(</m:t>
-        </m:r>
-        <m:r>
-          <m:t>4</m:t>
-        </m:r>
-        <m:r>
-          <m:rPr>
-            <m:sty m:val="p"/>
-          </m:rPr>
-          <m:t>,</m:t>
-        </m:r>
-        <m:r>
-          <m:t>4.26</m:t>
-        </m:r>
-        <m:r>
-          <m:rPr>
-            <m:sty m:val="p"/>
-          </m:rPr>
-          <m:t>)</m:t>
-        </m:r>
-      </m:oMath>
-      <w:r>
-        <w:t xml:space="preserve">,</w:t>
-      </w:r>
-      <w:r>
-        <w:t xml:space="preserve"> </w:t>
-      </w:r>
-      <m:oMath>
-        <m:r>
-          <m:rPr>
-            <m:sty m:val="p"/>
-          </m:rPr>
-          <m:t>(</m:t>
-        </m:r>
-        <m:r>
-          <m:t>12</m:t>
-        </m:r>
-        <m:r>
-          <m:rPr>
-            <m:sty m:val="p"/>
-          </m:rPr>
-          <m:t>,</m:t>
-        </m:r>
-        <m:r>
-          <m:t>10.84</m:t>
-        </m:r>
-        <m:r>
-          <m:rPr>
-            <m:sty m:val="p"/>
-          </m:rPr>
-          <m:t>)</m:t>
-        </m:r>
-      </m:oMath>
-      <w:r>
-        <w:t xml:space="preserve">,</w:t>
-      </w:r>
-      <w:r>
-        <w:t xml:space="preserve"> </w:t>
-      </w:r>
-      <m:oMath>
-        <m:r>
-          <m:rPr>
-            <m:sty m:val="p"/>
-          </m:rPr>
-          <m:t>(</m:t>
-        </m:r>
-        <m:r>
-          <m:t>7</m:t>
-        </m:r>
-        <m:r>
-          <m:rPr>
-            <m:sty m:val="p"/>
-          </m:rPr>
-          <m:t>,</m:t>
-        </m:r>
-        <m:r>
-          <m:t>4.82</m:t>
-        </m:r>
-        <m:r>
-          <m:rPr>
-            <m:sty m:val="p"/>
-          </m:rPr>
-          <m:t>)</m:t>
-        </m:r>
-      </m:oMath>
-      <w:r>
-        <w:t xml:space="preserve">,</w:t>
-      </w:r>
-      <w:r>
-        <w:t xml:space="preserve"> </w:t>
-      </w:r>
-      <m:oMath>
-        <m:r>
-          <m:rPr>
-            <m:sty m:val="p"/>
-          </m:rPr>
-          <m:t>(</m:t>
-        </m:r>
-        <m:r>
-          <m:t>5</m:t>
-        </m:r>
-        <m:r>
-          <m:rPr>
-            <m:sty m:val="p"/>
-          </m:rPr>
-          <m:t>,</m:t>
-        </m:r>
-        <m:r>
-          <m:t>5.68</m:t>
-        </m:r>
-        <m:r>
-          <m:rPr>
-            <m:sty m:val="p"/>
-          </m:rPr>
-          <m:t>)</m:t>
-        </m:r>
-      </m:oMath>
-      <w:r>
-        <w:t xml:space="preserve">。</w:t>
-      </w:r>
+      <w:hyperlink r:id="rId19">
+        <w:r>
+          <w:rPr>
+            <w:rStyle w:val="Hyperlink"/>
+            <w:rFonts w:hint="eastAsia"/>
+          </w:rPr>
+          <w:t xml:space="preserve">本地</w:t>
+        </w:r>
+        <w:r>
+          <w:rPr>
+            <w:rStyle w:val="Hyperlink"/>
+          </w:rPr>
+          <w:t xml:space="preserve"> scripts/problem1.py</w:t>
+        </w:r>
+      </w:hyperlink>
     </w:p>
     <w:p>
       <w:pPr>
@@ -938,360 +588,53 @@
           <w:numId w:val="1001"/>
         </w:numPr>
       </w:pPr>
-      <w:r>
-        <w:t xml:space="preserve">Data 2:</w:t>
-      </w:r>
-      <w:r>
-        <w:t xml:space="preserve"> </w:t>
-      </w:r>
-      <m:oMath>
-        <m:r>
-          <m:rPr>
-            <m:sty m:val="p"/>
-          </m:rPr>
-          <m:t>(</m:t>
-        </m:r>
-        <m:r>
-          <m:t>10</m:t>
-        </m:r>
-        <m:r>
-          <m:rPr>
-            <m:sty m:val="p"/>
-          </m:rPr>
-          <m:t>,</m:t>
-        </m:r>
-        <m:r>
-          <m:t>9.14</m:t>
-        </m:r>
-        <m:r>
-          <m:rPr>
-            <m:sty m:val="p"/>
-          </m:rPr>
-          <m:t>)</m:t>
-        </m:r>
-      </m:oMath>
-      <w:r>
-        <w:t xml:space="preserve">,</w:t>
-      </w:r>
-      <w:r>
-        <w:t xml:space="preserve"> </w:t>
-      </w:r>
-      <m:oMath>
-        <m:r>
-          <m:rPr>
-            <m:sty m:val="p"/>
-          </m:rPr>
-          <m:t>(</m:t>
-        </m:r>
-        <m:r>
-          <m:t>8</m:t>
-        </m:r>
-        <m:r>
-          <m:rPr>
-            <m:sty m:val="p"/>
-          </m:rPr>
-          <m:t>,</m:t>
-        </m:r>
-        <m:r>
-          <m:t>8.14</m:t>
-        </m:r>
-        <m:r>
-          <m:rPr>
-            <m:sty m:val="p"/>
-          </m:rPr>
-          <m:t>)</m:t>
-        </m:r>
-      </m:oMath>
-      <w:r>
-        <w:t xml:space="preserve">,</w:t>
-      </w:r>
-      <w:r>
-        <w:t xml:space="preserve"> </w:t>
-      </w:r>
-      <m:oMath>
-        <m:r>
-          <m:rPr>
-            <m:sty m:val="p"/>
-          </m:rPr>
-          <m:t>(</m:t>
-        </m:r>
-        <m:r>
-          <m:t>13</m:t>
-        </m:r>
-        <m:r>
-          <m:rPr>
-            <m:sty m:val="p"/>
-          </m:rPr>
-          <m:t>,</m:t>
-        </m:r>
-        <m:r>
-          <m:t>8.74</m:t>
-        </m:r>
-        <m:r>
-          <m:rPr>
-            <m:sty m:val="p"/>
-          </m:rPr>
-          <m:t>)</m:t>
-        </m:r>
-      </m:oMath>
-      <w:r>
-        <w:t xml:space="preserve">,</w:t>
-      </w:r>
-      <w:r>
-        <w:t xml:space="preserve"> </w:t>
-      </w:r>
-      <m:oMath>
-        <m:r>
-          <m:rPr>
-            <m:sty m:val="p"/>
-          </m:rPr>
-          <m:t>(</m:t>
-        </m:r>
-        <m:r>
-          <m:t>9</m:t>
-        </m:r>
-        <m:r>
-          <m:rPr>
-            <m:sty m:val="p"/>
-          </m:rPr>
-          <m:t>,</m:t>
-        </m:r>
-        <m:r>
-          <m:t>8.77</m:t>
-        </m:r>
-        <m:r>
-          <m:rPr>
-            <m:sty m:val="p"/>
-          </m:rPr>
-          <m:t>)</m:t>
-        </m:r>
-      </m:oMath>
-      <w:r>
-        <w:t xml:space="preserve">,</w:t>
-      </w:r>
-      <w:r>
-        <w:t xml:space="preserve"> </w:t>
-      </w:r>
-      <m:oMath>
-        <m:r>
-          <m:rPr>
-            <m:sty m:val="p"/>
-          </m:rPr>
-          <m:t>(</m:t>
-        </m:r>
-        <m:r>
-          <m:t>11</m:t>
-        </m:r>
-        <m:r>
-          <m:rPr>
-            <m:sty m:val="p"/>
-          </m:rPr>
-          <m:t>,</m:t>
-        </m:r>
-        <m:r>
-          <m:t>9.26</m:t>
-        </m:r>
-        <m:r>
-          <m:rPr>
-            <m:sty m:val="p"/>
-          </m:rPr>
-          <m:t>)</m:t>
-        </m:r>
-      </m:oMath>
-      <w:r>
-        <w:t xml:space="preserve">,</w:t>
-      </w:r>
-      <w:r>
-        <w:t xml:space="preserve"> </w:t>
-      </w:r>
-      <m:oMath>
-        <m:r>
-          <m:rPr>
-            <m:sty m:val="p"/>
-          </m:rPr>
-          <m:t>(</m:t>
-        </m:r>
-        <m:r>
-          <m:t>14</m:t>
-        </m:r>
-        <m:r>
-          <m:rPr>
-            <m:sty m:val="p"/>
-          </m:rPr>
-          <m:t>,</m:t>
-        </m:r>
-        <m:r>
-          <m:t>8.10</m:t>
-        </m:r>
-        <m:r>
-          <m:rPr>
-            <m:sty m:val="p"/>
-          </m:rPr>
-          <m:t>)</m:t>
-        </m:r>
-      </m:oMath>
-      <w:r>
-        <w:t xml:space="preserve">,</w:t>
-      </w:r>
-      <w:r>
-        <w:t xml:space="preserve"> </w:t>
-      </w:r>
-      <m:oMath>
-        <m:r>
-          <m:rPr>
-            <m:sty m:val="p"/>
-          </m:rPr>
-          <m:t>(</m:t>
-        </m:r>
-        <m:r>
-          <m:t>6</m:t>
-        </m:r>
-        <m:r>
-          <m:rPr>
-            <m:sty m:val="p"/>
-          </m:rPr>
-          <m:t>,</m:t>
-        </m:r>
-        <m:r>
-          <m:t>6.13</m:t>
-        </m:r>
-        <m:r>
-          <m:rPr>
-            <m:sty m:val="p"/>
-          </m:rPr>
-          <m:t>)</m:t>
-        </m:r>
-      </m:oMath>
-      <w:r>
-        <w:t xml:space="preserve">,</w:t>
-      </w:r>
-      <w:r>
-        <w:t xml:space="preserve"> </w:t>
-      </w:r>
-      <m:oMath>
-        <m:r>
-          <m:rPr>
-            <m:sty m:val="p"/>
-          </m:rPr>
-          <m:t>(</m:t>
-        </m:r>
-        <m:r>
-          <m:t>4</m:t>
-        </m:r>
-        <m:r>
-          <m:rPr>
-            <m:sty m:val="p"/>
-          </m:rPr>
-          <m:t>,</m:t>
-        </m:r>
-        <m:r>
-          <m:t>3.10</m:t>
-        </m:r>
-        <m:r>
-          <m:rPr>
-            <m:sty m:val="p"/>
-          </m:rPr>
-          <m:t>)</m:t>
-        </m:r>
-      </m:oMath>
-      <w:r>
-        <w:t xml:space="preserve">,</w:t>
-      </w:r>
-      <w:r>
-        <w:t xml:space="preserve"> </w:t>
-      </w:r>
-      <m:oMath>
-        <m:r>
-          <m:rPr>
-            <m:sty m:val="p"/>
-          </m:rPr>
-          <m:t>(</m:t>
-        </m:r>
-        <m:r>
-          <m:t>12</m:t>
-        </m:r>
-        <m:r>
-          <m:rPr>
-            <m:sty m:val="p"/>
-          </m:rPr>
-          <m:t>,</m:t>
-        </m:r>
-        <m:r>
-          <m:t>9.13</m:t>
-        </m:r>
-        <m:r>
-          <m:rPr>
-            <m:sty m:val="p"/>
-          </m:rPr>
-          <m:t>)</m:t>
-        </m:r>
-      </m:oMath>
-      <w:r>
-        <w:t xml:space="preserve">,</w:t>
-      </w:r>
-      <w:r>
-        <w:t xml:space="preserve"> </w:t>
-      </w:r>
-      <m:oMath>
-        <m:r>
-          <m:rPr>
-            <m:sty m:val="p"/>
-          </m:rPr>
-          <m:t>(</m:t>
-        </m:r>
-        <m:r>
-          <m:t>7</m:t>
-        </m:r>
-        <m:r>
-          <m:rPr>
-            <m:sty m:val="p"/>
-          </m:rPr>
-          <m:t>,</m:t>
-        </m:r>
-        <m:r>
-          <m:t>7.26</m:t>
-        </m:r>
-        <m:r>
-          <m:rPr>
-            <m:sty m:val="p"/>
-          </m:rPr>
-          <m:t>)</m:t>
-        </m:r>
-      </m:oMath>
-      <w:r>
-        <w:t xml:space="preserve">,</w:t>
-      </w:r>
-      <w:r>
-        <w:t xml:space="preserve"> </w:t>
-      </w:r>
-      <m:oMath>
-        <m:r>
-          <m:rPr>
-            <m:sty m:val="p"/>
-          </m:rPr>
-          <m:t>(</m:t>
-        </m:r>
-        <m:r>
-          <m:t>5</m:t>
-        </m:r>
-        <m:r>
-          <m:rPr>
-            <m:sty m:val="p"/>
-          </m:rPr>
-          <m:t>,</m:t>
-        </m:r>
-        <m:r>
-          <m:t>4.74</m:t>
-        </m:r>
-        <m:r>
-          <m:rPr>
-            <m:sty m:val="p"/>
-          </m:rPr>
-          <m:t>)</m:t>
-        </m:r>
-      </m:oMath>
-      <w:r>
-        <w:t xml:space="preserve">。</w:t>
+      <w:hyperlink r:id="rId20">
+        <w:r>
+          <w:rPr>
+            <w:rStyle w:val="Hyperlink"/>
+          </w:rPr>
+          <w:t xml:space="preserve">GitHub scripts/problem1.py</w:t>
+        </w:r>
+      </w:hyperlink>
+    </w:p>
+    <w:bookmarkStart w:id="23" w:name="待求问题"/>
+    <w:p>
+      <w:pPr>
+        <w:pStyle w:val="Heading2"/>
+      </w:pPr>
+      <w:r>
+        <w:rPr>
+          <w:rStyle w:val="SectionNumber"/>
+        </w:rPr>
+        <w:t xml:space="preserve">1.1</w:t>
+      </w:r>
+      <w:r>
+        <w:tab/>
+      </w:r>
+      <w:r>
+        <w:rPr>
+          <w:rFonts w:hint="eastAsia"/>
+        </w:rPr>
+        <w:t xml:space="preserve">待求问题</w:t>
+      </w:r>
+    </w:p>
+    <w:p>
+      <w:pPr>
+        <w:pStyle w:val="FirstParagraph"/>
+      </w:pPr>
+      <w:r>
+        <w:t xml:space="preserve">Problem 1: Consider the following four sets of data.</w:t>
+      </w:r>
+    </w:p>
+    <w:p>
+      <w:pPr>
+        <w:pStyle w:val="BodyText"/>
+      </w:pPr>
+      <w:r>
+        <w:rPr>
+          <w:rFonts w:hint="eastAsia"/>
+        </w:rPr>
+        <w:t xml:space="preserve">给出四组二维数据：</w:t>
       </w:r>
     </w:p>
     <w:p>
@@ -1299,11 +642,11 @@
         <w:pStyle w:val="Compact"/>
         <w:numPr>
           <w:ilvl w:val="0"/>
-          <w:numId w:val="1001"/>
+          <w:numId w:val="1002"/>
         </w:numPr>
       </w:pPr>
       <w:r>
-        <w:t xml:space="preserve">Data 3:</w:t>
+        <w:t xml:space="preserve">Data 1:</w:t>
       </w:r>
       <w:r>
         <w:t xml:space="preserve"> </w:t>
@@ -1325,7 +668,7 @@
           <m:t>,</m:t>
         </m:r>
         <m:r>
-          <m:t>7.46</m:t>
+          <m:t>8.04</m:t>
         </m:r>
         <m:r>
           <m:rPr>
@@ -1357,7 +700,7 @@
           <m:t>,</m:t>
         </m:r>
         <m:r>
-          <m:t>6.77</m:t>
+          <m:t>6.95</m:t>
         </m:r>
         <m:r>
           <m:rPr>
@@ -1389,7 +732,7 @@
           <m:t>,</m:t>
         </m:r>
         <m:r>
-          <m:t>12.74</m:t>
+          <m:t>7.58</m:t>
         </m:r>
         <m:r>
           <m:rPr>
@@ -1421,7 +764,7 @@
           <m:t>,</m:t>
         </m:r>
         <m:r>
-          <m:t>7.11</m:t>
+          <m:t>8.81</m:t>
         </m:r>
         <m:r>
           <m:rPr>
@@ -1453,7 +796,7 @@
           <m:t>,</m:t>
         </m:r>
         <m:r>
-          <m:t>7.81</m:t>
+          <m:t>8.33</m:t>
         </m:r>
         <m:r>
           <m:rPr>
@@ -1485,7 +828,7 @@
           <m:t>,</m:t>
         </m:r>
         <m:r>
-          <m:t>8.84</m:t>
+          <m:t>9.96</m:t>
         </m:r>
         <m:r>
           <m:rPr>
@@ -1517,7 +860,7 @@
           <m:t>,</m:t>
         </m:r>
         <m:r>
-          <m:t>6.08</m:t>
+          <m:t>7.24</m:t>
         </m:r>
         <m:r>
           <m:rPr>
@@ -1549,7 +892,7 @@
           <m:t>,</m:t>
         </m:r>
         <m:r>
-          <m:t>5.39</m:t>
+          <m:t>4.26</m:t>
         </m:r>
         <m:r>
           <m:rPr>
@@ -1581,7 +924,7 @@
           <m:t>,</m:t>
         </m:r>
         <m:r>
-          <m:t>8.15</m:t>
+          <m:t>10.84</m:t>
         </m:r>
         <m:r>
           <m:rPr>
@@ -1613,7 +956,7 @@
           <m:t>,</m:t>
         </m:r>
         <m:r>
-          <m:t>6.42</m:t>
+          <m:t>4.82</m:t>
         </m:r>
         <m:r>
           <m:rPr>
@@ -1645,7 +988,7 @@
           <m:t>,</m:t>
         </m:r>
         <m:r>
-          <m:t>5.73</m:t>
+          <m:t>5.68</m:t>
         </m:r>
         <m:r>
           <m:rPr>
@@ -1663,10 +1006,738 @@
         <w:pStyle w:val="Compact"/>
         <w:numPr>
           <w:ilvl w:val="0"/>
-          <w:numId w:val="1001"/>
+          <w:numId w:val="1002"/>
         </w:numPr>
       </w:pPr>
       <w:r>
+        <w:t xml:space="preserve">Data 2:</w:t>
+      </w:r>
+      <w:r>
+        <w:t xml:space="preserve"> </w:t>
+      </w:r>
+      <m:oMath>
+        <m:r>
+          <m:rPr>
+            <m:sty m:val="p"/>
+          </m:rPr>
+          <m:t>(</m:t>
+        </m:r>
+        <m:r>
+          <m:t>10</m:t>
+        </m:r>
+        <m:r>
+          <m:rPr>
+            <m:sty m:val="p"/>
+          </m:rPr>
+          <m:t>,</m:t>
+        </m:r>
+        <m:r>
+          <m:t>9.14</m:t>
+        </m:r>
+        <m:r>
+          <m:rPr>
+            <m:sty m:val="p"/>
+          </m:rPr>
+          <m:t>)</m:t>
+        </m:r>
+      </m:oMath>
+      <w:r>
+        <w:t xml:space="preserve">,</w:t>
+      </w:r>
+      <w:r>
+        <w:t xml:space="preserve"> </w:t>
+      </w:r>
+      <m:oMath>
+        <m:r>
+          <m:rPr>
+            <m:sty m:val="p"/>
+          </m:rPr>
+          <m:t>(</m:t>
+        </m:r>
+        <m:r>
+          <m:t>8</m:t>
+        </m:r>
+        <m:r>
+          <m:rPr>
+            <m:sty m:val="p"/>
+          </m:rPr>
+          <m:t>,</m:t>
+        </m:r>
+        <m:r>
+          <m:t>8.14</m:t>
+        </m:r>
+        <m:r>
+          <m:rPr>
+            <m:sty m:val="p"/>
+          </m:rPr>
+          <m:t>)</m:t>
+        </m:r>
+      </m:oMath>
+      <w:r>
+        <w:t xml:space="preserve">,</w:t>
+      </w:r>
+      <w:r>
+        <w:t xml:space="preserve"> </w:t>
+      </w:r>
+      <m:oMath>
+        <m:r>
+          <m:rPr>
+            <m:sty m:val="p"/>
+          </m:rPr>
+          <m:t>(</m:t>
+        </m:r>
+        <m:r>
+          <m:t>13</m:t>
+        </m:r>
+        <m:r>
+          <m:rPr>
+            <m:sty m:val="p"/>
+          </m:rPr>
+          <m:t>,</m:t>
+        </m:r>
+        <m:r>
+          <m:t>8.74</m:t>
+        </m:r>
+        <m:r>
+          <m:rPr>
+            <m:sty m:val="p"/>
+          </m:rPr>
+          <m:t>)</m:t>
+        </m:r>
+      </m:oMath>
+      <w:r>
+        <w:t xml:space="preserve">,</w:t>
+      </w:r>
+      <w:r>
+        <w:t xml:space="preserve"> </w:t>
+      </w:r>
+      <m:oMath>
+        <m:r>
+          <m:rPr>
+            <m:sty m:val="p"/>
+          </m:rPr>
+          <m:t>(</m:t>
+        </m:r>
+        <m:r>
+          <m:t>9</m:t>
+        </m:r>
+        <m:r>
+          <m:rPr>
+            <m:sty m:val="p"/>
+          </m:rPr>
+          <m:t>,</m:t>
+        </m:r>
+        <m:r>
+          <m:t>8.77</m:t>
+        </m:r>
+        <m:r>
+          <m:rPr>
+            <m:sty m:val="p"/>
+          </m:rPr>
+          <m:t>)</m:t>
+        </m:r>
+      </m:oMath>
+      <w:r>
+        <w:t xml:space="preserve">,</w:t>
+      </w:r>
+      <w:r>
+        <w:t xml:space="preserve"> </w:t>
+      </w:r>
+      <m:oMath>
+        <m:r>
+          <m:rPr>
+            <m:sty m:val="p"/>
+          </m:rPr>
+          <m:t>(</m:t>
+        </m:r>
+        <m:r>
+          <m:t>11</m:t>
+        </m:r>
+        <m:r>
+          <m:rPr>
+            <m:sty m:val="p"/>
+          </m:rPr>
+          <m:t>,</m:t>
+        </m:r>
+        <m:r>
+          <m:t>9.26</m:t>
+        </m:r>
+        <m:r>
+          <m:rPr>
+            <m:sty m:val="p"/>
+          </m:rPr>
+          <m:t>)</m:t>
+        </m:r>
+      </m:oMath>
+      <w:r>
+        <w:t xml:space="preserve">,</w:t>
+      </w:r>
+      <w:r>
+        <w:t xml:space="preserve"> </w:t>
+      </w:r>
+      <m:oMath>
+        <m:r>
+          <m:rPr>
+            <m:sty m:val="p"/>
+          </m:rPr>
+          <m:t>(</m:t>
+        </m:r>
+        <m:r>
+          <m:t>14</m:t>
+        </m:r>
+        <m:r>
+          <m:rPr>
+            <m:sty m:val="p"/>
+          </m:rPr>
+          <m:t>,</m:t>
+        </m:r>
+        <m:r>
+          <m:t>8.10</m:t>
+        </m:r>
+        <m:r>
+          <m:rPr>
+            <m:sty m:val="p"/>
+          </m:rPr>
+          <m:t>)</m:t>
+        </m:r>
+      </m:oMath>
+      <w:r>
+        <w:t xml:space="preserve">,</w:t>
+      </w:r>
+      <w:r>
+        <w:t xml:space="preserve"> </w:t>
+      </w:r>
+      <m:oMath>
+        <m:r>
+          <m:rPr>
+            <m:sty m:val="p"/>
+          </m:rPr>
+          <m:t>(</m:t>
+        </m:r>
+        <m:r>
+          <m:t>6</m:t>
+        </m:r>
+        <m:r>
+          <m:rPr>
+            <m:sty m:val="p"/>
+          </m:rPr>
+          <m:t>,</m:t>
+        </m:r>
+        <m:r>
+          <m:t>6.13</m:t>
+        </m:r>
+        <m:r>
+          <m:rPr>
+            <m:sty m:val="p"/>
+          </m:rPr>
+          <m:t>)</m:t>
+        </m:r>
+      </m:oMath>
+      <w:r>
+        <w:t xml:space="preserve">,</w:t>
+      </w:r>
+      <w:r>
+        <w:t xml:space="preserve"> </w:t>
+      </w:r>
+      <m:oMath>
+        <m:r>
+          <m:rPr>
+            <m:sty m:val="p"/>
+          </m:rPr>
+          <m:t>(</m:t>
+        </m:r>
+        <m:r>
+          <m:t>4</m:t>
+        </m:r>
+        <m:r>
+          <m:rPr>
+            <m:sty m:val="p"/>
+          </m:rPr>
+          <m:t>,</m:t>
+        </m:r>
+        <m:r>
+          <m:t>3.10</m:t>
+        </m:r>
+        <m:r>
+          <m:rPr>
+            <m:sty m:val="p"/>
+          </m:rPr>
+          <m:t>)</m:t>
+        </m:r>
+      </m:oMath>
+      <w:r>
+        <w:t xml:space="preserve">,</w:t>
+      </w:r>
+      <w:r>
+        <w:t xml:space="preserve"> </w:t>
+      </w:r>
+      <m:oMath>
+        <m:r>
+          <m:rPr>
+            <m:sty m:val="p"/>
+          </m:rPr>
+          <m:t>(</m:t>
+        </m:r>
+        <m:r>
+          <m:t>12</m:t>
+        </m:r>
+        <m:r>
+          <m:rPr>
+            <m:sty m:val="p"/>
+          </m:rPr>
+          <m:t>,</m:t>
+        </m:r>
+        <m:r>
+          <m:t>9.13</m:t>
+        </m:r>
+        <m:r>
+          <m:rPr>
+            <m:sty m:val="p"/>
+          </m:rPr>
+          <m:t>)</m:t>
+        </m:r>
+      </m:oMath>
+      <w:r>
+        <w:t xml:space="preserve">,</w:t>
+      </w:r>
+      <w:r>
+        <w:t xml:space="preserve"> </w:t>
+      </w:r>
+      <m:oMath>
+        <m:r>
+          <m:rPr>
+            <m:sty m:val="p"/>
+          </m:rPr>
+          <m:t>(</m:t>
+        </m:r>
+        <m:r>
+          <m:t>7</m:t>
+        </m:r>
+        <m:r>
+          <m:rPr>
+            <m:sty m:val="p"/>
+          </m:rPr>
+          <m:t>,</m:t>
+        </m:r>
+        <m:r>
+          <m:t>7.26</m:t>
+        </m:r>
+        <m:r>
+          <m:rPr>
+            <m:sty m:val="p"/>
+          </m:rPr>
+          <m:t>)</m:t>
+        </m:r>
+      </m:oMath>
+      <w:r>
+        <w:t xml:space="preserve">,</w:t>
+      </w:r>
+      <w:r>
+        <w:t xml:space="preserve"> </w:t>
+      </w:r>
+      <m:oMath>
+        <m:r>
+          <m:rPr>
+            <m:sty m:val="p"/>
+          </m:rPr>
+          <m:t>(</m:t>
+        </m:r>
+        <m:r>
+          <m:t>5</m:t>
+        </m:r>
+        <m:r>
+          <m:rPr>
+            <m:sty m:val="p"/>
+          </m:rPr>
+          <m:t>,</m:t>
+        </m:r>
+        <m:r>
+          <m:t>4.74</m:t>
+        </m:r>
+        <m:r>
+          <m:rPr>
+            <m:sty m:val="p"/>
+          </m:rPr>
+          <m:t>)</m:t>
+        </m:r>
+      </m:oMath>
+      <w:r>
+        <w:t xml:space="preserve">。</w:t>
+      </w:r>
+    </w:p>
+    <w:p>
+      <w:pPr>
+        <w:pStyle w:val="Compact"/>
+        <w:numPr>
+          <w:ilvl w:val="0"/>
+          <w:numId w:val="1002"/>
+        </w:numPr>
+      </w:pPr>
+      <w:r>
+        <w:t xml:space="preserve">Data 3:</w:t>
+      </w:r>
+      <w:r>
+        <w:t xml:space="preserve"> </w:t>
+      </w:r>
+      <m:oMath>
+        <m:r>
+          <m:rPr>
+            <m:sty m:val="p"/>
+          </m:rPr>
+          <m:t>(</m:t>
+        </m:r>
+        <m:r>
+          <m:t>10</m:t>
+        </m:r>
+        <m:r>
+          <m:rPr>
+            <m:sty m:val="p"/>
+          </m:rPr>
+          <m:t>,</m:t>
+        </m:r>
+        <m:r>
+          <m:t>7.46</m:t>
+        </m:r>
+        <m:r>
+          <m:rPr>
+            <m:sty m:val="p"/>
+          </m:rPr>
+          <m:t>)</m:t>
+        </m:r>
+      </m:oMath>
+      <w:r>
+        <w:t xml:space="preserve">,</w:t>
+      </w:r>
+      <w:r>
+        <w:t xml:space="preserve"> </w:t>
+      </w:r>
+      <m:oMath>
+        <m:r>
+          <m:rPr>
+            <m:sty m:val="p"/>
+          </m:rPr>
+          <m:t>(</m:t>
+        </m:r>
+        <m:r>
+          <m:t>8</m:t>
+        </m:r>
+        <m:r>
+          <m:rPr>
+            <m:sty m:val="p"/>
+          </m:rPr>
+          <m:t>,</m:t>
+        </m:r>
+        <m:r>
+          <m:t>6.77</m:t>
+        </m:r>
+        <m:r>
+          <m:rPr>
+            <m:sty m:val="p"/>
+          </m:rPr>
+          <m:t>)</m:t>
+        </m:r>
+      </m:oMath>
+      <w:r>
+        <w:t xml:space="preserve">,</w:t>
+      </w:r>
+      <w:r>
+        <w:t xml:space="preserve"> </w:t>
+      </w:r>
+      <m:oMath>
+        <m:r>
+          <m:rPr>
+            <m:sty m:val="p"/>
+          </m:rPr>
+          <m:t>(</m:t>
+        </m:r>
+        <m:r>
+          <m:t>13</m:t>
+        </m:r>
+        <m:r>
+          <m:rPr>
+            <m:sty m:val="p"/>
+          </m:rPr>
+          <m:t>,</m:t>
+        </m:r>
+        <m:r>
+          <m:t>12.74</m:t>
+        </m:r>
+        <m:r>
+          <m:rPr>
+            <m:sty m:val="p"/>
+          </m:rPr>
+          <m:t>)</m:t>
+        </m:r>
+      </m:oMath>
+      <w:r>
+        <w:t xml:space="preserve">,</w:t>
+      </w:r>
+      <w:r>
+        <w:t xml:space="preserve"> </w:t>
+      </w:r>
+      <m:oMath>
+        <m:r>
+          <m:rPr>
+            <m:sty m:val="p"/>
+          </m:rPr>
+          <m:t>(</m:t>
+        </m:r>
+        <m:r>
+          <m:t>9</m:t>
+        </m:r>
+        <m:r>
+          <m:rPr>
+            <m:sty m:val="p"/>
+          </m:rPr>
+          <m:t>,</m:t>
+        </m:r>
+        <m:r>
+          <m:t>7.11</m:t>
+        </m:r>
+        <m:r>
+          <m:rPr>
+            <m:sty m:val="p"/>
+          </m:rPr>
+          <m:t>)</m:t>
+        </m:r>
+      </m:oMath>
+      <w:r>
+        <w:t xml:space="preserve">,</w:t>
+      </w:r>
+      <w:r>
+        <w:t xml:space="preserve"> </w:t>
+      </w:r>
+      <m:oMath>
+        <m:r>
+          <m:rPr>
+            <m:sty m:val="p"/>
+          </m:rPr>
+          <m:t>(</m:t>
+        </m:r>
+        <m:r>
+          <m:t>11</m:t>
+        </m:r>
+        <m:r>
+          <m:rPr>
+            <m:sty m:val="p"/>
+          </m:rPr>
+          <m:t>,</m:t>
+        </m:r>
+        <m:r>
+          <m:t>7.81</m:t>
+        </m:r>
+        <m:r>
+          <m:rPr>
+            <m:sty m:val="p"/>
+          </m:rPr>
+          <m:t>)</m:t>
+        </m:r>
+      </m:oMath>
+      <w:r>
+        <w:t xml:space="preserve">,</w:t>
+      </w:r>
+      <w:r>
+        <w:t xml:space="preserve"> </w:t>
+      </w:r>
+      <m:oMath>
+        <m:r>
+          <m:rPr>
+            <m:sty m:val="p"/>
+          </m:rPr>
+          <m:t>(</m:t>
+        </m:r>
+        <m:r>
+          <m:t>14</m:t>
+        </m:r>
+        <m:r>
+          <m:rPr>
+            <m:sty m:val="p"/>
+          </m:rPr>
+          <m:t>,</m:t>
+        </m:r>
+        <m:r>
+          <m:t>8.84</m:t>
+        </m:r>
+        <m:r>
+          <m:rPr>
+            <m:sty m:val="p"/>
+          </m:rPr>
+          <m:t>)</m:t>
+        </m:r>
+      </m:oMath>
+      <w:r>
+        <w:t xml:space="preserve">,</w:t>
+      </w:r>
+      <w:r>
+        <w:t xml:space="preserve"> </w:t>
+      </w:r>
+      <m:oMath>
+        <m:r>
+          <m:rPr>
+            <m:sty m:val="p"/>
+          </m:rPr>
+          <m:t>(</m:t>
+        </m:r>
+        <m:r>
+          <m:t>6</m:t>
+        </m:r>
+        <m:r>
+          <m:rPr>
+            <m:sty m:val="p"/>
+          </m:rPr>
+          <m:t>,</m:t>
+        </m:r>
+        <m:r>
+          <m:t>6.08</m:t>
+        </m:r>
+        <m:r>
+          <m:rPr>
+            <m:sty m:val="p"/>
+          </m:rPr>
+          <m:t>)</m:t>
+        </m:r>
+      </m:oMath>
+      <w:r>
+        <w:t xml:space="preserve">,</w:t>
+      </w:r>
+      <w:r>
+        <w:t xml:space="preserve"> </w:t>
+      </w:r>
+      <m:oMath>
+        <m:r>
+          <m:rPr>
+            <m:sty m:val="p"/>
+          </m:rPr>
+          <m:t>(</m:t>
+        </m:r>
+        <m:r>
+          <m:t>4</m:t>
+        </m:r>
+        <m:r>
+          <m:rPr>
+            <m:sty m:val="p"/>
+          </m:rPr>
+          <m:t>,</m:t>
+        </m:r>
+        <m:r>
+          <m:t>5.39</m:t>
+        </m:r>
+        <m:r>
+          <m:rPr>
+            <m:sty m:val="p"/>
+          </m:rPr>
+          <m:t>)</m:t>
+        </m:r>
+      </m:oMath>
+      <w:r>
+        <w:t xml:space="preserve">,</w:t>
+      </w:r>
+      <w:r>
+        <w:t xml:space="preserve"> </w:t>
+      </w:r>
+      <m:oMath>
+        <m:r>
+          <m:rPr>
+            <m:sty m:val="p"/>
+          </m:rPr>
+          <m:t>(</m:t>
+        </m:r>
+        <m:r>
+          <m:t>12</m:t>
+        </m:r>
+        <m:r>
+          <m:rPr>
+            <m:sty m:val="p"/>
+          </m:rPr>
+          <m:t>,</m:t>
+        </m:r>
+        <m:r>
+          <m:t>8.15</m:t>
+        </m:r>
+        <m:r>
+          <m:rPr>
+            <m:sty m:val="p"/>
+          </m:rPr>
+          <m:t>)</m:t>
+        </m:r>
+      </m:oMath>
+      <w:r>
+        <w:t xml:space="preserve">,</w:t>
+      </w:r>
+      <w:r>
+        <w:t xml:space="preserve"> </w:t>
+      </w:r>
+      <m:oMath>
+        <m:r>
+          <m:rPr>
+            <m:sty m:val="p"/>
+          </m:rPr>
+          <m:t>(</m:t>
+        </m:r>
+        <m:r>
+          <m:t>7</m:t>
+        </m:r>
+        <m:r>
+          <m:rPr>
+            <m:sty m:val="p"/>
+          </m:rPr>
+          <m:t>,</m:t>
+        </m:r>
+        <m:r>
+          <m:t>6.42</m:t>
+        </m:r>
+        <m:r>
+          <m:rPr>
+            <m:sty m:val="p"/>
+          </m:rPr>
+          <m:t>)</m:t>
+        </m:r>
+      </m:oMath>
+      <w:r>
+        <w:t xml:space="preserve">,</w:t>
+      </w:r>
+      <w:r>
+        <w:t xml:space="preserve"> </w:t>
+      </w:r>
+      <m:oMath>
+        <m:r>
+          <m:rPr>
+            <m:sty m:val="p"/>
+          </m:rPr>
+          <m:t>(</m:t>
+        </m:r>
+        <m:r>
+          <m:t>5</m:t>
+        </m:r>
+        <m:r>
+          <m:rPr>
+            <m:sty m:val="p"/>
+          </m:rPr>
+          <m:t>,</m:t>
+        </m:r>
+        <m:r>
+          <m:t>5.73</m:t>
+        </m:r>
+        <m:r>
+          <m:rPr>
+            <m:sty m:val="p"/>
+          </m:rPr>
+          <m:t>)</m:t>
+        </m:r>
+      </m:oMath>
+      <w:r>
+        <w:t xml:space="preserve">。</w:t>
+      </w:r>
+    </w:p>
+    <w:p>
+      <w:pPr>
+        <w:pStyle w:val="Compact"/>
+        <w:numPr>
+          <w:ilvl w:val="0"/>
+          <w:numId w:val="1002"/>
+        </w:numPr>
+      </w:pPr>
+      <w:r>
         <w:t xml:space="preserve">Data 4:</w:t>
       </w:r>
       <w:r>
@@ -2022,7 +2093,7 @@
         <w:t xml:space="preserve">。</w:t>
       </w:r>
     </w:p>
-    <w:bookmarkStart w:id="18" w:name="section"/>
+    <w:bookmarkStart w:id="21" w:name="section"/>
     <w:p>
       <w:pPr>
         <w:pStyle w:val="Heading3"/>
@@ -2059,8 +2130,8 @@
         <w:t xml:space="preserve">请分别对上述四组数据做直线拟合，并讨论拟合效果是好还是坏。</w:t>
       </w:r>
     </w:p>
-    <w:bookmarkEnd w:id="18"/>
-    <w:bookmarkStart w:id="19" w:name="section-1"/>
+    <w:bookmarkEnd w:id="21"/>
+    <w:bookmarkStart w:id="22" w:name="section-1"/>
     <w:p>
       <w:pPr>
         <w:pStyle w:val="Heading3"/>
@@ -2097,9 +2168,9 @@
         <w:t xml:space="preserve">请绘制各组数据及其拟合直线。</w:t>
       </w:r>
     </w:p>
-    <w:bookmarkEnd w:id="19"/>
-    <w:bookmarkEnd w:id="20"/>
-    <w:bookmarkStart w:id="23" w:name="解决方案"/>
+    <w:bookmarkEnd w:id="22"/>
+    <w:bookmarkEnd w:id="23"/>
+    <w:bookmarkStart w:id="26" w:name="解决方式"/>
     <w:p>
       <w:pPr>
         <w:pStyle w:val="Heading2"/>
@@ -2117,10 +2188,10 @@
         <w:rPr>
           <w:rFonts w:hint="eastAsia"/>
         </w:rPr>
-        <w:t xml:space="preserve">解决方案</w:t>
-      </w:r>
-    </w:p>
-    <w:bookmarkStart w:id="21" w:name="section-2"/>
+        <w:t xml:space="preserve">解决方式</w:t>
+      </w:r>
+    </w:p>
+    <w:bookmarkStart w:id="24" w:name="section-2"/>
     <w:p>
       <w:pPr>
         <w:pStyle w:val="Heading3"/>
@@ -2704,8 +2775,8 @@
         <w:t xml:space="preserve">end for</w:t>
       </w:r>
     </w:p>
-    <w:bookmarkEnd w:id="21"/>
-    <w:bookmarkStart w:id="22" w:name="section-3"/>
+    <w:bookmarkEnd w:id="24"/>
+    <w:bookmarkStart w:id="25" w:name="section-3"/>
     <w:p>
       <w:pPr>
         <w:pStyle w:val="Heading3"/>
@@ -2739,7 +2810,7 @@
         <w:pStyle w:val="Compact"/>
         <w:numPr>
           <w:ilvl w:val="0"/>
-          <w:numId w:val="1002"/>
+          <w:numId w:val="1003"/>
         </w:numPr>
       </w:pPr>
       <w:r>
@@ -2754,7 +2825,7 @@
         <w:pStyle w:val="Compact"/>
         <w:numPr>
           <w:ilvl w:val="0"/>
-          <w:numId w:val="1002"/>
+          <w:numId w:val="1003"/>
         </w:numPr>
       </w:pPr>
       <w:r>
@@ -2769,7 +2840,7 @@
         <w:pStyle w:val="Compact"/>
         <w:numPr>
           <w:ilvl w:val="0"/>
-          <w:numId w:val="1002"/>
+          <w:numId w:val="1003"/>
         </w:numPr>
       </w:pPr>
       <w:r>
@@ -2835,9 +2906,9 @@
         <w:t xml:space="preserve">此外再绘制残差诊断图，以观察线性模型是否遗漏了曲率、离群点或高杠杆点效应。</w:t>
       </w:r>
     </w:p>
-    <w:bookmarkEnd w:id="22"/>
-    <w:bookmarkEnd w:id="23"/>
-    <w:bookmarkStart w:id="32" w:name="问题答案"/>
+    <w:bookmarkEnd w:id="25"/>
+    <w:bookmarkEnd w:id="26"/>
+    <w:bookmarkStart w:id="35" w:name="问题答案"/>
     <w:p>
       <w:pPr>
         <w:pStyle w:val="Heading2"/>
@@ -2858,7 +2929,7 @@
         <w:t xml:space="preserve">问题答案</w:t>
       </w:r>
     </w:p>
-    <w:bookmarkStart w:id="24" w:name="section-4"/>
+    <w:bookmarkStart w:id="27" w:name="section-4"/>
     <w:p>
       <w:pPr>
         <w:pStyle w:val="Heading3"/>
@@ -3360,7 +3431,7 @@
         <w:pStyle w:val="Compact"/>
         <w:numPr>
           <w:ilvl w:val="0"/>
-          <w:numId w:val="1003"/>
+          <w:numId w:val="1004"/>
         </w:numPr>
       </w:pPr>
       <w:r>
@@ -3378,7 +3449,7 @@
         <w:pStyle w:val="Compact"/>
         <w:numPr>
           <w:ilvl w:val="0"/>
-          <w:numId w:val="1003"/>
+          <w:numId w:val="1004"/>
         </w:numPr>
       </w:pPr>
       <w:r>
@@ -3405,7 +3476,7 @@
         <w:pStyle w:val="Compact"/>
         <w:numPr>
           <w:ilvl w:val="0"/>
-          <w:numId w:val="1003"/>
+          <w:numId w:val="1004"/>
         </w:numPr>
       </w:pPr>
       <w:r>
@@ -3464,7 +3535,7 @@
         <w:pStyle w:val="Compact"/>
         <w:numPr>
           <w:ilvl w:val="0"/>
-          <w:numId w:val="1003"/>
+          <w:numId w:val="1004"/>
         </w:numPr>
       </w:pPr>
       <w:r>
@@ -3573,8 +3644,8 @@
         <w:t xml:space="preserve">虽然给出了几乎相同的回归参数，但分别受曲率、离群点和高杠杆点主导，均不应被视为真正可靠的线性拟合。</w:t>
       </w:r>
     </w:p>
-    <w:bookmarkEnd w:id="24"/>
-    <w:bookmarkStart w:id="31" w:name="section-5"/>
+    <w:bookmarkEnd w:id="27"/>
+    <w:bookmarkStart w:id="34" w:name="section-5"/>
     <w:p>
       <w:pPr>
         <w:pStyle w:val="Heading3"/>
@@ -3621,114 +3692,12 @@
           <wp:inline>
             <wp:extent cx="4907280" cy="3791989"/>
             <wp:effectExtent b="0" l="0" r="0" t="0"/>
-            <wp:docPr descr="Problem 1 linear fits" title="" id="26" name="Picture"/>
+            <wp:docPr descr="Problem 1 linear fits" title="" id="29" name="Picture"/>
             <a:graphic>
               <a:graphicData uri="http://schemas.openxmlformats.org/drawingml/2006/picture">
                 <pic:pic>
                   <pic:nvPicPr>
-                    <pic:cNvPr descr="../../result/problem1_linear_fits.png" id="27" name="Picture"/>
-                    <pic:cNvPicPr>
-                      <a:picLocks noChangeArrowheads="1" noChangeAspect="1"/>
-                    </pic:cNvPicPr>
-                  </pic:nvPicPr>
-                  <pic:blipFill>
-                    <a:blip r:embed="rId25"/>
-                    <a:stretch>
-                      <a:fillRect/>
-                    </a:stretch>
-                  </pic:blipFill>
-                  <pic:spPr bwMode="auto">
-                    <a:xfrm>
-                      <a:off x="0" y="0"/>
-                      <a:ext cx="4907280" cy="3791989"/>
-                    </a:xfrm>
-                    <a:prstGeom prst="rect">
-                      <a:avLst/>
-                    </a:prstGeom>
-                    <a:noFill/>
-                    <a:ln w="9525">
-                      <a:noFill/>
-                      <a:headEnd/>
-                      <a:tailEnd/>
-                    </a:ln>
-                  </pic:spPr>
-                </pic:pic>
-              </a:graphicData>
-            </a:graphic>
-          </wp:inline>
-        </w:drawing>
-      </w:r>
-    </w:p>
-    <w:p>
-      <w:pPr>
-        <w:pStyle w:val="ImageCaption"/>
-      </w:pPr>
-      <w:r>
-        <w:t xml:space="preserve">Problem 1 linear fits</w:t>
-      </w:r>
-    </w:p>
-    <w:p>
-      <w:pPr>
-        <w:pStyle w:val="BodyText"/>
-      </w:pPr>
-      <w:r>
-        <w:rPr>
-          <w:rFonts w:hint="eastAsia"/>
-        </w:rPr>
-        <w:t xml:space="preserve">残差诊断图如图</w:t>
-      </w:r>
-      <w:r>
-        <w:t xml:space="preserve"> 2 </w:t>
-      </w:r>
-      <w:r>
-        <w:rPr>
-          <w:rFonts w:hint="eastAsia"/>
-        </w:rPr>
-        <w:t xml:space="preserve">所示，其中</w:t>
-      </w:r>
-      <w:r>
-        <w:t xml:space="preserve"> Data 2 </w:t>
-      </w:r>
-      <w:r>
-        <w:rPr>
-          <w:rFonts w:hint="eastAsia"/>
-        </w:rPr>
-        <w:t xml:space="preserve">呈现明显弯曲残差模式，Data</w:t>
-      </w:r>
-      <w:r>
-        <w:t xml:space="preserve"> 3 </w:t>
-      </w:r>
-      <w:r>
-        <w:rPr>
-          <w:rFonts w:hint="eastAsia"/>
-        </w:rPr>
-        <w:t xml:space="preserve">和</w:t>
-      </w:r>
-      <w:r>
-        <w:t xml:space="preserve"> Data 4 </w:t>
-      </w:r>
-      <w:r>
-        <w:rPr>
-          <w:rFonts w:hint="eastAsia"/>
-        </w:rPr>
-        <w:t xml:space="preserve">则分别表现出离群点和高杠杆点的主导效应。</w:t>
-      </w:r>
-    </w:p>
-    <w:p>
-      <w:pPr>
-        <w:pStyle w:val="CaptionedFigure"/>
-      </w:pPr>
-      <w:r>
-        <w:drawing>
-          <wp:inline>
-            <wp:extent cx="4907280" cy="3791989"/>
-            <wp:effectExtent b="0" l="0" r="0" t="0"/>
-            <wp:docPr descr="Problem 1 residuals" title="" id="29" name="Picture"/>
-            <a:graphic>
-              <a:graphicData uri="http://schemas.openxmlformats.org/drawingml/2006/picture">
-                <pic:pic>
-                  <pic:nvPicPr>
-                    <pic:cNvPr descr="../../result/problem1_residuals.png" id="30" name="Picture"/>
+                    <pic:cNvPr descr="../../result/problem1_linear_fits.png" id="30" name="Picture"/>
                     <pic:cNvPicPr>
                       <a:picLocks noChangeArrowheads="1" noChangeAspect="1"/>
                     </pic:cNvPicPr>
@@ -3766,12 +3735,114 @@
         <w:pStyle w:val="ImageCaption"/>
       </w:pPr>
       <w:r>
+        <w:t xml:space="preserve">Problem 1 linear fits</w:t>
+      </w:r>
+    </w:p>
+    <w:p>
+      <w:pPr>
+        <w:pStyle w:val="BodyText"/>
+      </w:pPr>
+      <w:r>
+        <w:rPr>
+          <w:rFonts w:hint="eastAsia"/>
+        </w:rPr>
+        <w:t xml:space="preserve">残差诊断图如图</w:t>
+      </w:r>
+      <w:r>
+        <w:t xml:space="preserve"> 2 </w:t>
+      </w:r>
+      <w:r>
+        <w:rPr>
+          <w:rFonts w:hint="eastAsia"/>
+        </w:rPr>
+        <w:t xml:space="preserve">所示，其中</w:t>
+      </w:r>
+      <w:r>
+        <w:t xml:space="preserve"> Data 2 </w:t>
+      </w:r>
+      <w:r>
+        <w:rPr>
+          <w:rFonts w:hint="eastAsia"/>
+        </w:rPr>
+        <w:t xml:space="preserve">呈现明显弯曲残差模式，Data</w:t>
+      </w:r>
+      <w:r>
+        <w:t xml:space="preserve"> 3 </w:t>
+      </w:r>
+      <w:r>
+        <w:rPr>
+          <w:rFonts w:hint="eastAsia"/>
+        </w:rPr>
+        <w:t xml:space="preserve">和</w:t>
+      </w:r>
+      <w:r>
+        <w:t xml:space="preserve"> Data 4 </w:t>
+      </w:r>
+      <w:r>
+        <w:rPr>
+          <w:rFonts w:hint="eastAsia"/>
+        </w:rPr>
+        <w:t xml:space="preserve">则分别表现出离群点和高杠杆点的主导效应。</w:t>
+      </w:r>
+    </w:p>
+    <w:p>
+      <w:pPr>
+        <w:pStyle w:val="CaptionedFigure"/>
+      </w:pPr>
+      <w:r>
+        <w:drawing>
+          <wp:inline>
+            <wp:extent cx="4907280" cy="3791989"/>
+            <wp:effectExtent b="0" l="0" r="0" t="0"/>
+            <wp:docPr descr="Problem 1 residuals" title="" id="32" name="Picture"/>
+            <a:graphic>
+              <a:graphicData uri="http://schemas.openxmlformats.org/drawingml/2006/picture">
+                <pic:pic>
+                  <pic:nvPicPr>
+                    <pic:cNvPr descr="../../result/problem1_residuals.png" id="33" name="Picture"/>
+                    <pic:cNvPicPr>
+                      <a:picLocks noChangeArrowheads="1" noChangeAspect="1"/>
+                    </pic:cNvPicPr>
+                  </pic:nvPicPr>
+                  <pic:blipFill>
+                    <a:blip r:embed="rId31"/>
+                    <a:stretch>
+                      <a:fillRect/>
+                    </a:stretch>
+                  </pic:blipFill>
+                  <pic:spPr bwMode="auto">
+                    <a:xfrm>
+                      <a:off x="0" y="0"/>
+                      <a:ext cx="4907280" cy="3791989"/>
+                    </a:xfrm>
+                    <a:prstGeom prst="rect">
+                      <a:avLst/>
+                    </a:prstGeom>
+                    <a:noFill/>
+                    <a:ln w="9525">
+                      <a:noFill/>
+                      <a:headEnd/>
+                      <a:tailEnd/>
+                    </a:ln>
+                  </pic:spPr>
+                </pic:pic>
+              </a:graphicData>
+            </a:graphic>
+          </wp:inline>
+        </w:drawing>
+      </w:r>
+    </w:p>
+    <w:p>
+      <w:pPr>
+        <w:pStyle w:val="ImageCaption"/>
+      </w:pPr>
+      <w:r>
         <w:t xml:space="preserve">Problem 1 residuals</w:t>
       </w:r>
     </w:p>
-    <w:bookmarkEnd w:id="31"/>
-    <w:bookmarkEnd w:id="32"/>
-    <w:bookmarkStart w:id="33" w:name="讨论和扩展"/>
+    <w:bookmarkEnd w:id="34"/>
+    <w:bookmarkEnd w:id="35"/>
+    <w:bookmarkStart w:id="36" w:name="分析"/>
     <w:p>
       <w:pPr>
         <w:pStyle w:val="Heading2"/>
@@ -3789,7 +3860,7 @@
         <w:rPr>
           <w:rFonts w:hint="eastAsia"/>
         </w:rPr>
-        <w:t xml:space="preserve">讨论和扩展</w:t>
+        <w:t xml:space="preserve">分析</w:t>
       </w:r>
     </w:p>
     <w:p>
@@ -3913,14 +3984,30 @@
         <w:t xml:space="preserve">1。对实际问题而言，拟合结果必须与散点图、残差图和异常点分析结合解释，不能只报告回归方程而忽略数据形态。</w:t>
       </w:r>
     </w:p>
-    <w:bookmarkEnd w:id="33"/>
-    <w:bookmarkEnd w:id="34"/>
-    <w:bookmarkStart w:id="48" w:name="放射性衰减数据拟合"/>
+    <w:bookmarkEnd w:id="36"/>
+    <w:bookmarkEnd w:id="37"/>
+    <w:bookmarkStart w:id="38" w:name="ii.-放射性衰减数据拟合"/>
     <w:p>
       <w:pPr>
         <w:pStyle w:val="Heading1"/>
       </w:pPr>
       <w:r>
+        <w:t xml:space="preserve">II. </w:t>
+      </w:r>
+      <w:r>
+        <w:rPr>
+          <w:rFonts w:hint="eastAsia"/>
+        </w:rPr>
+        <w:t xml:space="preserve">放射性衰减数据拟合</w:t>
+      </w:r>
+    </w:p>
+    <w:bookmarkEnd w:id="38"/>
+    <w:bookmarkStart w:id="54" w:name="problem-2放射性衰减数据拟合"/>
+    <w:p>
+      <w:pPr>
+        <w:pStyle w:val="Heading1"/>
+      </w:pPr>
+      <w:r>
         <w:rPr>
           <w:rStyle w:val="SectionNumber"/>
         </w:rPr>
@@ -3930,13 +4017,68 @@
         <w:tab/>
       </w:r>
       <w:r>
-        <w:rPr>
-          <w:rFonts w:hint="eastAsia"/>
-        </w:rPr>
-        <w:t xml:space="preserve">放射性衰减数据拟合</w:t>
-      </w:r>
-    </w:p>
-    <w:bookmarkStart w:id="37" w:name="题目陈述-1"/>
+        <w:t xml:space="preserve">Problem </w:t>
+      </w:r>
+      <w:r>
+        <w:rPr>
+          <w:rFonts w:hint="eastAsia"/>
+        </w:rPr>
+        <w:t xml:space="preserve">2：放射性衰减数据拟合</w:t>
+      </w:r>
+    </w:p>
+    <w:p>
+      <w:pPr>
+        <w:pStyle w:val="FirstParagraph"/>
+      </w:pPr>
+      <w:r>
+        <w:rPr>
+          <w:rFonts w:hint="eastAsia"/>
+        </w:rPr>
+        <w:t xml:space="preserve">相关脚本：</w:t>
+      </w:r>
+    </w:p>
+    <w:p>
+      <w:pPr>
+        <w:pStyle w:val="Compact"/>
+        <w:numPr>
+          <w:ilvl w:val="0"/>
+          <w:numId w:val="1005"/>
+        </w:numPr>
+      </w:pPr>
+      <w:hyperlink r:id="rId39">
+        <w:r>
+          <w:rPr>
+            <w:rStyle w:val="Hyperlink"/>
+            <w:rFonts w:hint="eastAsia"/>
+          </w:rPr>
+          <w:t xml:space="preserve">本地</w:t>
+        </w:r>
+        <w:r>
+          <w:rPr>
+            <w:rStyle w:val="Hyperlink"/>
+          </w:rPr>
+          <w:t xml:space="preserve"> scripts/problem2.py</w:t>
+        </w:r>
+      </w:hyperlink>
+    </w:p>
+    <w:p>
+      <w:pPr>
+        <w:pStyle w:val="Compact"/>
+        <w:numPr>
+          <w:ilvl w:val="0"/>
+          <w:numId w:val="1005"/>
+        </w:numPr>
+      </w:pPr>
+      <w:hyperlink r:id="rId40">
+        <w:r>
+          <w:rPr>
+            <w:rStyle w:val="Hyperlink"/>
+          </w:rPr>
+          <w:t xml:space="preserve">GitHub scripts/problem2.py</w:t>
+        </w:r>
+      </w:hyperlink>
+    </w:p>
+    <w:bookmarkStart w:id="43" w:name="待求问题-1"/>
     <w:p>
       <w:pPr>
         <w:pStyle w:val="Heading2"/>
@@ -3954,7 +4096,7 @@
         <w:rPr>
           <w:rFonts w:hint="eastAsia"/>
         </w:rPr>
-        <w:t xml:space="preserve">题目陈述</w:t>
+        <w:t xml:space="preserve">待求问题</w:t>
       </w:r>
     </w:p>
     <w:p>
@@ -4500,7 +4642,7 @@
         </w:tc>
       </w:tr>
     </w:tbl>
-    <w:bookmarkStart w:id="35" w:name="section-6"/>
+    <w:bookmarkStart w:id="41" w:name="section-6"/>
     <w:p>
       <w:pPr>
         <w:pStyle w:val="Heading3"/>
@@ -4593,8 +4735,8 @@
         <w:t xml:space="preserve">。</w:t>
       </w:r>
     </w:p>
-    <w:bookmarkEnd w:id="35"/>
-    <w:bookmarkStart w:id="36" w:name="section-7"/>
+    <w:bookmarkEnd w:id="41"/>
+    <w:bookmarkStart w:id="42" w:name="section-7"/>
     <w:p>
       <w:pPr>
         <w:pStyle w:val="Heading3"/>
@@ -4631,9 +4773,9 @@
         <w:t xml:space="preserve">绘制拟合结果。</w:t>
       </w:r>
     </w:p>
-    <w:bookmarkEnd w:id="36"/>
-    <w:bookmarkEnd w:id="37"/>
-    <w:bookmarkStart w:id="40" w:name="解决方案-1"/>
+    <w:bookmarkEnd w:id="42"/>
+    <w:bookmarkEnd w:id="43"/>
+    <w:bookmarkStart w:id="46" w:name="解决方式-1"/>
     <w:p>
       <w:pPr>
         <w:pStyle w:val="Heading2"/>
@@ -4651,10 +4793,10 @@
         <w:rPr>
           <w:rFonts w:hint="eastAsia"/>
         </w:rPr>
-        <w:t xml:space="preserve">解决方案</w:t>
-      </w:r>
-    </w:p>
-    <w:bookmarkStart w:id="38" w:name="section-8"/>
+        <w:t xml:space="preserve">解决方式</w:t>
+      </w:r>
+    </w:p>
+    <w:bookmarkStart w:id="44" w:name="section-8"/>
     <w:p>
       <w:pPr>
         <w:pStyle w:val="Heading3"/>
@@ -5293,8 +5435,8 @@
         <w:t xml:space="preserve">线性化结果仅作为一致性检查，不作为最终主答案。</w:t>
       </w:r>
     </w:p>
-    <w:bookmarkEnd w:id="38"/>
-    <w:bookmarkStart w:id="39" w:name="section-9"/>
+    <w:bookmarkEnd w:id="44"/>
+    <w:bookmarkStart w:id="45" w:name="section-9"/>
     <w:p>
       <w:pPr>
         <w:pStyle w:val="Heading3"/>
@@ -5418,9 +5560,9 @@
         <w:t xml:space="preserve">，以检验模型与观测数据的一致程度。</w:t>
       </w:r>
     </w:p>
-    <w:bookmarkEnd w:id="39"/>
-    <w:bookmarkEnd w:id="40"/>
-    <w:bookmarkStart w:id="46" w:name="问题答案-1"/>
+    <w:bookmarkEnd w:id="45"/>
+    <w:bookmarkEnd w:id="46"/>
+    <w:bookmarkStart w:id="52" w:name="问题答案-1"/>
     <w:p>
       <w:pPr>
         <w:pStyle w:val="Heading2"/>
@@ -5441,7 +5583,7 @@
         <w:t xml:space="preserve">问题答案</w:t>
       </w:r>
     </w:p>
-    <w:bookmarkStart w:id="41" w:name="section-10"/>
+    <w:bookmarkStart w:id="47" w:name="section-10"/>
     <w:p>
       <w:pPr>
         <w:pStyle w:val="Heading3"/>
@@ -6272,8 +6414,8 @@
         </w:tc>
       </w:tr>
     </w:tbl>
-    <w:bookmarkEnd w:id="41"/>
-    <w:bookmarkStart w:id="45" w:name="section-11"/>
+    <w:bookmarkEnd w:id="47"/>
+    <w:bookmarkStart w:id="51" w:name="section-11"/>
     <w:p>
       <w:pPr>
         <w:pStyle w:val="Heading3"/>
@@ -6320,18 +6462,18 @@
           <wp:inline>
             <wp:extent cx="4373880" cy="2845282"/>
             <wp:effectExtent b="0" l="0" r="0" t="0"/>
-            <wp:docPr descr="Problem 2 decay fit" title="" id="43" name="Picture"/>
+            <wp:docPr descr="Problem 2 decay fit" title="" id="49" name="Picture"/>
             <a:graphic>
               <a:graphicData uri="http://schemas.openxmlformats.org/drawingml/2006/picture">
                 <pic:pic>
                   <pic:nvPicPr>
-                    <pic:cNvPr descr="../../result/problem2_decay_fit.png" id="44" name="Picture"/>
+                    <pic:cNvPr descr="../../result/problem2_decay_fit.png" id="50" name="Picture"/>
                     <pic:cNvPicPr>
                       <a:picLocks noChangeArrowheads="1" noChangeAspect="1"/>
                     </pic:cNvPicPr>
                   </pic:nvPicPr>
                   <pic:blipFill>
-                    <a:blip r:embed="rId42"/>
+                    <a:blip r:embed="rId48"/>
                     <a:stretch>
                       <a:fillRect/>
                     </a:stretch>
@@ -6366,9 +6508,9 @@
         <w:t xml:space="preserve">Problem 2 decay fit</w:t>
       </w:r>
     </w:p>
-    <w:bookmarkEnd w:id="45"/>
-    <w:bookmarkEnd w:id="46"/>
-    <w:bookmarkStart w:id="47" w:name="讨论和扩展-1"/>
+    <w:bookmarkEnd w:id="51"/>
+    <w:bookmarkEnd w:id="52"/>
+    <w:bookmarkStart w:id="53" w:name="分析-1"/>
     <w:p>
       <w:pPr>
         <w:pStyle w:val="Heading2"/>
@@ -6386,7 +6528,7 @@
         <w:rPr>
           <w:rFonts w:hint="eastAsia"/>
         </w:rPr>
-        <w:t xml:space="preserve">讨论和扩展</w:t>
+        <w:t xml:space="preserve">分析</w:t>
       </w:r>
     </w:p>
     <w:p>
@@ -6497,27 +6639,18 @@
         <w:t xml:space="preserve">的估计相互接近，说明数据与单指数衰减假设具有较好的相容性。</w:t>
       </w:r>
     </w:p>
-    <w:bookmarkEnd w:id="47"/>
-    <w:bookmarkEnd w:id="48"/>
-    <w:bookmarkStart w:id="49" w:name="原始输出位置"/>
+    <w:bookmarkEnd w:id="53"/>
+    <w:bookmarkEnd w:id="54"/>
+    <w:bookmarkStart w:id="55" w:name="附录原始输出位置"/>
     <w:p>
       <w:pPr>
         <w:pStyle w:val="Heading1"/>
       </w:pPr>
       <w:r>
         <w:rPr>
-          <w:rStyle w:val="SectionNumber"/>
-        </w:rPr>
-        <w:t xml:space="preserve">3</w:t>
-      </w:r>
-      <w:r>
-        <w:tab/>
-      </w:r>
-      <w:r>
-        <w:rPr>
-          <w:rFonts w:hint="eastAsia"/>
-        </w:rPr>
-        <w:t xml:space="preserve">原始输出位置</w:t>
+          <w:rFonts w:hint="eastAsia"/>
+        </w:rPr>
+        <w:t xml:space="preserve">附录：原始输出位置</w:t>
       </w:r>
     </w:p>
     <w:p>
@@ -6525,7 +6658,7 @@
         <w:pStyle w:val="Compact"/>
         <w:numPr>
           <w:ilvl w:val="0"/>
-          <w:numId w:val="1004"/>
+          <w:numId w:val="1006"/>
         </w:numPr>
       </w:pPr>
       <w:r>
@@ -6540,7 +6673,7 @@
         <w:pStyle w:val="Compact"/>
         <w:numPr>
           <w:ilvl w:val="0"/>
-          <w:numId w:val="1004"/>
+          <w:numId w:val="1006"/>
         </w:numPr>
       </w:pPr>
       <w:r>
@@ -6555,7 +6688,7 @@
         <w:pStyle w:val="Compact"/>
         <w:numPr>
           <w:ilvl w:val="0"/>
-          <w:numId w:val="1004"/>
+          <w:numId w:val="1006"/>
         </w:numPr>
       </w:pPr>
       <w:r>
@@ -6570,7 +6703,7 @@
         <w:pStyle w:val="Compact"/>
         <w:numPr>
           <w:ilvl w:val="0"/>
-          <w:numId w:val="1004"/>
+          <w:numId w:val="1006"/>
         </w:numPr>
       </w:pPr>
       <w:r>
@@ -6585,7 +6718,7 @@
         <w:pStyle w:val="Compact"/>
         <w:numPr>
           <w:ilvl w:val="0"/>
-          <w:numId w:val="1004"/>
+          <w:numId w:val="1006"/>
         </w:numPr>
       </w:pPr>
       <w:r>
@@ -6600,7 +6733,7 @@
         <w:pStyle w:val="Compact"/>
         <w:numPr>
           <w:ilvl w:val="0"/>
-          <w:numId w:val="1004"/>
+          <w:numId w:val="1006"/>
         </w:numPr>
       </w:pPr>
       <w:r>
@@ -6615,7 +6748,7 @@
         <w:pStyle w:val="Compact"/>
         <w:numPr>
           <w:ilvl w:val="0"/>
-          <w:numId w:val="1004"/>
+          <w:numId w:val="1006"/>
         </w:numPr>
       </w:pPr>
       <w:r>
@@ -6625,7 +6758,7 @@
         <w:t xml:space="preserve">result/problem2_decay_fit.png</w:t>
       </w:r>
     </w:p>
-    <w:bookmarkEnd w:id="49"/>
+    <w:bookmarkEnd w:id="55"/>
     <w:sectPr>
       <w:footnotePr>
         <w:numRestart w:val="eachSect"/>
@@ -6852,6 +6985,12 @@
     <w:abstractNumId w:val="991"/>
   </w:num>
   <w:num w:numId="1004">
+    <w:abstractNumId w:val="991"/>
+  </w:num>
+  <w:num w:numId="1005">
+    <w:abstractNumId w:val="991"/>
+  </w:num>
+  <w:num w:numId="1006">
     <w:abstractNumId w:val="991"/>
   </w:num>
 </w:numbering>

--- a/08/docs/answer/answer.docx
+++ b/08/docs/answer/answer.docx
@@ -505,7 +505,7 @@
         </w:tc>
       </w:tr>
     </w:tbl>
-    <w:bookmarkStart w:id="18" w:name="i.-四组数据的直线拟合比较"/>
+    <w:bookmarkStart w:id="36" w:name="i.-四组数据的直线拟合比较"/>
     <w:p>
       <w:pPr>
         <w:pStyle w:val="Heading1"/>
@@ -520,40 +520,43 @@
         <w:t xml:space="preserve">四组数据的直线拟合比较</w:t>
       </w:r>
     </w:p>
-    <w:bookmarkEnd w:id="18"/>
-    <w:bookmarkStart w:id="37" w:name="problem-1四组数据的直线拟合比较"/>
-    <w:p>
-      <w:pPr>
-        <w:pStyle w:val="Heading1"/>
-      </w:pPr>
-      <w:r>
-        <w:rPr>
-          <w:rStyle w:val="SectionNumber"/>
-        </w:rPr>
-        <w:t xml:space="preserve">1</w:t>
-      </w:r>
-      <w:r>
-        <w:tab/>
-      </w:r>
-      <w:r>
+    <w:p>
+      <w:pPr>
+        <w:pStyle w:val="FirstParagraph"/>
+      </w:pPr>
+      <w:r>
+        <w:rPr>
+          <w:b/>
+          <w:bCs/>
+        </w:rPr>
         <w:t xml:space="preserve">Problem </w:t>
       </w:r>
       <w:r>
         <w:rPr>
           <w:rFonts w:hint="eastAsia"/>
+          <w:b/>
+          <w:bCs/>
         </w:rPr>
         <w:t xml:space="preserve">1：四组数据的直线拟合比较</w:t>
       </w:r>
     </w:p>
     <w:p>
       <w:pPr>
-        <w:pStyle w:val="FirstParagraph"/>
-      </w:pPr>
-      <w:r>
-        <w:rPr>
-          <w:rFonts w:hint="eastAsia"/>
-        </w:rPr>
-        <w:t xml:space="preserve">相关脚本：</w:t>
+        <w:pStyle w:val="BodyText"/>
+      </w:pPr>
+      <w:r>
+        <w:t xml:space="preserve">Problem 1: Consider the following four sets of data.</w:t>
+      </w:r>
+    </w:p>
+    <w:p>
+      <w:pPr>
+        <w:pStyle w:val="BodyText"/>
+      </w:pPr>
+      <w:r>
+        <w:rPr>
+          <w:rFonts w:hint="eastAsia"/>
+        </w:rPr>
+        <w:t xml:space="preserve">给出四组二维数据：</w:t>
       </w:r>
     </w:p>
     <w:p>
@@ -564,7 +567,1492 @@
           <w:numId w:val="1001"/>
         </w:numPr>
       </w:pPr>
-      <w:hyperlink r:id="rId19">
+      <w:r>
+        <w:t xml:space="preserve">Data 1:</w:t>
+      </w:r>
+      <w:r>
+        <w:t xml:space="preserve"> </w:t>
+      </w:r>
+      <m:oMath>
+        <m:r>
+          <m:rPr>
+            <m:sty m:val="p"/>
+          </m:rPr>
+          <m:t>(</m:t>
+        </m:r>
+        <m:r>
+          <m:t>10</m:t>
+        </m:r>
+        <m:r>
+          <m:rPr>
+            <m:sty m:val="p"/>
+          </m:rPr>
+          <m:t>,</m:t>
+        </m:r>
+        <m:r>
+          <m:t>8.04</m:t>
+        </m:r>
+        <m:r>
+          <m:rPr>
+            <m:sty m:val="p"/>
+          </m:rPr>
+          <m:t>)</m:t>
+        </m:r>
+      </m:oMath>
+      <w:r>
+        <w:t xml:space="preserve">,</w:t>
+      </w:r>
+      <w:r>
+        <w:t xml:space="preserve"> </w:t>
+      </w:r>
+      <m:oMath>
+        <m:r>
+          <m:rPr>
+            <m:sty m:val="p"/>
+          </m:rPr>
+          <m:t>(</m:t>
+        </m:r>
+        <m:r>
+          <m:t>8</m:t>
+        </m:r>
+        <m:r>
+          <m:rPr>
+            <m:sty m:val="p"/>
+          </m:rPr>
+          <m:t>,</m:t>
+        </m:r>
+        <m:r>
+          <m:t>6.95</m:t>
+        </m:r>
+        <m:r>
+          <m:rPr>
+            <m:sty m:val="p"/>
+          </m:rPr>
+          <m:t>)</m:t>
+        </m:r>
+      </m:oMath>
+      <w:r>
+        <w:t xml:space="preserve">,</w:t>
+      </w:r>
+      <w:r>
+        <w:t xml:space="preserve"> </w:t>
+      </w:r>
+      <m:oMath>
+        <m:r>
+          <m:rPr>
+            <m:sty m:val="p"/>
+          </m:rPr>
+          <m:t>(</m:t>
+        </m:r>
+        <m:r>
+          <m:t>13</m:t>
+        </m:r>
+        <m:r>
+          <m:rPr>
+            <m:sty m:val="p"/>
+          </m:rPr>
+          <m:t>,</m:t>
+        </m:r>
+        <m:r>
+          <m:t>7.58</m:t>
+        </m:r>
+        <m:r>
+          <m:rPr>
+            <m:sty m:val="p"/>
+          </m:rPr>
+          <m:t>)</m:t>
+        </m:r>
+      </m:oMath>
+      <w:r>
+        <w:t xml:space="preserve">,</w:t>
+      </w:r>
+      <w:r>
+        <w:t xml:space="preserve"> </w:t>
+      </w:r>
+      <m:oMath>
+        <m:r>
+          <m:rPr>
+            <m:sty m:val="p"/>
+          </m:rPr>
+          <m:t>(</m:t>
+        </m:r>
+        <m:r>
+          <m:t>9</m:t>
+        </m:r>
+        <m:r>
+          <m:rPr>
+            <m:sty m:val="p"/>
+          </m:rPr>
+          <m:t>,</m:t>
+        </m:r>
+        <m:r>
+          <m:t>8.81</m:t>
+        </m:r>
+        <m:r>
+          <m:rPr>
+            <m:sty m:val="p"/>
+          </m:rPr>
+          <m:t>)</m:t>
+        </m:r>
+      </m:oMath>
+      <w:r>
+        <w:t xml:space="preserve">,</w:t>
+      </w:r>
+      <w:r>
+        <w:t xml:space="preserve"> </w:t>
+      </w:r>
+      <m:oMath>
+        <m:r>
+          <m:rPr>
+            <m:sty m:val="p"/>
+          </m:rPr>
+          <m:t>(</m:t>
+        </m:r>
+        <m:r>
+          <m:t>11</m:t>
+        </m:r>
+        <m:r>
+          <m:rPr>
+            <m:sty m:val="p"/>
+          </m:rPr>
+          <m:t>,</m:t>
+        </m:r>
+        <m:r>
+          <m:t>8.33</m:t>
+        </m:r>
+        <m:r>
+          <m:rPr>
+            <m:sty m:val="p"/>
+          </m:rPr>
+          <m:t>)</m:t>
+        </m:r>
+      </m:oMath>
+      <w:r>
+        <w:t xml:space="preserve">,</w:t>
+      </w:r>
+      <w:r>
+        <w:t xml:space="preserve"> </w:t>
+      </w:r>
+      <m:oMath>
+        <m:r>
+          <m:rPr>
+            <m:sty m:val="p"/>
+          </m:rPr>
+          <m:t>(</m:t>
+        </m:r>
+        <m:r>
+          <m:t>14</m:t>
+        </m:r>
+        <m:r>
+          <m:rPr>
+            <m:sty m:val="p"/>
+          </m:rPr>
+          <m:t>,</m:t>
+        </m:r>
+        <m:r>
+          <m:t>9.96</m:t>
+        </m:r>
+        <m:r>
+          <m:rPr>
+            <m:sty m:val="p"/>
+          </m:rPr>
+          <m:t>)</m:t>
+        </m:r>
+      </m:oMath>
+      <w:r>
+        <w:t xml:space="preserve">,</w:t>
+      </w:r>
+      <w:r>
+        <w:t xml:space="preserve"> </w:t>
+      </w:r>
+      <m:oMath>
+        <m:r>
+          <m:rPr>
+            <m:sty m:val="p"/>
+          </m:rPr>
+          <m:t>(</m:t>
+        </m:r>
+        <m:r>
+          <m:t>6</m:t>
+        </m:r>
+        <m:r>
+          <m:rPr>
+            <m:sty m:val="p"/>
+          </m:rPr>
+          <m:t>,</m:t>
+        </m:r>
+        <m:r>
+          <m:t>7.24</m:t>
+        </m:r>
+        <m:r>
+          <m:rPr>
+            <m:sty m:val="p"/>
+          </m:rPr>
+          <m:t>)</m:t>
+        </m:r>
+      </m:oMath>
+      <w:r>
+        <w:t xml:space="preserve">,</w:t>
+      </w:r>
+      <w:r>
+        <w:t xml:space="preserve"> </w:t>
+      </w:r>
+      <m:oMath>
+        <m:r>
+          <m:rPr>
+            <m:sty m:val="p"/>
+          </m:rPr>
+          <m:t>(</m:t>
+        </m:r>
+        <m:r>
+          <m:t>4</m:t>
+        </m:r>
+        <m:r>
+          <m:rPr>
+            <m:sty m:val="p"/>
+          </m:rPr>
+          <m:t>,</m:t>
+        </m:r>
+        <m:r>
+          <m:t>4.26</m:t>
+        </m:r>
+        <m:r>
+          <m:rPr>
+            <m:sty m:val="p"/>
+          </m:rPr>
+          <m:t>)</m:t>
+        </m:r>
+      </m:oMath>
+      <w:r>
+        <w:t xml:space="preserve">,</w:t>
+      </w:r>
+      <w:r>
+        <w:t xml:space="preserve"> </w:t>
+      </w:r>
+      <m:oMath>
+        <m:r>
+          <m:rPr>
+            <m:sty m:val="p"/>
+          </m:rPr>
+          <m:t>(</m:t>
+        </m:r>
+        <m:r>
+          <m:t>12</m:t>
+        </m:r>
+        <m:r>
+          <m:rPr>
+            <m:sty m:val="p"/>
+          </m:rPr>
+          <m:t>,</m:t>
+        </m:r>
+        <m:r>
+          <m:t>10.84</m:t>
+        </m:r>
+        <m:r>
+          <m:rPr>
+            <m:sty m:val="p"/>
+          </m:rPr>
+          <m:t>)</m:t>
+        </m:r>
+      </m:oMath>
+      <w:r>
+        <w:t xml:space="preserve">,</w:t>
+      </w:r>
+      <w:r>
+        <w:t xml:space="preserve"> </w:t>
+      </w:r>
+      <m:oMath>
+        <m:r>
+          <m:rPr>
+            <m:sty m:val="p"/>
+          </m:rPr>
+          <m:t>(</m:t>
+        </m:r>
+        <m:r>
+          <m:t>7</m:t>
+        </m:r>
+        <m:r>
+          <m:rPr>
+            <m:sty m:val="p"/>
+          </m:rPr>
+          <m:t>,</m:t>
+        </m:r>
+        <m:r>
+          <m:t>4.82</m:t>
+        </m:r>
+        <m:r>
+          <m:rPr>
+            <m:sty m:val="p"/>
+          </m:rPr>
+          <m:t>)</m:t>
+        </m:r>
+      </m:oMath>
+      <w:r>
+        <w:t xml:space="preserve">,</w:t>
+      </w:r>
+      <w:r>
+        <w:t xml:space="preserve"> </w:t>
+      </w:r>
+      <m:oMath>
+        <m:r>
+          <m:rPr>
+            <m:sty m:val="p"/>
+          </m:rPr>
+          <m:t>(</m:t>
+        </m:r>
+        <m:r>
+          <m:t>5</m:t>
+        </m:r>
+        <m:r>
+          <m:rPr>
+            <m:sty m:val="p"/>
+          </m:rPr>
+          <m:t>,</m:t>
+        </m:r>
+        <m:r>
+          <m:t>5.68</m:t>
+        </m:r>
+        <m:r>
+          <m:rPr>
+            <m:sty m:val="p"/>
+          </m:rPr>
+          <m:t>)</m:t>
+        </m:r>
+      </m:oMath>
+      <w:r>
+        <w:t xml:space="preserve">。</w:t>
+      </w:r>
+    </w:p>
+    <w:p>
+      <w:pPr>
+        <w:pStyle w:val="Compact"/>
+        <w:numPr>
+          <w:ilvl w:val="0"/>
+          <w:numId w:val="1001"/>
+        </w:numPr>
+      </w:pPr>
+      <w:r>
+        <w:t xml:space="preserve">Data 2:</w:t>
+      </w:r>
+      <w:r>
+        <w:t xml:space="preserve"> </w:t>
+      </w:r>
+      <m:oMath>
+        <m:r>
+          <m:rPr>
+            <m:sty m:val="p"/>
+          </m:rPr>
+          <m:t>(</m:t>
+        </m:r>
+        <m:r>
+          <m:t>10</m:t>
+        </m:r>
+        <m:r>
+          <m:rPr>
+            <m:sty m:val="p"/>
+          </m:rPr>
+          <m:t>,</m:t>
+        </m:r>
+        <m:r>
+          <m:t>9.14</m:t>
+        </m:r>
+        <m:r>
+          <m:rPr>
+            <m:sty m:val="p"/>
+          </m:rPr>
+          <m:t>)</m:t>
+        </m:r>
+      </m:oMath>
+      <w:r>
+        <w:t xml:space="preserve">,</w:t>
+      </w:r>
+      <w:r>
+        <w:t xml:space="preserve"> </w:t>
+      </w:r>
+      <m:oMath>
+        <m:r>
+          <m:rPr>
+            <m:sty m:val="p"/>
+          </m:rPr>
+          <m:t>(</m:t>
+        </m:r>
+        <m:r>
+          <m:t>8</m:t>
+        </m:r>
+        <m:r>
+          <m:rPr>
+            <m:sty m:val="p"/>
+          </m:rPr>
+          <m:t>,</m:t>
+        </m:r>
+        <m:r>
+          <m:t>8.14</m:t>
+        </m:r>
+        <m:r>
+          <m:rPr>
+            <m:sty m:val="p"/>
+          </m:rPr>
+          <m:t>)</m:t>
+        </m:r>
+      </m:oMath>
+      <w:r>
+        <w:t xml:space="preserve">,</w:t>
+      </w:r>
+      <w:r>
+        <w:t xml:space="preserve"> </w:t>
+      </w:r>
+      <m:oMath>
+        <m:r>
+          <m:rPr>
+            <m:sty m:val="p"/>
+          </m:rPr>
+          <m:t>(</m:t>
+        </m:r>
+        <m:r>
+          <m:t>13</m:t>
+        </m:r>
+        <m:r>
+          <m:rPr>
+            <m:sty m:val="p"/>
+          </m:rPr>
+          <m:t>,</m:t>
+        </m:r>
+        <m:r>
+          <m:t>8.74</m:t>
+        </m:r>
+        <m:r>
+          <m:rPr>
+            <m:sty m:val="p"/>
+          </m:rPr>
+          <m:t>)</m:t>
+        </m:r>
+      </m:oMath>
+      <w:r>
+        <w:t xml:space="preserve">,</w:t>
+      </w:r>
+      <w:r>
+        <w:t xml:space="preserve"> </w:t>
+      </w:r>
+      <m:oMath>
+        <m:r>
+          <m:rPr>
+            <m:sty m:val="p"/>
+          </m:rPr>
+          <m:t>(</m:t>
+        </m:r>
+        <m:r>
+          <m:t>9</m:t>
+        </m:r>
+        <m:r>
+          <m:rPr>
+            <m:sty m:val="p"/>
+          </m:rPr>
+          <m:t>,</m:t>
+        </m:r>
+        <m:r>
+          <m:t>8.77</m:t>
+        </m:r>
+        <m:r>
+          <m:rPr>
+            <m:sty m:val="p"/>
+          </m:rPr>
+          <m:t>)</m:t>
+        </m:r>
+      </m:oMath>
+      <w:r>
+        <w:t xml:space="preserve">,</w:t>
+      </w:r>
+      <w:r>
+        <w:t xml:space="preserve"> </w:t>
+      </w:r>
+      <m:oMath>
+        <m:r>
+          <m:rPr>
+            <m:sty m:val="p"/>
+          </m:rPr>
+          <m:t>(</m:t>
+        </m:r>
+        <m:r>
+          <m:t>11</m:t>
+        </m:r>
+        <m:r>
+          <m:rPr>
+            <m:sty m:val="p"/>
+          </m:rPr>
+          <m:t>,</m:t>
+        </m:r>
+        <m:r>
+          <m:t>9.26</m:t>
+        </m:r>
+        <m:r>
+          <m:rPr>
+            <m:sty m:val="p"/>
+          </m:rPr>
+          <m:t>)</m:t>
+        </m:r>
+      </m:oMath>
+      <w:r>
+        <w:t xml:space="preserve">,</w:t>
+      </w:r>
+      <w:r>
+        <w:t xml:space="preserve"> </w:t>
+      </w:r>
+      <m:oMath>
+        <m:r>
+          <m:rPr>
+            <m:sty m:val="p"/>
+          </m:rPr>
+          <m:t>(</m:t>
+        </m:r>
+        <m:r>
+          <m:t>14</m:t>
+        </m:r>
+        <m:r>
+          <m:rPr>
+            <m:sty m:val="p"/>
+          </m:rPr>
+          <m:t>,</m:t>
+        </m:r>
+        <m:r>
+          <m:t>8.10</m:t>
+        </m:r>
+        <m:r>
+          <m:rPr>
+            <m:sty m:val="p"/>
+          </m:rPr>
+          <m:t>)</m:t>
+        </m:r>
+      </m:oMath>
+      <w:r>
+        <w:t xml:space="preserve">,</w:t>
+      </w:r>
+      <w:r>
+        <w:t xml:space="preserve"> </w:t>
+      </w:r>
+      <m:oMath>
+        <m:r>
+          <m:rPr>
+            <m:sty m:val="p"/>
+          </m:rPr>
+          <m:t>(</m:t>
+        </m:r>
+        <m:r>
+          <m:t>6</m:t>
+        </m:r>
+        <m:r>
+          <m:rPr>
+            <m:sty m:val="p"/>
+          </m:rPr>
+          <m:t>,</m:t>
+        </m:r>
+        <m:r>
+          <m:t>6.13</m:t>
+        </m:r>
+        <m:r>
+          <m:rPr>
+            <m:sty m:val="p"/>
+          </m:rPr>
+          <m:t>)</m:t>
+        </m:r>
+      </m:oMath>
+      <w:r>
+        <w:t xml:space="preserve">,</w:t>
+      </w:r>
+      <w:r>
+        <w:t xml:space="preserve"> </w:t>
+      </w:r>
+      <m:oMath>
+        <m:r>
+          <m:rPr>
+            <m:sty m:val="p"/>
+          </m:rPr>
+          <m:t>(</m:t>
+        </m:r>
+        <m:r>
+          <m:t>4</m:t>
+        </m:r>
+        <m:r>
+          <m:rPr>
+            <m:sty m:val="p"/>
+          </m:rPr>
+          <m:t>,</m:t>
+        </m:r>
+        <m:r>
+          <m:t>3.10</m:t>
+        </m:r>
+        <m:r>
+          <m:rPr>
+            <m:sty m:val="p"/>
+          </m:rPr>
+          <m:t>)</m:t>
+        </m:r>
+      </m:oMath>
+      <w:r>
+        <w:t xml:space="preserve">,</w:t>
+      </w:r>
+      <w:r>
+        <w:t xml:space="preserve"> </w:t>
+      </w:r>
+      <m:oMath>
+        <m:r>
+          <m:rPr>
+            <m:sty m:val="p"/>
+          </m:rPr>
+          <m:t>(</m:t>
+        </m:r>
+        <m:r>
+          <m:t>12</m:t>
+        </m:r>
+        <m:r>
+          <m:rPr>
+            <m:sty m:val="p"/>
+          </m:rPr>
+          <m:t>,</m:t>
+        </m:r>
+        <m:r>
+          <m:t>9.13</m:t>
+        </m:r>
+        <m:r>
+          <m:rPr>
+            <m:sty m:val="p"/>
+          </m:rPr>
+          <m:t>)</m:t>
+        </m:r>
+      </m:oMath>
+      <w:r>
+        <w:t xml:space="preserve">,</w:t>
+      </w:r>
+      <w:r>
+        <w:t xml:space="preserve"> </w:t>
+      </w:r>
+      <m:oMath>
+        <m:r>
+          <m:rPr>
+            <m:sty m:val="p"/>
+          </m:rPr>
+          <m:t>(</m:t>
+        </m:r>
+        <m:r>
+          <m:t>7</m:t>
+        </m:r>
+        <m:r>
+          <m:rPr>
+            <m:sty m:val="p"/>
+          </m:rPr>
+          <m:t>,</m:t>
+        </m:r>
+        <m:r>
+          <m:t>7.26</m:t>
+        </m:r>
+        <m:r>
+          <m:rPr>
+            <m:sty m:val="p"/>
+          </m:rPr>
+          <m:t>)</m:t>
+        </m:r>
+      </m:oMath>
+      <w:r>
+        <w:t xml:space="preserve">,</w:t>
+      </w:r>
+      <w:r>
+        <w:t xml:space="preserve"> </w:t>
+      </w:r>
+      <m:oMath>
+        <m:r>
+          <m:rPr>
+            <m:sty m:val="p"/>
+          </m:rPr>
+          <m:t>(</m:t>
+        </m:r>
+        <m:r>
+          <m:t>5</m:t>
+        </m:r>
+        <m:r>
+          <m:rPr>
+            <m:sty m:val="p"/>
+          </m:rPr>
+          <m:t>,</m:t>
+        </m:r>
+        <m:r>
+          <m:t>4.74</m:t>
+        </m:r>
+        <m:r>
+          <m:rPr>
+            <m:sty m:val="p"/>
+          </m:rPr>
+          <m:t>)</m:t>
+        </m:r>
+      </m:oMath>
+      <w:r>
+        <w:t xml:space="preserve">。</w:t>
+      </w:r>
+    </w:p>
+    <w:p>
+      <w:pPr>
+        <w:pStyle w:val="Compact"/>
+        <w:numPr>
+          <w:ilvl w:val="0"/>
+          <w:numId w:val="1001"/>
+        </w:numPr>
+      </w:pPr>
+      <w:r>
+        <w:t xml:space="preserve">Data 3:</w:t>
+      </w:r>
+      <w:r>
+        <w:t xml:space="preserve"> </w:t>
+      </w:r>
+      <m:oMath>
+        <m:r>
+          <m:rPr>
+            <m:sty m:val="p"/>
+          </m:rPr>
+          <m:t>(</m:t>
+        </m:r>
+        <m:r>
+          <m:t>10</m:t>
+        </m:r>
+        <m:r>
+          <m:rPr>
+            <m:sty m:val="p"/>
+          </m:rPr>
+          <m:t>,</m:t>
+        </m:r>
+        <m:r>
+          <m:t>7.46</m:t>
+        </m:r>
+        <m:r>
+          <m:rPr>
+            <m:sty m:val="p"/>
+          </m:rPr>
+          <m:t>)</m:t>
+        </m:r>
+      </m:oMath>
+      <w:r>
+        <w:t xml:space="preserve">,</w:t>
+      </w:r>
+      <w:r>
+        <w:t xml:space="preserve"> </w:t>
+      </w:r>
+      <m:oMath>
+        <m:r>
+          <m:rPr>
+            <m:sty m:val="p"/>
+          </m:rPr>
+          <m:t>(</m:t>
+        </m:r>
+        <m:r>
+          <m:t>8</m:t>
+        </m:r>
+        <m:r>
+          <m:rPr>
+            <m:sty m:val="p"/>
+          </m:rPr>
+          <m:t>,</m:t>
+        </m:r>
+        <m:r>
+          <m:t>6.77</m:t>
+        </m:r>
+        <m:r>
+          <m:rPr>
+            <m:sty m:val="p"/>
+          </m:rPr>
+          <m:t>)</m:t>
+        </m:r>
+      </m:oMath>
+      <w:r>
+        <w:t xml:space="preserve">,</w:t>
+      </w:r>
+      <w:r>
+        <w:t xml:space="preserve"> </w:t>
+      </w:r>
+      <m:oMath>
+        <m:r>
+          <m:rPr>
+            <m:sty m:val="p"/>
+          </m:rPr>
+          <m:t>(</m:t>
+        </m:r>
+        <m:r>
+          <m:t>13</m:t>
+        </m:r>
+        <m:r>
+          <m:rPr>
+            <m:sty m:val="p"/>
+          </m:rPr>
+          <m:t>,</m:t>
+        </m:r>
+        <m:r>
+          <m:t>12.74</m:t>
+        </m:r>
+        <m:r>
+          <m:rPr>
+            <m:sty m:val="p"/>
+          </m:rPr>
+          <m:t>)</m:t>
+        </m:r>
+      </m:oMath>
+      <w:r>
+        <w:t xml:space="preserve">,</w:t>
+      </w:r>
+      <w:r>
+        <w:t xml:space="preserve"> </w:t>
+      </w:r>
+      <m:oMath>
+        <m:r>
+          <m:rPr>
+            <m:sty m:val="p"/>
+          </m:rPr>
+          <m:t>(</m:t>
+        </m:r>
+        <m:r>
+          <m:t>9</m:t>
+        </m:r>
+        <m:r>
+          <m:rPr>
+            <m:sty m:val="p"/>
+          </m:rPr>
+          <m:t>,</m:t>
+        </m:r>
+        <m:r>
+          <m:t>7.11</m:t>
+        </m:r>
+        <m:r>
+          <m:rPr>
+            <m:sty m:val="p"/>
+          </m:rPr>
+          <m:t>)</m:t>
+        </m:r>
+      </m:oMath>
+      <w:r>
+        <w:t xml:space="preserve">,</w:t>
+      </w:r>
+      <w:r>
+        <w:t xml:space="preserve"> </w:t>
+      </w:r>
+      <m:oMath>
+        <m:r>
+          <m:rPr>
+            <m:sty m:val="p"/>
+          </m:rPr>
+          <m:t>(</m:t>
+        </m:r>
+        <m:r>
+          <m:t>11</m:t>
+        </m:r>
+        <m:r>
+          <m:rPr>
+            <m:sty m:val="p"/>
+          </m:rPr>
+          <m:t>,</m:t>
+        </m:r>
+        <m:r>
+          <m:t>7.81</m:t>
+        </m:r>
+        <m:r>
+          <m:rPr>
+            <m:sty m:val="p"/>
+          </m:rPr>
+          <m:t>)</m:t>
+        </m:r>
+      </m:oMath>
+      <w:r>
+        <w:t xml:space="preserve">,</w:t>
+      </w:r>
+      <w:r>
+        <w:t xml:space="preserve"> </w:t>
+      </w:r>
+      <m:oMath>
+        <m:r>
+          <m:rPr>
+            <m:sty m:val="p"/>
+          </m:rPr>
+          <m:t>(</m:t>
+        </m:r>
+        <m:r>
+          <m:t>14</m:t>
+        </m:r>
+        <m:r>
+          <m:rPr>
+            <m:sty m:val="p"/>
+          </m:rPr>
+          <m:t>,</m:t>
+        </m:r>
+        <m:r>
+          <m:t>8.84</m:t>
+        </m:r>
+        <m:r>
+          <m:rPr>
+            <m:sty m:val="p"/>
+          </m:rPr>
+          <m:t>)</m:t>
+        </m:r>
+      </m:oMath>
+      <w:r>
+        <w:t xml:space="preserve">,</w:t>
+      </w:r>
+      <w:r>
+        <w:t xml:space="preserve"> </w:t>
+      </w:r>
+      <m:oMath>
+        <m:r>
+          <m:rPr>
+            <m:sty m:val="p"/>
+          </m:rPr>
+          <m:t>(</m:t>
+        </m:r>
+        <m:r>
+          <m:t>6</m:t>
+        </m:r>
+        <m:r>
+          <m:rPr>
+            <m:sty m:val="p"/>
+          </m:rPr>
+          <m:t>,</m:t>
+        </m:r>
+        <m:r>
+          <m:t>6.08</m:t>
+        </m:r>
+        <m:r>
+          <m:rPr>
+            <m:sty m:val="p"/>
+          </m:rPr>
+          <m:t>)</m:t>
+        </m:r>
+      </m:oMath>
+      <w:r>
+        <w:t xml:space="preserve">,</w:t>
+      </w:r>
+      <w:r>
+        <w:t xml:space="preserve"> </w:t>
+      </w:r>
+      <m:oMath>
+        <m:r>
+          <m:rPr>
+            <m:sty m:val="p"/>
+          </m:rPr>
+          <m:t>(</m:t>
+        </m:r>
+        <m:r>
+          <m:t>4</m:t>
+        </m:r>
+        <m:r>
+          <m:rPr>
+            <m:sty m:val="p"/>
+          </m:rPr>
+          <m:t>,</m:t>
+        </m:r>
+        <m:r>
+          <m:t>5.39</m:t>
+        </m:r>
+        <m:r>
+          <m:rPr>
+            <m:sty m:val="p"/>
+          </m:rPr>
+          <m:t>)</m:t>
+        </m:r>
+      </m:oMath>
+      <w:r>
+        <w:t xml:space="preserve">,</w:t>
+      </w:r>
+      <w:r>
+        <w:t xml:space="preserve"> </w:t>
+      </w:r>
+      <m:oMath>
+        <m:r>
+          <m:rPr>
+            <m:sty m:val="p"/>
+          </m:rPr>
+          <m:t>(</m:t>
+        </m:r>
+        <m:r>
+          <m:t>12</m:t>
+        </m:r>
+        <m:r>
+          <m:rPr>
+            <m:sty m:val="p"/>
+          </m:rPr>
+          <m:t>,</m:t>
+        </m:r>
+        <m:r>
+          <m:t>8.15</m:t>
+        </m:r>
+        <m:r>
+          <m:rPr>
+            <m:sty m:val="p"/>
+          </m:rPr>
+          <m:t>)</m:t>
+        </m:r>
+      </m:oMath>
+      <w:r>
+        <w:t xml:space="preserve">,</w:t>
+      </w:r>
+      <w:r>
+        <w:t xml:space="preserve"> </w:t>
+      </w:r>
+      <m:oMath>
+        <m:r>
+          <m:rPr>
+            <m:sty m:val="p"/>
+          </m:rPr>
+          <m:t>(</m:t>
+        </m:r>
+        <m:r>
+          <m:t>7</m:t>
+        </m:r>
+        <m:r>
+          <m:rPr>
+            <m:sty m:val="p"/>
+          </m:rPr>
+          <m:t>,</m:t>
+        </m:r>
+        <m:r>
+          <m:t>6.42</m:t>
+        </m:r>
+        <m:r>
+          <m:rPr>
+            <m:sty m:val="p"/>
+          </m:rPr>
+          <m:t>)</m:t>
+        </m:r>
+      </m:oMath>
+      <w:r>
+        <w:t xml:space="preserve">,</w:t>
+      </w:r>
+      <w:r>
+        <w:t xml:space="preserve"> </w:t>
+      </w:r>
+      <m:oMath>
+        <m:r>
+          <m:rPr>
+            <m:sty m:val="p"/>
+          </m:rPr>
+          <m:t>(</m:t>
+        </m:r>
+        <m:r>
+          <m:t>5</m:t>
+        </m:r>
+        <m:r>
+          <m:rPr>
+            <m:sty m:val="p"/>
+          </m:rPr>
+          <m:t>,</m:t>
+        </m:r>
+        <m:r>
+          <m:t>5.73</m:t>
+        </m:r>
+        <m:r>
+          <m:rPr>
+            <m:sty m:val="p"/>
+          </m:rPr>
+          <m:t>)</m:t>
+        </m:r>
+      </m:oMath>
+      <w:r>
+        <w:t xml:space="preserve">。</w:t>
+      </w:r>
+    </w:p>
+    <w:p>
+      <w:pPr>
+        <w:pStyle w:val="Compact"/>
+        <w:numPr>
+          <w:ilvl w:val="0"/>
+          <w:numId w:val="1001"/>
+        </w:numPr>
+      </w:pPr>
+      <w:r>
+        <w:t xml:space="preserve">Data 4:</w:t>
+      </w:r>
+      <w:r>
+        <w:t xml:space="preserve"> </w:t>
+      </w:r>
+      <m:oMath>
+        <m:r>
+          <m:rPr>
+            <m:sty m:val="p"/>
+          </m:rPr>
+          <m:t>(</m:t>
+        </m:r>
+        <m:r>
+          <m:t>8</m:t>
+        </m:r>
+        <m:r>
+          <m:rPr>
+            <m:sty m:val="p"/>
+          </m:rPr>
+          <m:t>,</m:t>
+        </m:r>
+        <m:r>
+          <m:t>6.58</m:t>
+        </m:r>
+        <m:r>
+          <m:rPr>
+            <m:sty m:val="p"/>
+          </m:rPr>
+          <m:t>)</m:t>
+        </m:r>
+      </m:oMath>
+      <w:r>
+        <w:t xml:space="preserve">,</w:t>
+      </w:r>
+      <w:r>
+        <w:t xml:space="preserve"> </w:t>
+      </w:r>
+      <m:oMath>
+        <m:r>
+          <m:rPr>
+            <m:sty m:val="p"/>
+          </m:rPr>
+          <m:t>(</m:t>
+        </m:r>
+        <m:r>
+          <m:t>8</m:t>
+        </m:r>
+        <m:r>
+          <m:rPr>
+            <m:sty m:val="p"/>
+          </m:rPr>
+          <m:t>,</m:t>
+        </m:r>
+        <m:r>
+          <m:t>5.76</m:t>
+        </m:r>
+        <m:r>
+          <m:rPr>
+            <m:sty m:val="p"/>
+          </m:rPr>
+          <m:t>)</m:t>
+        </m:r>
+      </m:oMath>
+      <w:r>
+        <w:t xml:space="preserve">,</w:t>
+      </w:r>
+      <w:r>
+        <w:t xml:space="preserve"> </w:t>
+      </w:r>
+      <m:oMath>
+        <m:r>
+          <m:rPr>
+            <m:sty m:val="p"/>
+          </m:rPr>
+          <m:t>(</m:t>
+        </m:r>
+        <m:r>
+          <m:t>8</m:t>
+        </m:r>
+        <m:r>
+          <m:rPr>
+            <m:sty m:val="p"/>
+          </m:rPr>
+          <m:t>,</m:t>
+        </m:r>
+        <m:r>
+          <m:t>7.71</m:t>
+        </m:r>
+        <m:r>
+          <m:rPr>
+            <m:sty m:val="p"/>
+          </m:rPr>
+          <m:t>)</m:t>
+        </m:r>
+      </m:oMath>
+      <w:r>
+        <w:t xml:space="preserve">,</w:t>
+      </w:r>
+      <w:r>
+        <w:t xml:space="preserve"> </w:t>
+      </w:r>
+      <m:oMath>
+        <m:r>
+          <m:rPr>
+            <m:sty m:val="p"/>
+          </m:rPr>
+          <m:t>(</m:t>
+        </m:r>
+        <m:r>
+          <m:t>8</m:t>
+        </m:r>
+        <m:r>
+          <m:rPr>
+            <m:sty m:val="p"/>
+          </m:rPr>
+          <m:t>,</m:t>
+        </m:r>
+        <m:r>
+          <m:t>8.84</m:t>
+        </m:r>
+        <m:r>
+          <m:rPr>
+            <m:sty m:val="p"/>
+          </m:rPr>
+          <m:t>)</m:t>
+        </m:r>
+      </m:oMath>
+      <w:r>
+        <w:t xml:space="preserve">,</w:t>
+      </w:r>
+      <w:r>
+        <w:t xml:space="preserve"> </w:t>
+      </w:r>
+      <m:oMath>
+        <m:r>
+          <m:rPr>
+            <m:sty m:val="p"/>
+          </m:rPr>
+          <m:t>(</m:t>
+        </m:r>
+        <m:r>
+          <m:t>8</m:t>
+        </m:r>
+        <m:r>
+          <m:rPr>
+            <m:sty m:val="p"/>
+          </m:rPr>
+          <m:t>,</m:t>
+        </m:r>
+        <m:r>
+          <m:t>8.47</m:t>
+        </m:r>
+        <m:r>
+          <m:rPr>
+            <m:sty m:val="p"/>
+          </m:rPr>
+          <m:t>)</m:t>
+        </m:r>
+      </m:oMath>
+      <w:r>
+        <w:t xml:space="preserve">,</w:t>
+      </w:r>
+      <w:r>
+        <w:t xml:space="preserve"> </w:t>
+      </w:r>
+      <m:oMath>
+        <m:r>
+          <m:rPr>
+            <m:sty m:val="p"/>
+          </m:rPr>
+          <m:t>(</m:t>
+        </m:r>
+        <m:r>
+          <m:t>8</m:t>
+        </m:r>
+        <m:r>
+          <m:rPr>
+            <m:sty m:val="p"/>
+          </m:rPr>
+          <m:t>,</m:t>
+        </m:r>
+        <m:r>
+          <m:t>7.04</m:t>
+        </m:r>
+        <m:r>
+          <m:rPr>
+            <m:sty m:val="p"/>
+          </m:rPr>
+          <m:t>)</m:t>
+        </m:r>
+      </m:oMath>
+      <w:r>
+        <w:t xml:space="preserve">,</w:t>
+      </w:r>
+      <w:r>
+        <w:t xml:space="preserve"> </w:t>
+      </w:r>
+      <m:oMath>
+        <m:r>
+          <m:rPr>
+            <m:sty m:val="p"/>
+          </m:rPr>
+          <m:t>(</m:t>
+        </m:r>
+        <m:r>
+          <m:t>8</m:t>
+        </m:r>
+        <m:r>
+          <m:rPr>
+            <m:sty m:val="p"/>
+          </m:rPr>
+          <m:t>,</m:t>
+        </m:r>
+        <m:r>
+          <m:t>5.25</m:t>
+        </m:r>
+        <m:r>
+          <m:rPr>
+            <m:sty m:val="p"/>
+          </m:rPr>
+          <m:t>)</m:t>
+        </m:r>
+      </m:oMath>
+      <w:r>
+        <w:t xml:space="preserve">,</w:t>
+      </w:r>
+      <w:r>
+        <w:t xml:space="preserve"> </w:t>
+      </w:r>
+      <m:oMath>
+        <m:r>
+          <m:rPr>
+            <m:sty m:val="p"/>
+          </m:rPr>
+          <m:t>(</m:t>
+        </m:r>
+        <m:r>
+          <m:t>19</m:t>
+        </m:r>
+        <m:r>
+          <m:rPr>
+            <m:sty m:val="p"/>
+          </m:rPr>
+          <m:t>,</m:t>
+        </m:r>
+        <m:r>
+          <m:t>12.50</m:t>
+        </m:r>
+        <m:r>
+          <m:rPr>
+            <m:sty m:val="p"/>
+          </m:rPr>
+          <m:t>)</m:t>
+        </m:r>
+      </m:oMath>
+      <w:r>
+        <w:t xml:space="preserve">,</w:t>
+      </w:r>
+      <w:r>
+        <w:t xml:space="preserve"> </w:t>
+      </w:r>
+      <m:oMath>
+        <m:r>
+          <m:rPr>
+            <m:sty m:val="p"/>
+          </m:rPr>
+          <m:t>(</m:t>
+        </m:r>
+        <m:r>
+          <m:t>8</m:t>
+        </m:r>
+        <m:r>
+          <m:rPr>
+            <m:sty m:val="p"/>
+          </m:rPr>
+          <m:t>,</m:t>
+        </m:r>
+        <m:r>
+          <m:t>5.56</m:t>
+        </m:r>
+        <m:r>
+          <m:rPr>
+            <m:sty m:val="p"/>
+          </m:rPr>
+          <m:t>)</m:t>
+        </m:r>
+      </m:oMath>
+      <w:r>
+        <w:t xml:space="preserve">,</w:t>
+      </w:r>
+      <w:r>
+        <w:t xml:space="preserve"> </w:t>
+      </w:r>
+      <m:oMath>
+        <m:r>
+          <m:rPr>
+            <m:sty m:val="p"/>
+          </m:rPr>
+          <m:t>(</m:t>
+        </m:r>
+        <m:r>
+          <m:t>8</m:t>
+        </m:r>
+        <m:r>
+          <m:rPr>
+            <m:sty m:val="p"/>
+          </m:rPr>
+          <m:t>,</m:t>
+        </m:r>
+        <m:r>
+          <m:t>7.91</m:t>
+        </m:r>
+        <m:r>
+          <m:rPr>
+            <m:sty m:val="p"/>
+          </m:rPr>
+          <m:t>)</m:t>
+        </m:r>
+      </m:oMath>
+      <w:r>
+        <w:t xml:space="preserve">,</w:t>
+      </w:r>
+      <w:r>
+        <w:t xml:space="preserve"> </w:t>
+      </w:r>
+      <m:oMath>
+        <m:r>
+          <m:rPr>
+            <m:sty m:val="p"/>
+          </m:rPr>
+          <m:t>(</m:t>
+        </m:r>
+        <m:r>
+          <m:t>8</m:t>
+        </m:r>
+        <m:r>
+          <m:rPr>
+            <m:sty m:val="p"/>
+          </m:rPr>
+          <m:t>,</m:t>
+        </m:r>
+        <m:r>
+          <m:t>6.89</m:t>
+        </m:r>
+        <m:r>
+          <m:rPr>
+            <m:sty m:val="p"/>
+          </m:rPr>
+          <m:t>)</m:t>
+        </m:r>
+      </m:oMath>
+      <w:r>
+        <w:t xml:space="preserve">。</w:t>
+      </w:r>
+    </w:p>
+    <w:bookmarkStart w:id="24" w:name="problem-11"/>
+    <w:p>
+      <w:pPr>
+        <w:pStyle w:val="Heading2"/>
+      </w:pPr>
+      <w:r>
+        <w:rPr>
+          <w:rStyle w:val="SectionNumber"/>
+        </w:rPr>
+        <w:t xml:space="preserve">0.1</w:t>
+      </w:r>
+      <w:r>
+        <w:tab/>
+      </w:r>
+      <w:r>
+        <w:t xml:space="preserve">Problem 1(1)</w:t>
+      </w:r>
+    </w:p>
+    <w:p>
+      <w:pPr>
+        <w:pStyle w:val="FirstParagraph"/>
+      </w:pPr>
+      <w:r>
+        <w:rPr>
+          <w:rFonts w:hint="eastAsia"/>
+        </w:rPr>
+        <w:t xml:space="preserve">相关脚本：</w:t>
+      </w:r>
+    </w:p>
+    <w:p>
+      <w:pPr>
+        <w:pStyle w:val="Compact"/>
+        <w:numPr>
+          <w:ilvl w:val="0"/>
+          <w:numId w:val="1002"/>
+        </w:numPr>
+      </w:pPr>
+      <w:hyperlink r:id="rId18">
         <w:r>
           <w:rPr>
             <w:rStyle w:val="Hyperlink"/>
@@ -585,10 +2073,10 @@
         <w:pStyle w:val="Compact"/>
         <w:numPr>
           <w:ilvl w:val="0"/>
-          <w:numId w:val="1001"/>
+          <w:numId w:val="1002"/>
         </w:numPr>
       </w:pPr>
-      <w:hyperlink r:id="rId20">
+      <w:hyperlink r:id="rId19">
         <w:r>
           <w:rPr>
             <w:rStyle w:val="Hyperlink"/>
@@ -597,16 +2085,16 @@
         </w:r>
       </w:hyperlink>
     </w:p>
-    <w:bookmarkStart w:id="23" w:name="待求问题"/>
-    <w:p>
-      <w:pPr>
-        <w:pStyle w:val="Heading2"/>
+    <w:bookmarkStart w:id="20" w:name="待求问题"/>
+    <w:p>
+      <w:pPr>
+        <w:pStyle w:val="Heading3"/>
       </w:pPr>
       <w:r>
         <w:rPr>
           <w:rStyle w:val="SectionNumber"/>
         </w:rPr>
-        <w:t xml:space="preserve">1.1</w:t>
+        <w:t xml:space="preserve">0.1.1</w:t>
       </w:r>
       <w:r>
         <w:tab/>
@@ -623,7 +2111,7 @@
         <w:pStyle w:val="FirstParagraph"/>
       </w:pPr>
       <w:r>
-        <w:t xml:space="preserve">Problem 1: Consider the following four sets of data.</w:t>
+        <w:t xml:space="preserve">Please fit to straight line for each of the four sets of data and discuss it is good or bad fit?</w:t>
       </w:r>
     </w:p>
     <w:p>
@@ -634,1466 +2122,11 @@
         <w:rPr>
           <w:rFonts w:hint="eastAsia"/>
         </w:rPr>
-        <w:t xml:space="preserve">给出四组二维数据：</w:t>
-      </w:r>
-    </w:p>
-    <w:p>
-      <w:pPr>
-        <w:pStyle w:val="Compact"/>
-        <w:numPr>
-          <w:ilvl w:val="0"/>
-          <w:numId w:val="1002"/>
-        </w:numPr>
-      </w:pPr>
-      <w:r>
-        <w:t xml:space="preserve">Data 1:</w:t>
-      </w:r>
-      <w:r>
-        <w:t xml:space="preserve"> </w:t>
-      </w:r>
-      <m:oMath>
-        <m:r>
-          <m:rPr>
-            <m:sty m:val="p"/>
-          </m:rPr>
-          <m:t>(</m:t>
-        </m:r>
-        <m:r>
-          <m:t>10</m:t>
-        </m:r>
-        <m:r>
-          <m:rPr>
-            <m:sty m:val="p"/>
-          </m:rPr>
-          <m:t>,</m:t>
-        </m:r>
-        <m:r>
-          <m:t>8.04</m:t>
-        </m:r>
-        <m:r>
-          <m:rPr>
-            <m:sty m:val="p"/>
-          </m:rPr>
-          <m:t>)</m:t>
-        </m:r>
-      </m:oMath>
-      <w:r>
-        <w:t xml:space="preserve">,</w:t>
-      </w:r>
-      <w:r>
-        <w:t xml:space="preserve"> </w:t>
-      </w:r>
-      <m:oMath>
-        <m:r>
-          <m:rPr>
-            <m:sty m:val="p"/>
-          </m:rPr>
-          <m:t>(</m:t>
-        </m:r>
-        <m:r>
-          <m:t>8</m:t>
-        </m:r>
-        <m:r>
-          <m:rPr>
-            <m:sty m:val="p"/>
-          </m:rPr>
-          <m:t>,</m:t>
-        </m:r>
-        <m:r>
-          <m:t>6.95</m:t>
-        </m:r>
-        <m:r>
-          <m:rPr>
-            <m:sty m:val="p"/>
-          </m:rPr>
-          <m:t>)</m:t>
-        </m:r>
-      </m:oMath>
-      <w:r>
-        <w:t xml:space="preserve">,</w:t>
-      </w:r>
-      <w:r>
-        <w:t xml:space="preserve"> </w:t>
-      </w:r>
-      <m:oMath>
-        <m:r>
-          <m:rPr>
-            <m:sty m:val="p"/>
-          </m:rPr>
-          <m:t>(</m:t>
-        </m:r>
-        <m:r>
-          <m:t>13</m:t>
-        </m:r>
-        <m:r>
-          <m:rPr>
-            <m:sty m:val="p"/>
-          </m:rPr>
-          <m:t>,</m:t>
-        </m:r>
-        <m:r>
-          <m:t>7.58</m:t>
-        </m:r>
-        <m:r>
-          <m:rPr>
-            <m:sty m:val="p"/>
-          </m:rPr>
-          <m:t>)</m:t>
-        </m:r>
-      </m:oMath>
-      <w:r>
-        <w:t xml:space="preserve">,</w:t>
-      </w:r>
-      <w:r>
-        <w:t xml:space="preserve"> </w:t>
-      </w:r>
-      <m:oMath>
-        <m:r>
-          <m:rPr>
-            <m:sty m:val="p"/>
-          </m:rPr>
-          <m:t>(</m:t>
-        </m:r>
-        <m:r>
-          <m:t>9</m:t>
-        </m:r>
-        <m:r>
-          <m:rPr>
-            <m:sty m:val="p"/>
-          </m:rPr>
-          <m:t>,</m:t>
-        </m:r>
-        <m:r>
-          <m:t>8.81</m:t>
-        </m:r>
-        <m:r>
-          <m:rPr>
-            <m:sty m:val="p"/>
-          </m:rPr>
-          <m:t>)</m:t>
-        </m:r>
-      </m:oMath>
-      <w:r>
-        <w:t xml:space="preserve">,</w:t>
-      </w:r>
-      <w:r>
-        <w:t xml:space="preserve"> </w:t>
-      </w:r>
-      <m:oMath>
-        <m:r>
-          <m:rPr>
-            <m:sty m:val="p"/>
-          </m:rPr>
-          <m:t>(</m:t>
-        </m:r>
-        <m:r>
-          <m:t>11</m:t>
-        </m:r>
-        <m:r>
-          <m:rPr>
-            <m:sty m:val="p"/>
-          </m:rPr>
-          <m:t>,</m:t>
-        </m:r>
-        <m:r>
-          <m:t>8.33</m:t>
-        </m:r>
-        <m:r>
-          <m:rPr>
-            <m:sty m:val="p"/>
-          </m:rPr>
-          <m:t>)</m:t>
-        </m:r>
-      </m:oMath>
-      <w:r>
-        <w:t xml:space="preserve">,</w:t>
-      </w:r>
-      <w:r>
-        <w:t xml:space="preserve"> </w:t>
-      </w:r>
-      <m:oMath>
-        <m:r>
-          <m:rPr>
-            <m:sty m:val="p"/>
-          </m:rPr>
-          <m:t>(</m:t>
-        </m:r>
-        <m:r>
-          <m:t>14</m:t>
-        </m:r>
-        <m:r>
-          <m:rPr>
-            <m:sty m:val="p"/>
-          </m:rPr>
-          <m:t>,</m:t>
-        </m:r>
-        <m:r>
-          <m:t>9.96</m:t>
-        </m:r>
-        <m:r>
-          <m:rPr>
-            <m:sty m:val="p"/>
-          </m:rPr>
-          <m:t>)</m:t>
-        </m:r>
-      </m:oMath>
-      <w:r>
-        <w:t xml:space="preserve">,</w:t>
-      </w:r>
-      <w:r>
-        <w:t xml:space="preserve"> </w:t>
-      </w:r>
-      <m:oMath>
-        <m:r>
-          <m:rPr>
-            <m:sty m:val="p"/>
-          </m:rPr>
-          <m:t>(</m:t>
-        </m:r>
-        <m:r>
-          <m:t>6</m:t>
-        </m:r>
-        <m:r>
-          <m:rPr>
-            <m:sty m:val="p"/>
-          </m:rPr>
-          <m:t>,</m:t>
-        </m:r>
-        <m:r>
-          <m:t>7.24</m:t>
-        </m:r>
-        <m:r>
-          <m:rPr>
-            <m:sty m:val="p"/>
-          </m:rPr>
-          <m:t>)</m:t>
-        </m:r>
-      </m:oMath>
-      <w:r>
-        <w:t xml:space="preserve">,</w:t>
-      </w:r>
-      <w:r>
-        <w:t xml:space="preserve"> </w:t>
-      </w:r>
-      <m:oMath>
-        <m:r>
-          <m:rPr>
-            <m:sty m:val="p"/>
-          </m:rPr>
-          <m:t>(</m:t>
-        </m:r>
-        <m:r>
-          <m:t>4</m:t>
-        </m:r>
-        <m:r>
-          <m:rPr>
-            <m:sty m:val="p"/>
-          </m:rPr>
-          <m:t>,</m:t>
-        </m:r>
-        <m:r>
-          <m:t>4.26</m:t>
-        </m:r>
-        <m:r>
-          <m:rPr>
-            <m:sty m:val="p"/>
-          </m:rPr>
-          <m:t>)</m:t>
-        </m:r>
-      </m:oMath>
-      <w:r>
-        <w:t xml:space="preserve">,</w:t>
-      </w:r>
-      <w:r>
-        <w:t xml:space="preserve"> </w:t>
-      </w:r>
-      <m:oMath>
-        <m:r>
-          <m:rPr>
-            <m:sty m:val="p"/>
-          </m:rPr>
-          <m:t>(</m:t>
-        </m:r>
-        <m:r>
-          <m:t>12</m:t>
-        </m:r>
-        <m:r>
-          <m:rPr>
-            <m:sty m:val="p"/>
-          </m:rPr>
-          <m:t>,</m:t>
-        </m:r>
-        <m:r>
-          <m:t>10.84</m:t>
-        </m:r>
-        <m:r>
-          <m:rPr>
-            <m:sty m:val="p"/>
-          </m:rPr>
-          <m:t>)</m:t>
-        </m:r>
-      </m:oMath>
-      <w:r>
-        <w:t xml:space="preserve">,</w:t>
-      </w:r>
-      <w:r>
-        <w:t xml:space="preserve"> </w:t>
-      </w:r>
-      <m:oMath>
-        <m:r>
-          <m:rPr>
-            <m:sty m:val="p"/>
-          </m:rPr>
-          <m:t>(</m:t>
-        </m:r>
-        <m:r>
-          <m:t>7</m:t>
-        </m:r>
-        <m:r>
-          <m:rPr>
-            <m:sty m:val="p"/>
-          </m:rPr>
-          <m:t>,</m:t>
-        </m:r>
-        <m:r>
-          <m:t>4.82</m:t>
-        </m:r>
-        <m:r>
-          <m:rPr>
-            <m:sty m:val="p"/>
-          </m:rPr>
-          <m:t>)</m:t>
-        </m:r>
-      </m:oMath>
-      <w:r>
-        <w:t xml:space="preserve">,</w:t>
-      </w:r>
-      <w:r>
-        <w:t xml:space="preserve"> </w:t>
-      </w:r>
-      <m:oMath>
-        <m:r>
-          <m:rPr>
-            <m:sty m:val="p"/>
-          </m:rPr>
-          <m:t>(</m:t>
-        </m:r>
-        <m:r>
-          <m:t>5</m:t>
-        </m:r>
-        <m:r>
-          <m:rPr>
-            <m:sty m:val="p"/>
-          </m:rPr>
-          <m:t>,</m:t>
-        </m:r>
-        <m:r>
-          <m:t>5.68</m:t>
-        </m:r>
-        <m:r>
-          <m:rPr>
-            <m:sty m:val="p"/>
-          </m:rPr>
-          <m:t>)</m:t>
-        </m:r>
-      </m:oMath>
-      <w:r>
-        <w:t xml:space="preserve">。</w:t>
-      </w:r>
-    </w:p>
-    <w:p>
-      <w:pPr>
-        <w:pStyle w:val="Compact"/>
-        <w:numPr>
-          <w:ilvl w:val="0"/>
-          <w:numId w:val="1002"/>
-        </w:numPr>
-      </w:pPr>
-      <w:r>
-        <w:t xml:space="preserve">Data 2:</w:t>
-      </w:r>
-      <w:r>
-        <w:t xml:space="preserve"> </w:t>
-      </w:r>
-      <m:oMath>
-        <m:r>
-          <m:rPr>
-            <m:sty m:val="p"/>
-          </m:rPr>
-          <m:t>(</m:t>
-        </m:r>
-        <m:r>
-          <m:t>10</m:t>
-        </m:r>
-        <m:r>
-          <m:rPr>
-            <m:sty m:val="p"/>
-          </m:rPr>
-          <m:t>,</m:t>
-        </m:r>
-        <m:r>
-          <m:t>9.14</m:t>
-        </m:r>
-        <m:r>
-          <m:rPr>
-            <m:sty m:val="p"/>
-          </m:rPr>
-          <m:t>)</m:t>
-        </m:r>
-      </m:oMath>
-      <w:r>
-        <w:t xml:space="preserve">,</w:t>
-      </w:r>
-      <w:r>
-        <w:t xml:space="preserve"> </w:t>
-      </w:r>
-      <m:oMath>
-        <m:r>
-          <m:rPr>
-            <m:sty m:val="p"/>
-          </m:rPr>
-          <m:t>(</m:t>
-        </m:r>
-        <m:r>
-          <m:t>8</m:t>
-        </m:r>
-        <m:r>
-          <m:rPr>
-            <m:sty m:val="p"/>
-          </m:rPr>
-          <m:t>,</m:t>
-        </m:r>
-        <m:r>
-          <m:t>8.14</m:t>
-        </m:r>
-        <m:r>
-          <m:rPr>
-            <m:sty m:val="p"/>
-          </m:rPr>
-          <m:t>)</m:t>
-        </m:r>
-      </m:oMath>
-      <w:r>
-        <w:t xml:space="preserve">,</w:t>
-      </w:r>
-      <w:r>
-        <w:t xml:space="preserve"> </w:t>
-      </w:r>
-      <m:oMath>
-        <m:r>
-          <m:rPr>
-            <m:sty m:val="p"/>
-          </m:rPr>
-          <m:t>(</m:t>
-        </m:r>
-        <m:r>
-          <m:t>13</m:t>
-        </m:r>
-        <m:r>
-          <m:rPr>
-            <m:sty m:val="p"/>
-          </m:rPr>
-          <m:t>,</m:t>
-        </m:r>
-        <m:r>
-          <m:t>8.74</m:t>
-        </m:r>
-        <m:r>
-          <m:rPr>
-            <m:sty m:val="p"/>
-          </m:rPr>
-          <m:t>)</m:t>
-        </m:r>
-      </m:oMath>
-      <w:r>
-        <w:t xml:space="preserve">,</w:t>
-      </w:r>
-      <w:r>
-        <w:t xml:space="preserve"> </w:t>
-      </w:r>
-      <m:oMath>
-        <m:r>
-          <m:rPr>
-            <m:sty m:val="p"/>
-          </m:rPr>
-          <m:t>(</m:t>
-        </m:r>
-        <m:r>
-          <m:t>9</m:t>
-        </m:r>
-        <m:r>
-          <m:rPr>
-            <m:sty m:val="p"/>
-          </m:rPr>
-          <m:t>,</m:t>
-        </m:r>
-        <m:r>
-          <m:t>8.77</m:t>
-        </m:r>
-        <m:r>
-          <m:rPr>
-            <m:sty m:val="p"/>
-          </m:rPr>
-          <m:t>)</m:t>
-        </m:r>
-      </m:oMath>
-      <w:r>
-        <w:t xml:space="preserve">,</w:t>
-      </w:r>
-      <w:r>
-        <w:t xml:space="preserve"> </w:t>
-      </w:r>
-      <m:oMath>
-        <m:r>
-          <m:rPr>
-            <m:sty m:val="p"/>
-          </m:rPr>
-          <m:t>(</m:t>
-        </m:r>
-        <m:r>
-          <m:t>11</m:t>
-        </m:r>
-        <m:r>
-          <m:rPr>
-            <m:sty m:val="p"/>
-          </m:rPr>
-          <m:t>,</m:t>
-        </m:r>
-        <m:r>
-          <m:t>9.26</m:t>
-        </m:r>
-        <m:r>
-          <m:rPr>
-            <m:sty m:val="p"/>
-          </m:rPr>
-          <m:t>)</m:t>
-        </m:r>
-      </m:oMath>
-      <w:r>
-        <w:t xml:space="preserve">,</w:t>
-      </w:r>
-      <w:r>
-        <w:t xml:space="preserve"> </w:t>
-      </w:r>
-      <m:oMath>
-        <m:r>
-          <m:rPr>
-            <m:sty m:val="p"/>
-          </m:rPr>
-          <m:t>(</m:t>
-        </m:r>
-        <m:r>
-          <m:t>14</m:t>
-        </m:r>
-        <m:r>
-          <m:rPr>
-            <m:sty m:val="p"/>
-          </m:rPr>
-          <m:t>,</m:t>
-        </m:r>
-        <m:r>
-          <m:t>8.10</m:t>
-        </m:r>
-        <m:r>
-          <m:rPr>
-            <m:sty m:val="p"/>
-          </m:rPr>
-          <m:t>)</m:t>
-        </m:r>
-      </m:oMath>
-      <w:r>
-        <w:t xml:space="preserve">,</w:t>
-      </w:r>
-      <w:r>
-        <w:t xml:space="preserve"> </w:t>
-      </w:r>
-      <m:oMath>
-        <m:r>
-          <m:rPr>
-            <m:sty m:val="p"/>
-          </m:rPr>
-          <m:t>(</m:t>
-        </m:r>
-        <m:r>
-          <m:t>6</m:t>
-        </m:r>
-        <m:r>
-          <m:rPr>
-            <m:sty m:val="p"/>
-          </m:rPr>
-          <m:t>,</m:t>
-        </m:r>
-        <m:r>
-          <m:t>6.13</m:t>
-        </m:r>
-        <m:r>
-          <m:rPr>
-            <m:sty m:val="p"/>
-          </m:rPr>
-          <m:t>)</m:t>
-        </m:r>
-      </m:oMath>
-      <w:r>
-        <w:t xml:space="preserve">,</w:t>
-      </w:r>
-      <w:r>
-        <w:t xml:space="preserve"> </w:t>
-      </w:r>
-      <m:oMath>
-        <m:r>
-          <m:rPr>
-            <m:sty m:val="p"/>
-          </m:rPr>
-          <m:t>(</m:t>
-        </m:r>
-        <m:r>
-          <m:t>4</m:t>
-        </m:r>
-        <m:r>
-          <m:rPr>
-            <m:sty m:val="p"/>
-          </m:rPr>
-          <m:t>,</m:t>
-        </m:r>
-        <m:r>
-          <m:t>3.10</m:t>
-        </m:r>
-        <m:r>
-          <m:rPr>
-            <m:sty m:val="p"/>
-          </m:rPr>
-          <m:t>)</m:t>
-        </m:r>
-      </m:oMath>
-      <w:r>
-        <w:t xml:space="preserve">,</w:t>
-      </w:r>
-      <w:r>
-        <w:t xml:space="preserve"> </w:t>
-      </w:r>
-      <m:oMath>
-        <m:r>
-          <m:rPr>
-            <m:sty m:val="p"/>
-          </m:rPr>
-          <m:t>(</m:t>
-        </m:r>
-        <m:r>
-          <m:t>12</m:t>
-        </m:r>
-        <m:r>
-          <m:rPr>
-            <m:sty m:val="p"/>
-          </m:rPr>
-          <m:t>,</m:t>
-        </m:r>
-        <m:r>
-          <m:t>9.13</m:t>
-        </m:r>
-        <m:r>
-          <m:rPr>
-            <m:sty m:val="p"/>
-          </m:rPr>
-          <m:t>)</m:t>
-        </m:r>
-      </m:oMath>
-      <w:r>
-        <w:t xml:space="preserve">,</w:t>
-      </w:r>
-      <w:r>
-        <w:t xml:space="preserve"> </w:t>
-      </w:r>
-      <m:oMath>
-        <m:r>
-          <m:rPr>
-            <m:sty m:val="p"/>
-          </m:rPr>
-          <m:t>(</m:t>
-        </m:r>
-        <m:r>
-          <m:t>7</m:t>
-        </m:r>
-        <m:r>
-          <m:rPr>
-            <m:sty m:val="p"/>
-          </m:rPr>
-          <m:t>,</m:t>
-        </m:r>
-        <m:r>
-          <m:t>7.26</m:t>
-        </m:r>
-        <m:r>
-          <m:rPr>
-            <m:sty m:val="p"/>
-          </m:rPr>
-          <m:t>)</m:t>
-        </m:r>
-      </m:oMath>
-      <w:r>
-        <w:t xml:space="preserve">,</w:t>
-      </w:r>
-      <w:r>
-        <w:t xml:space="preserve"> </w:t>
-      </w:r>
-      <m:oMath>
-        <m:r>
-          <m:rPr>
-            <m:sty m:val="p"/>
-          </m:rPr>
-          <m:t>(</m:t>
-        </m:r>
-        <m:r>
-          <m:t>5</m:t>
-        </m:r>
-        <m:r>
-          <m:rPr>
-            <m:sty m:val="p"/>
-          </m:rPr>
-          <m:t>,</m:t>
-        </m:r>
-        <m:r>
-          <m:t>4.74</m:t>
-        </m:r>
-        <m:r>
-          <m:rPr>
-            <m:sty m:val="p"/>
-          </m:rPr>
-          <m:t>)</m:t>
-        </m:r>
-      </m:oMath>
-      <w:r>
-        <w:t xml:space="preserve">。</w:t>
-      </w:r>
-    </w:p>
-    <w:p>
-      <w:pPr>
-        <w:pStyle w:val="Compact"/>
-        <w:numPr>
-          <w:ilvl w:val="0"/>
-          <w:numId w:val="1002"/>
-        </w:numPr>
-      </w:pPr>
-      <w:r>
-        <w:t xml:space="preserve">Data 3:</w:t>
-      </w:r>
-      <w:r>
-        <w:t xml:space="preserve"> </w:t>
-      </w:r>
-      <m:oMath>
-        <m:r>
-          <m:rPr>
-            <m:sty m:val="p"/>
-          </m:rPr>
-          <m:t>(</m:t>
-        </m:r>
-        <m:r>
-          <m:t>10</m:t>
-        </m:r>
-        <m:r>
-          <m:rPr>
-            <m:sty m:val="p"/>
-          </m:rPr>
-          <m:t>,</m:t>
-        </m:r>
-        <m:r>
-          <m:t>7.46</m:t>
-        </m:r>
-        <m:r>
-          <m:rPr>
-            <m:sty m:val="p"/>
-          </m:rPr>
-          <m:t>)</m:t>
-        </m:r>
-      </m:oMath>
-      <w:r>
-        <w:t xml:space="preserve">,</w:t>
-      </w:r>
-      <w:r>
-        <w:t xml:space="preserve"> </w:t>
-      </w:r>
-      <m:oMath>
-        <m:r>
-          <m:rPr>
-            <m:sty m:val="p"/>
-          </m:rPr>
-          <m:t>(</m:t>
-        </m:r>
-        <m:r>
-          <m:t>8</m:t>
-        </m:r>
-        <m:r>
-          <m:rPr>
-            <m:sty m:val="p"/>
-          </m:rPr>
-          <m:t>,</m:t>
-        </m:r>
-        <m:r>
-          <m:t>6.77</m:t>
-        </m:r>
-        <m:r>
-          <m:rPr>
-            <m:sty m:val="p"/>
-          </m:rPr>
-          <m:t>)</m:t>
-        </m:r>
-      </m:oMath>
-      <w:r>
-        <w:t xml:space="preserve">,</w:t>
-      </w:r>
-      <w:r>
-        <w:t xml:space="preserve"> </w:t>
-      </w:r>
-      <m:oMath>
-        <m:r>
-          <m:rPr>
-            <m:sty m:val="p"/>
-          </m:rPr>
-          <m:t>(</m:t>
-        </m:r>
-        <m:r>
-          <m:t>13</m:t>
-        </m:r>
-        <m:r>
-          <m:rPr>
-            <m:sty m:val="p"/>
-          </m:rPr>
-          <m:t>,</m:t>
-        </m:r>
-        <m:r>
-          <m:t>12.74</m:t>
-        </m:r>
-        <m:r>
-          <m:rPr>
-            <m:sty m:val="p"/>
-          </m:rPr>
-          <m:t>)</m:t>
-        </m:r>
-      </m:oMath>
-      <w:r>
-        <w:t xml:space="preserve">,</w:t>
-      </w:r>
-      <w:r>
-        <w:t xml:space="preserve"> </w:t>
-      </w:r>
-      <m:oMath>
-        <m:r>
-          <m:rPr>
-            <m:sty m:val="p"/>
-          </m:rPr>
-          <m:t>(</m:t>
-        </m:r>
-        <m:r>
-          <m:t>9</m:t>
-        </m:r>
-        <m:r>
-          <m:rPr>
-            <m:sty m:val="p"/>
-          </m:rPr>
-          <m:t>,</m:t>
-        </m:r>
-        <m:r>
-          <m:t>7.11</m:t>
-        </m:r>
-        <m:r>
-          <m:rPr>
-            <m:sty m:val="p"/>
-          </m:rPr>
-          <m:t>)</m:t>
-        </m:r>
-      </m:oMath>
-      <w:r>
-        <w:t xml:space="preserve">,</w:t>
-      </w:r>
-      <w:r>
-        <w:t xml:space="preserve"> </w:t>
-      </w:r>
-      <m:oMath>
-        <m:r>
-          <m:rPr>
-            <m:sty m:val="p"/>
-          </m:rPr>
-          <m:t>(</m:t>
-        </m:r>
-        <m:r>
-          <m:t>11</m:t>
-        </m:r>
-        <m:r>
-          <m:rPr>
-            <m:sty m:val="p"/>
-          </m:rPr>
-          <m:t>,</m:t>
-        </m:r>
-        <m:r>
-          <m:t>7.81</m:t>
-        </m:r>
-        <m:r>
-          <m:rPr>
-            <m:sty m:val="p"/>
-          </m:rPr>
-          <m:t>)</m:t>
-        </m:r>
-      </m:oMath>
-      <w:r>
-        <w:t xml:space="preserve">,</w:t>
-      </w:r>
-      <w:r>
-        <w:t xml:space="preserve"> </w:t>
-      </w:r>
-      <m:oMath>
-        <m:r>
-          <m:rPr>
-            <m:sty m:val="p"/>
-          </m:rPr>
-          <m:t>(</m:t>
-        </m:r>
-        <m:r>
-          <m:t>14</m:t>
-        </m:r>
-        <m:r>
-          <m:rPr>
-            <m:sty m:val="p"/>
-          </m:rPr>
-          <m:t>,</m:t>
-        </m:r>
-        <m:r>
-          <m:t>8.84</m:t>
-        </m:r>
-        <m:r>
-          <m:rPr>
-            <m:sty m:val="p"/>
-          </m:rPr>
-          <m:t>)</m:t>
-        </m:r>
-      </m:oMath>
-      <w:r>
-        <w:t xml:space="preserve">,</w:t>
-      </w:r>
-      <w:r>
-        <w:t xml:space="preserve"> </w:t>
-      </w:r>
-      <m:oMath>
-        <m:r>
-          <m:rPr>
-            <m:sty m:val="p"/>
-          </m:rPr>
-          <m:t>(</m:t>
-        </m:r>
-        <m:r>
-          <m:t>6</m:t>
-        </m:r>
-        <m:r>
-          <m:rPr>
-            <m:sty m:val="p"/>
-          </m:rPr>
-          <m:t>,</m:t>
-        </m:r>
-        <m:r>
-          <m:t>6.08</m:t>
-        </m:r>
-        <m:r>
-          <m:rPr>
-            <m:sty m:val="p"/>
-          </m:rPr>
-          <m:t>)</m:t>
-        </m:r>
-      </m:oMath>
-      <w:r>
-        <w:t xml:space="preserve">,</w:t>
-      </w:r>
-      <w:r>
-        <w:t xml:space="preserve"> </w:t>
-      </w:r>
-      <m:oMath>
-        <m:r>
-          <m:rPr>
-            <m:sty m:val="p"/>
-          </m:rPr>
-          <m:t>(</m:t>
-        </m:r>
-        <m:r>
-          <m:t>4</m:t>
-        </m:r>
-        <m:r>
-          <m:rPr>
-            <m:sty m:val="p"/>
-          </m:rPr>
-          <m:t>,</m:t>
-        </m:r>
-        <m:r>
-          <m:t>5.39</m:t>
-        </m:r>
-        <m:r>
-          <m:rPr>
-            <m:sty m:val="p"/>
-          </m:rPr>
-          <m:t>)</m:t>
-        </m:r>
-      </m:oMath>
-      <w:r>
-        <w:t xml:space="preserve">,</w:t>
-      </w:r>
-      <w:r>
-        <w:t xml:space="preserve"> </w:t>
-      </w:r>
-      <m:oMath>
-        <m:r>
-          <m:rPr>
-            <m:sty m:val="p"/>
-          </m:rPr>
-          <m:t>(</m:t>
-        </m:r>
-        <m:r>
-          <m:t>12</m:t>
-        </m:r>
-        <m:r>
-          <m:rPr>
-            <m:sty m:val="p"/>
-          </m:rPr>
-          <m:t>,</m:t>
-        </m:r>
-        <m:r>
-          <m:t>8.15</m:t>
-        </m:r>
-        <m:r>
-          <m:rPr>
-            <m:sty m:val="p"/>
-          </m:rPr>
-          <m:t>)</m:t>
-        </m:r>
-      </m:oMath>
-      <w:r>
-        <w:t xml:space="preserve">,</w:t>
-      </w:r>
-      <w:r>
-        <w:t xml:space="preserve"> </w:t>
-      </w:r>
-      <m:oMath>
-        <m:r>
-          <m:rPr>
-            <m:sty m:val="p"/>
-          </m:rPr>
-          <m:t>(</m:t>
-        </m:r>
-        <m:r>
-          <m:t>7</m:t>
-        </m:r>
-        <m:r>
-          <m:rPr>
-            <m:sty m:val="p"/>
-          </m:rPr>
-          <m:t>,</m:t>
-        </m:r>
-        <m:r>
-          <m:t>6.42</m:t>
-        </m:r>
-        <m:r>
-          <m:rPr>
-            <m:sty m:val="p"/>
-          </m:rPr>
-          <m:t>)</m:t>
-        </m:r>
-      </m:oMath>
-      <w:r>
-        <w:t xml:space="preserve">,</w:t>
-      </w:r>
-      <w:r>
-        <w:t xml:space="preserve"> </w:t>
-      </w:r>
-      <m:oMath>
-        <m:r>
-          <m:rPr>
-            <m:sty m:val="p"/>
-          </m:rPr>
-          <m:t>(</m:t>
-        </m:r>
-        <m:r>
-          <m:t>5</m:t>
-        </m:r>
-        <m:r>
-          <m:rPr>
-            <m:sty m:val="p"/>
-          </m:rPr>
-          <m:t>,</m:t>
-        </m:r>
-        <m:r>
-          <m:t>5.73</m:t>
-        </m:r>
-        <m:r>
-          <m:rPr>
-            <m:sty m:val="p"/>
-          </m:rPr>
-          <m:t>)</m:t>
-        </m:r>
-      </m:oMath>
-      <w:r>
-        <w:t xml:space="preserve">。</w:t>
-      </w:r>
-    </w:p>
-    <w:p>
-      <w:pPr>
-        <w:pStyle w:val="Compact"/>
-        <w:numPr>
-          <w:ilvl w:val="0"/>
-          <w:numId w:val="1002"/>
-        </w:numPr>
-      </w:pPr>
-      <w:r>
-        <w:t xml:space="preserve">Data 4:</w:t>
-      </w:r>
-      <w:r>
-        <w:t xml:space="preserve"> </w:t>
-      </w:r>
-      <m:oMath>
-        <m:r>
-          <m:rPr>
-            <m:sty m:val="p"/>
-          </m:rPr>
-          <m:t>(</m:t>
-        </m:r>
-        <m:r>
-          <m:t>8</m:t>
-        </m:r>
-        <m:r>
-          <m:rPr>
-            <m:sty m:val="p"/>
-          </m:rPr>
-          <m:t>,</m:t>
-        </m:r>
-        <m:r>
-          <m:t>6.58</m:t>
-        </m:r>
-        <m:r>
-          <m:rPr>
-            <m:sty m:val="p"/>
-          </m:rPr>
-          <m:t>)</m:t>
-        </m:r>
-      </m:oMath>
-      <w:r>
-        <w:t xml:space="preserve">,</w:t>
-      </w:r>
-      <w:r>
-        <w:t xml:space="preserve"> </w:t>
-      </w:r>
-      <m:oMath>
-        <m:r>
-          <m:rPr>
-            <m:sty m:val="p"/>
-          </m:rPr>
-          <m:t>(</m:t>
-        </m:r>
-        <m:r>
-          <m:t>8</m:t>
-        </m:r>
-        <m:r>
-          <m:rPr>
-            <m:sty m:val="p"/>
-          </m:rPr>
-          <m:t>,</m:t>
-        </m:r>
-        <m:r>
-          <m:t>5.76</m:t>
-        </m:r>
-        <m:r>
-          <m:rPr>
-            <m:sty m:val="p"/>
-          </m:rPr>
-          <m:t>)</m:t>
-        </m:r>
-      </m:oMath>
-      <w:r>
-        <w:t xml:space="preserve">,</w:t>
-      </w:r>
-      <w:r>
-        <w:t xml:space="preserve"> </w:t>
-      </w:r>
-      <m:oMath>
-        <m:r>
-          <m:rPr>
-            <m:sty m:val="p"/>
-          </m:rPr>
-          <m:t>(</m:t>
-        </m:r>
-        <m:r>
-          <m:t>8</m:t>
-        </m:r>
-        <m:r>
-          <m:rPr>
-            <m:sty m:val="p"/>
-          </m:rPr>
-          <m:t>,</m:t>
-        </m:r>
-        <m:r>
-          <m:t>7.71</m:t>
-        </m:r>
-        <m:r>
-          <m:rPr>
-            <m:sty m:val="p"/>
-          </m:rPr>
-          <m:t>)</m:t>
-        </m:r>
-      </m:oMath>
-      <w:r>
-        <w:t xml:space="preserve">,</w:t>
-      </w:r>
-      <w:r>
-        <w:t xml:space="preserve"> </w:t>
-      </w:r>
-      <m:oMath>
-        <m:r>
-          <m:rPr>
-            <m:sty m:val="p"/>
-          </m:rPr>
-          <m:t>(</m:t>
-        </m:r>
-        <m:r>
-          <m:t>8</m:t>
-        </m:r>
-        <m:r>
-          <m:rPr>
-            <m:sty m:val="p"/>
-          </m:rPr>
-          <m:t>,</m:t>
-        </m:r>
-        <m:r>
-          <m:t>8.84</m:t>
-        </m:r>
-        <m:r>
-          <m:rPr>
-            <m:sty m:val="p"/>
-          </m:rPr>
-          <m:t>)</m:t>
-        </m:r>
-      </m:oMath>
-      <w:r>
-        <w:t xml:space="preserve">,</w:t>
-      </w:r>
-      <w:r>
-        <w:t xml:space="preserve"> </w:t>
-      </w:r>
-      <m:oMath>
-        <m:r>
-          <m:rPr>
-            <m:sty m:val="p"/>
-          </m:rPr>
-          <m:t>(</m:t>
-        </m:r>
-        <m:r>
-          <m:t>8</m:t>
-        </m:r>
-        <m:r>
-          <m:rPr>
-            <m:sty m:val="p"/>
-          </m:rPr>
-          <m:t>,</m:t>
-        </m:r>
-        <m:r>
-          <m:t>8.47</m:t>
-        </m:r>
-        <m:r>
-          <m:rPr>
-            <m:sty m:val="p"/>
-          </m:rPr>
-          <m:t>)</m:t>
-        </m:r>
-      </m:oMath>
-      <w:r>
-        <w:t xml:space="preserve">,</w:t>
-      </w:r>
-      <w:r>
-        <w:t xml:space="preserve"> </w:t>
-      </w:r>
-      <m:oMath>
-        <m:r>
-          <m:rPr>
-            <m:sty m:val="p"/>
-          </m:rPr>
-          <m:t>(</m:t>
-        </m:r>
-        <m:r>
-          <m:t>8</m:t>
-        </m:r>
-        <m:r>
-          <m:rPr>
-            <m:sty m:val="p"/>
-          </m:rPr>
-          <m:t>,</m:t>
-        </m:r>
-        <m:r>
-          <m:t>7.04</m:t>
-        </m:r>
-        <m:r>
-          <m:rPr>
-            <m:sty m:val="p"/>
-          </m:rPr>
-          <m:t>)</m:t>
-        </m:r>
-      </m:oMath>
-      <w:r>
-        <w:t xml:space="preserve">,</w:t>
-      </w:r>
-      <w:r>
-        <w:t xml:space="preserve"> </w:t>
-      </w:r>
-      <m:oMath>
-        <m:r>
-          <m:rPr>
-            <m:sty m:val="p"/>
-          </m:rPr>
-          <m:t>(</m:t>
-        </m:r>
-        <m:r>
-          <m:t>8</m:t>
-        </m:r>
-        <m:r>
-          <m:rPr>
-            <m:sty m:val="p"/>
-          </m:rPr>
-          <m:t>,</m:t>
-        </m:r>
-        <m:r>
-          <m:t>5.25</m:t>
-        </m:r>
-        <m:r>
-          <m:rPr>
-            <m:sty m:val="p"/>
-          </m:rPr>
-          <m:t>)</m:t>
-        </m:r>
-      </m:oMath>
-      <w:r>
-        <w:t xml:space="preserve">,</w:t>
-      </w:r>
-      <w:r>
-        <w:t xml:space="preserve"> </w:t>
-      </w:r>
-      <m:oMath>
-        <m:r>
-          <m:rPr>
-            <m:sty m:val="p"/>
-          </m:rPr>
-          <m:t>(</m:t>
-        </m:r>
-        <m:r>
-          <m:t>19</m:t>
-        </m:r>
-        <m:r>
-          <m:rPr>
-            <m:sty m:val="p"/>
-          </m:rPr>
-          <m:t>,</m:t>
-        </m:r>
-        <m:r>
-          <m:t>12.50</m:t>
-        </m:r>
-        <m:r>
-          <m:rPr>
-            <m:sty m:val="p"/>
-          </m:rPr>
-          <m:t>)</m:t>
-        </m:r>
-      </m:oMath>
-      <w:r>
-        <w:t xml:space="preserve">,</w:t>
-      </w:r>
-      <w:r>
-        <w:t xml:space="preserve"> </w:t>
-      </w:r>
-      <m:oMath>
-        <m:r>
-          <m:rPr>
-            <m:sty m:val="p"/>
-          </m:rPr>
-          <m:t>(</m:t>
-        </m:r>
-        <m:r>
-          <m:t>8</m:t>
-        </m:r>
-        <m:r>
-          <m:rPr>
-            <m:sty m:val="p"/>
-          </m:rPr>
-          <m:t>,</m:t>
-        </m:r>
-        <m:r>
-          <m:t>5.56</m:t>
-        </m:r>
-        <m:r>
-          <m:rPr>
-            <m:sty m:val="p"/>
-          </m:rPr>
-          <m:t>)</m:t>
-        </m:r>
-      </m:oMath>
-      <w:r>
-        <w:t xml:space="preserve">,</w:t>
-      </w:r>
-      <w:r>
-        <w:t xml:space="preserve"> </w:t>
-      </w:r>
-      <m:oMath>
-        <m:r>
-          <m:rPr>
-            <m:sty m:val="p"/>
-          </m:rPr>
-          <m:t>(</m:t>
-        </m:r>
-        <m:r>
-          <m:t>8</m:t>
-        </m:r>
-        <m:r>
-          <m:rPr>
-            <m:sty m:val="p"/>
-          </m:rPr>
-          <m:t>,</m:t>
-        </m:r>
-        <m:r>
-          <m:t>7.91</m:t>
-        </m:r>
-        <m:r>
-          <m:rPr>
-            <m:sty m:val="p"/>
-          </m:rPr>
-          <m:t>)</m:t>
-        </m:r>
-      </m:oMath>
-      <w:r>
-        <w:t xml:space="preserve">,</w:t>
-      </w:r>
-      <w:r>
-        <w:t xml:space="preserve"> </w:t>
-      </w:r>
-      <m:oMath>
-        <m:r>
-          <m:rPr>
-            <m:sty m:val="p"/>
-          </m:rPr>
-          <m:t>(</m:t>
-        </m:r>
-        <m:r>
-          <m:t>8</m:t>
-        </m:r>
-        <m:r>
-          <m:rPr>
-            <m:sty m:val="p"/>
-          </m:rPr>
-          <m:t>,</m:t>
-        </m:r>
-        <m:r>
-          <m:t>6.89</m:t>
-        </m:r>
-        <m:r>
-          <m:rPr>
-            <m:sty m:val="p"/>
-          </m:rPr>
-          <m:t>)</m:t>
-        </m:r>
-      </m:oMath>
-      <w:r>
-        <w:t xml:space="preserve">。</w:t>
-      </w:r>
-    </w:p>
-    <w:bookmarkStart w:id="21" w:name="section"/>
+        <w:t xml:space="preserve">请分别对上述四组数据做直线拟合，并讨论拟合效果是好还是坏。</w:t>
+      </w:r>
+    </w:p>
+    <w:bookmarkEnd w:id="20"/>
+    <w:bookmarkStart w:id="21" w:name="解决方式"/>
     <w:p>
       <w:pPr>
         <w:pStyle w:val="Heading3"/>
@@ -2102,111 +2135,16 @@
         <w:rPr>
           <w:rStyle w:val="SectionNumber"/>
         </w:rPr>
-        <w:t xml:space="preserve">1.1.1</w:t>
+        <w:t xml:space="preserve">0.1.2</w:t>
       </w:r>
       <w:r>
         <w:tab/>
       </w:r>
       <w:r>
-        <w:t xml:space="preserve">(1)</w:t>
-      </w:r>
-    </w:p>
-    <w:p>
-      <w:pPr>
-        <w:pStyle w:val="FirstParagraph"/>
-      </w:pPr>
-      <w:r>
-        <w:t xml:space="preserve">Please fit to straight line for each of the four sets of data and discuss it is good or bad fit?</w:t>
-      </w:r>
-    </w:p>
-    <w:p>
-      <w:pPr>
-        <w:pStyle w:val="BodyText"/>
-      </w:pPr>
-      <w:r>
-        <w:rPr>
-          <w:rFonts w:hint="eastAsia"/>
-        </w:rPr>
-        <w:t xml:space="preserve">请分别对上述四组数据做直线拟合，并讨论拟合效果是好还是坏。</w:t>
-      </w:r>
-    </w:p>
-    <w:bookmarkEnd w:id="21"/>
-    <w:bookmarkStart w:id="22" w:name="section-1"/>
-    <w:p>
-      <w:pPr>
-        <w:pStyle w:val="Heading3"/>
-      </w:pPr>
-      <w:r>
-        <w:rPr>
-          <w:rStyle w:val="SectionNumber"/>
-        </w:rPr>
-        <w:t xml:space="preserve">1.1.2</w:t>
-      </w:r>
-      <w:r>
-        <w:tab/>
-      </w:r>
-      <w:r>
-        <w:t xml:space="preserve">(2)</w:t>
-      </w:r>
-    </w:p>
-    <w:p>
-      <w:pPr>
-        <w:pStyle w:val="FirstParagraph"/>
-      </w:pPr>
-      <w:r>
-        <w:t xml:space="preserve">Plot these fits.</w:t>
-      </w:r>
-    </w:p>
-    <w:p>
-      <w:pPr>
-        <w:pStyle w:val="BodyText"/>
-      </w:pPr>
-      <w:r>
-        <w:rPr>
-          <w:rFonts w:hint="eastAsia"/>
-        </w:rPr>
-        <w:t xml:space="preserve">请绘制各组数据及其拟合直线。</w:t>
-      </w:r>
-    </w:p>
-    <w:bookmarkEnd w:id="22"/>
-    <w:bookmarkEnd w:id="23"/>
-    <w:bookmarkStart w:id="26" w:name="解决方式"/>
-    <w:p>
-      <w:pPr>
-        <w:pStyle w:val="Heading2"/>
-      </w:pPr>
-      <w:r>
-        <w:rPr>
-          <w:rStyle w:val="SectionNumber"/>
-        </w:rPr>
-        <w:t xml:space="preserve">1.2</w:t>
-      </w:r>
-      <w:r>
-        <w:tab/>
-      </w:r>
-      <w:r>
         <w:rPr>
           <w:rFonts w:hint="eastAsia"/>
         </w:rPr>
         <w:t xml:space="preserve">解决方式</w:t>
-      </w:r>
-    </w:p>
-    <w:bookmarkStart w:id="24" w:name="section-2"/>
-    <w:p>
-      <w:pPr>
-        <w:pStyle w:val="Heading3"/>
-      </w:pPr>
-      <w:r>
-        <w:rPr>
-          <w:rStyle w:val="SectionNumber"/>
-        </w:rPr>
-        <w:t xml:space="preserve">1.2.1</w:t>
-      </w:r>
-      <w:r>
-        <w:tab/>
-      </w:r>
-      <w:r>
-        <w:t xml:space="preserve">(1)</w:t>
       </w:r>
     </w:p>
     <w:p>
@@ -2775,8 +2713,8 @@
         <w:t xml:space="preserve">end for</w:t>
       </w:r>
     </w:p>
-    <w:bookmarkEnd w:id="24"/>
-    <w:bookmarkStart w:id="25" w:name="section-3"/>
+    <w:bookmarkEnd w:id="21"/>
+    <w:bookmarkStart w:id="22" w:name="问题答案"/>
     <w:p>
       <w:pPr>
         <w:pStyle w:val="Heading3"/>
@@ -2785,166 +2723,16 @@
         <w:rPr>
           <w:rStyle w:val="SectionNumber"/>
         </w:rPr>
-        <w:t xml:space="preserve">1.2.2</w:t>
+        <w:t xml:space="preserve">0.1.3</w:t>
       </w:r>
       <w:r>
         <w:tab/>
       </w:r>
       <w:r>
-        <w:t xml:space="preserve">(2)</w:t>
-      </w:r>
-    </w:p>
-    <w:p>
-      <w:pPr>
-        <w:pStyle w:val="FirstParagraph"/>
-      </w:pPr>
-      <w:r>
-        <w:rPr>
-          <w:rFonts w:hint="eastAsia"/>
-        </w:rPr>
-        <w:t xml:space="preserve">将四组数据画成四联图。每个子图同时显示：</w:t>
-      </w:r>
-    </w:p>
-    <w:p>
-      <w:pPr>
-        <w:pStyle w:val="Compact"/>
-        <w:numPr>
-          <w:ilvl w:val="0"/>
-          <w:numId w:val="1003"/>
-        </w:numPr>
-      </w:pPr>
-      <w:r>
-        <w:rPr>
-          <w:rFonts w:hint="eastAsia"/>
-        </w:rPr>
-        <w:t xml:space="preserve">原始散点；</w:t>
-      </w:r>
-    </w:p>
-    <w:p>
-      <w:pPr>
-        <w:pStyle w:val="Compact"/>
-        <w:numPr>
-          <w:ilvl w:val="0"/>
-          <w:numId w:val="1003"/>
-        </w:numPr>
-      </w:pPr>
-      <w:r>
-        <w:rPr>
-          <w:rFonts w:hint="eastAsia"/>
-        </w:rPr>
-        <w:t xml:space="preserve">最小二乘拟合直线；</w:t>
-      </w:r>
-    </w:p>
-    <w:p>
-      <w:pPr>
-        <w:pStyle w:val="Compact"/>
-        <w:numPr>
-          <w:ilvl w:val="0"/>
-          <w:numId w:val="1003"/>
-        </w:numPr>
-      </w:pPr>
-      <w:r>
-        <w:rPr>
-          <w:rFonts w:hint="eastAsia"/>
-        </w:rPr>
-        <w:t xml:space="preserve">对应的</w:t>
-      </w:r>
-      <w:r>
-        <w:t xml:space="preserve"> </w:t>
-      </w:r>
-      <m:oMath>
-        <m:r>
-          <m:t>m</m:t>
-        </m:r>
-      </m:oMath>
-      <w:r>
-        <w:t xml:space="preserve">、</w:t>
-      </w:r>
-      <m:oMath>
-        <m:r>
-          <m:t>b</m:t>
-        </m:r>
-      </m:oMath>
-      <w:r>
-        <w:t xml:space="preserve"> </w:t>
-      </w:r>
-      <w:r>
-        <w:rPr>
-          <w:rFonts w:hint="eastAsia"/>
-        </w:rPr>
-        <w:t xml:space="preserve">和</w:t>
-      </w:r>
-      <w:r>
-        <w:t xml:space="preserve"> </w:t>
-      </w:r>
-      <m:oMath>
-        <m:sSup>
-          <m:e>
-            <m:r>
-              <m:t>R</m:t>
-            </m:r>
-          </m:e>
-          <m:sup>
-            <m:r>
-              <m:t>2</m:t>
-            </m:r>
-          </m:sup>
-        </m:sSup>
-      </m:oMath>
-      <w:r>
-        <w:t xml:space="preserve">。</w:t>
-      </w:r>
-    </w:p>
-    <w:p>
-      <w:pPr>
-        <w:pStyle w:val="FirstParagraph"/>
-      </w:pPr>
-      <w:r>
-        <w:rPr>
-          <w:rFonts w:hint="eastAsia"/>
-        </w:rPr>
-        <w:t xml:space="preserve">此外再绘制残差诊断图，以观察线性模型是否遗漏了曲率、离群点或高杠杆点效应。</w:t>
-      </w:r>
-    </w:p>
-    <w:bookmarkEnd w:id="25"/>
-    <w:bookmarkEnd w:id="26"/>
-    <w:bookmarkStart w:id="35" w:name="问题答案"/>
-    <w:p>
-      <w:pPr>
-        <w:pStyle w:val="Heading2"/>
-      </w:pPr>
-      <w:r>
-        <w:rPr>
-          <w:rStyle w:val="SectionNumber"/>
-        </w:rPr>
-        <w:t xml:space="preserve">1.3</w:t>
-      </w:r>
-      <w:r>
-        <w:tab/>
-      </w:r>
-      <w:r>
         <w:rPr>
           <w:rFonts w:hint="eastAsia"/>
         </w:rPr>
         <w:t xml:space="preserve">问题答案</w:t>
-      </w:r>
-    </w:p>
-    <w:bookmarkStart w:id="27" w:name="section-4"/>
-    <w:p>
-      <w:pPr>
-        <w:pStyle w:val="Heading3"/>
-      </w:pPr>
-      <w:r>
-        <w:rPr>
-          <w:rStyle w:val="SectionNumber"/>
-        </w:rPr>
-        <w:t xml:space="preserve">1.3.1</w:t>
-      </w:r>
-      <w:r>
-        <w:tab/>
-      </w:r>
-      <w:r>
-        <w:t xml:space="preserve">(1)</w:t>
       </w:r>
     </w:p>
     <w:p>
@@ -3431,7 +3219,7 @@
         <w:pStyle w:val="Compact"/>
         <w:numPr>
           <w:ilvl w:val="0"/>
-          <w:numId w:val="1004"/>
+          <w:numId w:val="1003"/>
         </w:numPr>
       </w:pPr>
       <w:r>
@@ -3442,6 +3230,380 @@
           <w:rFonts w:hint="eastAsia"/>
         </w:rPr>
         <w:t xml:space="preserve">散点大致围绕直线分布，残差无明显趋势，因此线性拟合是合理的。</w:t>
+      </w:r>
+    </w:p>
+    <w:p>
+      <w:pPr>
+        <w:pStyle w:val="Compact"/>
+        <w:numPr>
+          <w:ilvl w:val="0"/>
+          <w:numId w:val="1003"/>
+        </w:numPr>
+      </w:pPr>
+      <w:r>
+        <w:t xml:space="preserve">Data 2: </w:t>
+      </w:r>
+      <w:r>
+        <w:rPr>
+          <w:rFonts w:hint="eastAsia"/>
+        </w:rPr>
+        <w:t xml:space="preserve">点云呈明显弯曲趋势，虽然回归系数与</w:t>
+      </w:r>
+      <w:r>
+        <w:t xml:space="preserve"> Data 1 </w:t>
+      </w:r>
+      <w:r>
+        <w:rPr>
+          <w:rFonts w:hint="eastAsia"/>
+        </w:rPr>
+        <w:t xml:space="preserve">几乎相同，但线性模型遗漏了非线性结构，因此拟合并不好。</w:t>
+      </w:r>
+    </w:p>
+    <w:p>
+      <w:pPr>
+        <w:pStyle w:val="Compact"/>
+        <w:numPr>
+          <w:ilvl w:val="0"/>
+          <w:numId w:val="1003"/>
+        </w:numPr>
+      </w:pPr>
+      <w:r>
+        <w:t xml:space="preserve">Data 3: </w:t>
+      </w:r>
+      <w:r>
+        <w:rPr>
+          <w:rFonts w:hint="eastAsia"/>
+        </w:rPr>
+        <w:t xml:space="preserve">大多数点靠近一条较平的带状区域，仅有点</w:t>
+      </w:r>
+      <w:r>
+        <w:t xml:space="preserve"> </w:t>
+      </w:r>
+      <m:oMath>
+        <m:r>
+          <m:rPr>
+            <m:sty m:val="p"/>
+          </m:rPr>
+          <m:t>(</m:t>
+        </m:r>
+        <m:r>
+          <m:t>13</m:t>
+        </m:r>
+        <m:r>
+          <m:rPr>
+            <m:sty m:val="p"/>
+          </m:rPr>
+          <m:t>,</m:t>
+        </m:r>
+        <m:r>
+          <m:t> </m:t>
+        </m:r>
+        <m:r>
+          <m:t>12.74</m:t>
+        </m:r>
+        <m:r>
+          <m:rPr>
+            <m:sty m:val="p"/>
+          </m:rPr>
+          <m:t>)</m:t>
+        </m:r>
+      </m:oMath>
+      <w:r>
+        <w:t xml:space="preserve"> </w:t>
+      </w:r>
+      <w:r>
+        <w:rPr>
+          <w:rFonts w:hint="eastAsia"/>
+        </w:rPr>
+        <w:t xml:space="preserve">明显离群，它强烈影响了回归斜率，因此该直线不能真实反映主体数据的结构。</w:t>
+      </w:r>
+    </w:p>
+    <w:p>
+      <w:pPr>
+        <w:pStyle w:val="Compact"/>
+        <w:numPr>
+          <w:ilvl w:val="0"/>
+          <w:numId w:val="1003"/>
+        </w:numPr>
+      </w:pPr>
+      <w:r>
+        <w:t xml:space="preserve">Data 4: </w:t>
+      </w:r>
+      <w:r>
+        <w:rPr>
+          <w:rFonts w:hint="eastAsia"/>
+        </w:rPr>
+        <w:t xml:space="preserve">除点</w:t>
+      </w:r>
+      <w:r>
+        <w:t xml:space="preserve"> </w:t>
+      </w:r>
+      <m:oMath>
+        <m:r>
+          <m:rPr>
+            <m:sty m:val="p"/>
+          </m:rPr>
+          <m:t>(</m:t>
+        </m:r>
+        <m:r>
+          <m:t>19</m:t>
+        </m:r>
+        <m:r>
+          <m:rPr>
+            <m:sty m:val="p"/>
+          </m:rPr>
+          <m:t>,</m:t>
+        </m:r>
+        <m:r>
+          <m:t> </m:t>
+        </m:r>
+        <m:r>
+          <m:t>12.50</m:t>
+        </m:r>
+        <m:r>
+          <m:rPr>
+            <m:sty m:val="p"/>
+          </m:rPr>
+          <m:t>)</m:t>
+        </m:r>
+      </m:oMath>
+      <w:r>
+        <w:t xml:space="preserve"> </w:t>
+      </w:r>
+      <w:r>
+        <w:rPr>
+          <w:rFonts w:hint="eastAsia"/>
+        </w:rPr>
+        <w:t xml:space="preserve">外，其余点几乎都位于</w:t>
+      </w:r>
+      <w:r>
+        <w:t xml:space="preserve"> </w:t>
+      </w:r>
+      <m:oMath>
+        <m:r>
+          <m:t>x</m:t>
+        </m:r>
+        <m:r>
+          <m:rPr>
+            <m:sty m:val="p"/>
+          </m:rPr>
+          <m:t>=</m:t>
+        </m:r>
+        <m:r>
+          <m:t>8</m:t>
+        </m:r>
+      </m:oMath>
+      <w:r>
+        <w:t xml:space="preserve"> </w:t>
+      </w:r>
+      <w:r>
+        <w:rPr>
+          <w:rFonts w:hint="eastAsia"/>
+        </w:rPr>
+        <w:t xml:space="preserve">的竖直线上。回归直线几乎完全由这一个高杠杆点决定，因此结果非常脆弱，不可视为稳健的好拟合。</w:t>
+      </w:r>
+    </w:p>
+    <w:p>
+      <w:pPr>
+        <w:pStyle w:val="FirstParagraph"/>
+      </w:pPr>
+      <w:r>
+        <w:rPr>
+          <w:rFonts w:hint="eastAsia"/>
+        </w:rPr>
+        <w:t xml:space="preserve">因此，只有</w:t>
+      </w:r>
+      <w:r>
+        <w:t xml:space="preserve"> Data 1 </w:t>
+      </w:r>
+      <w:r>
+        <w:rPr>
+          <w:rFonts w:hint="eastAsia"/>
+        </w:rPr>
+        <w:t xml:space="preserve">的直线拟合可认为是较好的；Data</w:t>
+      </w:r>
+      <w:r>
+        <w:t xml:space="preserve"> 2、Data 3、Data 4 </w:t>
+      </w:r>
+      <w:r>
+        <w:rPr>
+          <w:rFonts w:hint="eastAsia"/>
+        </w:rPr>
+        <w:t xml:space="preserve">虽然给出了几乎相同的回归参数，但分别受曲率、离群点和高杠杆点主导，均不应被视为真正可靠的线性拟合。</w:t>
+      </w:r>
+    </w:p>
+    <w:bookmarkEnd w:id="22"/>
+    <w:bookmarkStart w:id="23" w:name="分析"/>
+    <w:p>
+      <w:pPr>
+        <w:pStyle w:val="Heading3"/>
+      </w:pPr>
+      <w:r>
+        <w:rPr>
+          <w:rStyle w:val="SectionNumber"/>
+        </w:rPr>
+        <w:t xml:space="preserve">0.1.4</w:t>
+      </w:r>
+      <w:r>
+        <w:tab/>
+      </w:r>
+      <w:r>
+        <w:rPr>
+          <w:rFonts w:hint="eastAsia"/>
+        </w:rPr>
+        <w:t xml:space="preserve">分析</w:t>
+      </w:r>
+    </w:p>
+    <w:p>
+      <w:pPr>
+        <w:pStyle w:val="FirstParagraph"/>
+      </w:pPr>
+      <w:r>
+        <w:rPr>
+          <w:rFonts w:hint="eastAsia"/>
+        </w:rPr>
+        <w:t xml:space="preserve">本题对应经典的</w:t>
+      </w:r>
+      <w:r>
+        <w:t xml:space="preserve"> Anscombe </w:t>
+      </w:r>
+      <w:r>
+        <w:rPr>
+          <w:rFonts w:hint="eastAsia"/>
+        </w:rPr>
+        <w:t xml:space="preserve">四重奏。它说明以下事实：仅凭均值、方差、相关系数和线性回归系数，可能无法区分完全不同的数据结构。尽管四组数据都给出接近</w:t>
+      </w:r>
+    </w:p>
+    <w:p>
+      <w:pPr>
+        <w:pStyle w:val="BodyText"/>
+      </w:pPr>
+      <m:oMathPara>
+        <m:oMathParaPr>
+          <m:jc m:val="center"/>
+        </m:oMathParaPr>
+        <m:oMath>
+          <m:r>
+            <m:t>m</m:t>
+          </m:r>
+          <m:r>
+            <m:rPr>
+              <m:sty m:val="p"/>
+            </m:rPr>
+            <m:t>≈</m:t>
+          </m:r>
+          <m:r>
+            <m:t>0.5</m:t>
+          </m:r>
+          <m:r>
+            <m:rPr>
+              <m:sty m:val="p"/>
+            </m:rPr>
+            <m:t>,</m:t>
+          </m:r>
+          <m:r>
+            <m:t>  </m:t>
+          </m:r>
+          <m:r>
+            <m:t>b</m:t>
+          </m:r>
+          <m:r>
+            <m:rPr>
+              <m:sty m:val="p"/>
+            </m:rPr>
+            <m:t>≈</m:t>
+          </m:r>
+          <m:r>
+            <m:t>3</m:t>
+          </m:r>
+          <m:r>
+            <m:rPr>
+              <m:sty m:val="p"/>
+            </m:rPr>
+            <m:t>,</m:t>
+          </m:r>
+          <m:r>
+            <m:t>  </m:t>
+          </m:r>
+          <m:sSup>
+            <m:e>
+              <m:r>
+                <m:t>R</m:t>
+              </m:r>
+            </m:e>
+            <m:sup>
+              <m:r>
+                <m:t>2</m:t>
+              </m:r>
+            </m:sup>
+          </m:sSup>
+          <m:r>
+            <m:rPr>
+              <m:sty m:val="p"/>
+            </m:rPr>
+            <m:t>≈</m:t>
+          </m:r>
+          <m:r>
+            <m:t>0.666</m:t>
+          </m:r>
+          <m:r>
+            <m:rPr>
+              <m:sty m:val="p"/>
+            </m:rPr>
+            <m:t>,</m:t>
+          </m:r>
+        </m:oMath>
+      </m:oMathPara>
+    </w:p>
+    <w:p>
+      <w:pPr>
+        <w:pStyle w:val="FirstParagraph"/>
+      </w:pPr>
+      <w:r>
+        <w:rPr>
+          <w:rFonts w:hint="eastAsia"/>
+        </w:rPr>
+        <w:t xml:space="preserve">但从可视化和残差分析可知，线性模型只适合</w:t>
+      </w:r>
+      <w:r>
+        <w:t xml:space="preserve"> Data </w:t>
+      </w:r>
+      <w:r>
+        <w:rPr>
+          <w:rFonts w:hint="eastAsia"/>
+        </w:rPr>
+        <w:t xml:space="preserve">1。对实际问题而言，拟合结果必须与散点图、残差图和异常点分析结合解释，不能只报告回归方程而忽略数据形态。</w:t>
+      </w:r>
+    </w:p>
+    <w:bookmarkEnd w:id="23"/>
+    <w:bookmarkEnd w:id="24"/>
+    <w:bookmarkStart w:id="35" w:name="problem-12"/>
+    <w:p>
+      <w:pPr>
+        <w:pStyle w:val="Heading2"/>
+      </w:pPr>
+      <w:r>
+        <w:rPr>
+          <w:rStyle w:val="SectionNumber"/>
+        </w:rPr>
+        <w:t xml:space="preserve">0.2</w:t>
+      </w:r>
+      <w:r>
+        <w:tab/>
+      </w:r>
+      <w:r>
+        <w:t xml:space="preserve">Problem 1(2)</w:t>
+      </w:r>
+    </w:p>
+    <w:p>
+      <w:pPr>
+        <w:pStyle w:val="FirstParagraph"/>
+      </w:pPr>
+      <w:r>
+        <w:rPr>
+          <w:rFonts w:hint="eastAsia"/>
+        </w:rPr>
+        <w:t xml:space="preserve">相关脚本：</w:t>
       </w:r>
     </w:p>
     <w:p>
@@ -3452,24 +3614,21 @@
           <w:numId w:val="1004"/>
         </w:numPr>
       </w:pPr>
-      <w:r>
-        <w:t xml:space="preserve">Data 2: </w:t>
-      </w:r>
-      <w:r>
-        <w:rPr>
-          <w:rFonts w:hint="eastAsia"/>
-        </w:rPr>
-        <w:t xml:space="preserve">点云呈明显弯曲趋势，虽然回归系数与</w:t>
-      </w:r>
-      <w:r>
-        <w:t xml:space="preserve"> Data 1 </w:t>
-      </w:r>
-      <w:r>
-        <w:rPr>
-          <w:rFonts w:hint="eastAsia"/>
-        </w:rPr>
-        <w:t xml:space="preserve">几乎相同，但线性模型遗漏了非线性结构，因此拟合并不好。</w:t>
-      </w:r>
+      <w:hyperlink r:id="rId18">
+        <w:r>
+          <w:rPr>
+            <w:rStyle w:val="Hyperlink"/>
+            <w:rFonts w:hint="eastAsia"/>
+          </w:rPr>
+          <w:t xml:space="preserve">本地</w:t>
+        </w:r>
+        <w:r>
+          <w:rPr>
+            <w:rStyle w:val="Hyperlink"/>
+          </w:rPr>
+          <w:t xml:space="preserve"> scripts/problem1.py</w:t>
+        </w:r>
+      </w:hyperlink>
     </w:p>
     <w:p>
       <w:pPr>
@@ -3479,55 +3638,86 @@
           <w:numId w:val="1004"/>
         </w:numPr>
       </w:pPr>
-      <w:r>
-        <w:t xml:space="preserve">Data 3: </w:t>
-      </w:r>
-      <w:r>
-        <w:rPr>
-          <w:rFonts w:hint="eastAsia"/>
-        </w:rPr>
-        <w:t xml:space="preserve">大多数点靠近一条较平的带状区域，仅有点</w:t>
-      </w:r>
-      <w:r>
-        <w:t xml:space="preserve"> </w:t>
-      </w:r>
-      <m:oMath>
-        <m:r>
-          <m:rPr>
-            <m:sty m:val="p"/>
-          </m:rPr>
-          <m:t>(</m:t>
-        </m:r>
-        <m:r>
-          <m:t>13</m:t>
-        </m:r>
-        <m:r>
-          <m:rPr>
-            <m:sty m:val="p"/>
-          </m:rPr>
-          <m:t>,</m:t>
-        </m:r>
-        <m:r>
-          <m:t> </m:t>
-        </m:r>
-        <m:r>
-          <m:t>12.74</m:t>
-        </m:r>
-        <m:r>
-          <m:rPr>
-            <m:sty m:val="p"/>
-          </m:rPr>
-          <m:t>)</m:t>
-        </m:r>
-      </m:oMath>
-      <w:r>
-        <w:t xml:space="preserve"> </w:t>
-      </w:r>
-      <w:r>
-        <w:rPr>
-          <w:rFonts w:hint="eastAsia"/>
-        </w:rPr>
-        <w:t xml:space="preserve">明显离群，它强烈影响了回归斜率，因此该直线不能真实反映主体数据的结构。</w:t>
+      <w:hyperlink r:id="rId19">
+        <w:r>
+          <w:rPr>
+            <w:rStyle w:val="Hyperlink"/>
+          </w:rPr>
+          <w:t xml:space="preserve">GitHub scripts/problem1.py</w:t>
+        </w:r>
+      </w:hyperlink>
+    </w:p>
+    <w:bookmarkStart w:id="25" w:name="待求问题-1"/>
+    <w:p>
+      <w:pPr>
+        <w:pStyle w:val="Heading3"/>
+      </w:pPr>
+      <w:r>
+        <w:rPr>
+          <w:rStyle w:val="SectionNumber"/>
+        </w:rPr>
+        <w:t xml:space="preserve">0.2.1</w:t>
+      </w:r>
+      <w:r>
+        <w:tab/>
+      </w:r>
+      <w:r>
+        <w:rPr>
+          <w:rFonts w:hint="eastAsia"/>
+        </w:rPr>
+        <w:t xml:space="preserve">待求问题</w:t>
+      </w:r>
+    </w:p>
+    <w:p>
+      <w:pPr>
+        <w:pStyle w:val="FirstParagraph"/>
+      </w:pPr>
+      <w:r>
+        <w:t xml:space="preserve">Plot these fits.</w:t>
+      </w:r>
+    </w:p>
+    <w:p>
+      <w:pPr>
+        <w:pStyle w:val="BodyText"/>
+      </w:pPr>
+      <w:r>
+        <w:rPr>
+          <w:rFonts w:hint="eastAsia"/>
+        </w:rPr>
+        <w:t xml:space="preserve">请绘制各组数据及其拟合直线。</w:t>
+      </w:r>
+    </w:p>
+    <w:bookmarkEnd w:id="25"/>
+    <w:bookmarkStart w:id="26" w:name="解决方式-1"/>
+    <w:p>
+      <w:pPr>
+        <w:pStyle w:val="Heading3"/>
+      </w:pPr>
+      <w:r>
+        <w:rPr>
+          <w:rStyle w:val="SectionNumber"/>
+        </w:rPr>
+        <w:t xml:space="preserve">0.2.2</w:t>
+      </w:r>
+      <w:r>
+        <w:tab/>
+      </w:r>
+      <w:r>
+        <w:rPr>
+          <w:rFonts w:hint="eastAsia"/>
+        </w:rPr>
+        <w:t xml:space="preserve">解决方式</w:t>
+      </w:r>
+    </w:p>
+    <w:p>
+      <w:pPr>
+        <w:pStyle w:val="FirstParagraph"/>
+      </w:pPr>
+      <w:r>
+        <w:rPr>
+          <w:rFonts w:hint="eastAsia"/>
+        </w:rPr>
+        <w:t xml:space="preserve">将四组数据画成四联图。每个子图同时显示：</w:t>
       </w:r>
     </w:p>
     <w:p>
@@ -3535,84 +3725,89 @@
         <w:pStyle w:val="Compact"/>
         <w:numPr>
           <w:ilvl w:val="0"/>
-          <w:numId w:val="1004"/>
+          <w:numId w:val="1005"/>
         </w:numPr>
       </w:pPr>
       <w:r>
-        <w:t xml:space="preserve">Data 4: </w:t>
-      </w:r>
-      <w:r>
-        <w:rPr>
-          <w:rFonts w:hint="eastAsia"/>
-        </w:rPr>
-        <w:t xml:space="preserve">除点</w:t>
+        <w:rPr>
+          <w:rFonts w:hint="eastAsia"/>
+        </w:rPr>
+        <w:t xml:space="preserve">原始散点；</w:t>
+      </w:r>
+    </w:p>
+    <w:p>
+      <w:pPr>
+        <w:pStyle w:val="Compact"/>
+        <w:numPr>
+          <w:ilvl w:val="0"/>
+          <w:numId w:val="1005"/>
+        </w:numPr>
+      </w:pPr>
+      <w:r>
+        <w:rPr>
+          <w:rFonts w:hint="eastAsia"/>
+        </w:rPr>
+        <w:t xml:space="preserve">最小二乘拟合直线；</w:t>
+      </w:r>
+    </w:p>
+    <w:p>
+      <w:pPr>
+        <w:pStyle w:val="Compact"/>
+        <w:numPr>
+          <w:ilvl w:val="0"/>
+          <w:numId w:val="1005"/>
+        </w:numPr>
+      </w:pPr>
+      <w:r>
+        <w:rPr>
+          <w:rFonts w:hint="eastAsia"/>
+        </w:rPr>
+        <w:t xml:space="preserve">对应的</w:t>
       </w:r>
       <w:r>
         <w:t xml:space="preserve"> </w:t>
       </w:r>
       <m:oMath>
         <m:r>
-          <m:rPr>
-            <m:sty m:val="p"/>
-          </m:rPr>
-          <m:t>(</m:t>
-        </m:r>
-        <m:r>
-          <m:t>19</m:t>
-        </m:r>
-        <m:r>
-          <m:rPr>
-            <m:sty m:val="p"/>
-          </m:rPr>
-          <m:t>,</m:t>
-        </m:r>
-        <m:r>
-          <m:t> </m:t>
-        </m:r>
-        <m:r>
-          <m:t>12.50</m:t>
-        </m:r>
-        <m:r>
-          <m:rPr>
-            <m:sty m:val="p"/>
-          </m:rPr>
-          <m:t>)</m:t>
+          <m:t>m</m:t>
         </m:r>
       </m:oMath>
       <w:r>
+        <w:t xml:space="preserve">、</w:t>
+      </w:r>
+      <m:oMath>
+        <m:r>
+          <m:t>b</m:t>
+        </m:r>
+      </m:oMath>
+      <w:r>
         <w:t xml:space="preserve"> </w:t>
       </w:r>
       <w:r>
         <w:rPr>
           <w:rFonts w:hint="eastAsia"/>
         </w:rPr>
-        <w:t xml:space="preserve">外，其余点几乎都位于</w:t>
+        <w:t xml:space="preserve">和</w:t>
       </w:r>
       <w:r>
         <w:t xml:space="preserve"> </w:t>
       </w:r>
       <m:oMath>
-        <m:r>
-          <m:t>x</m:t>
-        </m:r>
-        <m:r>
-          <m:rPr>
-            <m:sty m:val="p"/>
-          </m:rPr>
-          <m:t>=</m:t>
-        </m:r>
-        <m:r>
-          <m:t>8</m:t>
-        </m:r>
+        <m:sSup>
+          <m:e>
+            <m:r>
+              <m:t>R</m:t>
+            </m:r>
+          </m:e>
+          <m:sup>
+            <m:r>
+              <m:t>2</m:t>
+            </m:r>
+          </m:sup>
+        </m:sSup>
       </m:oMath>
       <w:r>
-        <w:t xml:space="preserve"> </w:t>
-      </w:r>
-      <w:r>
-        <w:rPr>
-          <w:rFonts w:hint="eastAsia"/>
-        </w:rPr>
-        <w:t xml:space="preserve">的竖直线上。回归直线几乎完全由这一个高杠杆点决定，因此结果非常脆弱，不可视为稳健的好拟合。</w:t>
+        <w:t xml:space="preserve">。</w:t>
       </w:r>
     </w:p>
     <w:p>
@@ -3623,29 +3818,11 @@
         <w:rPr>
           <w:rFonts w:hint="eastAsia"/>
         </w:rPr>
-        <w:t xml:space="preserve">因此，只有</w:t>
-      </w:r>
-      <w:r>
-        <w:t xml:space="preserve"> Data 1 </w:t>
-      </w:r>
-      <w:r>
-        <w:rPr>
-          <w:rFonts w:hint="eastAsia"/>
-        </w:rPr>
-        <w:t xml:space="preserve">的直线拟合可认为是较好的；Data</w:t>
-      </w:r>
-      <w:r>
-        <w:t xml:space="preserve"> 2、Data 3、Data 4 </w:t>
-      </w:r>
-      <w:r>
-        <w:rPr>
-          <w:rFonts w:hint="eastAsia"/>
-        </w:rPr>
-        <w:t xml:space="preserve">虽然给出了几乎相同的回归参数，但分别受曲率、离群点和高杠杆点主导，均不应被视为真正可靠的线性拟合。</w:t>
-      </w:r>
-    </w:p>
-    <w:bookmarkEnd w:id="27"/>
-    <w:bookmarkStart w:id="34" w:name="section-5"/>
+        <w:t xml:space="preserve">此外再绘制残差诊断图，以观察线性模型是否遗漏了曲率、离群点或高杠杆点效应。</w:t>
+      </w:r>
+    </w:p>
+    <w:bookmarkEnd w:id="26"/>
+    <w:bookmarkStart w:id="33" w:name="问题答案-1"/>
     <w:p>
       <w:pPr>
         <w:pStyle w:val="Heading3"/>
@@ -3654,13 +3831,16 @@
         <w:rPr>
           <w:rStyle w:val="SectionNumber"/>
         </w:rPr>
-        <w:t xml:space="preserve">1.3.2</w:t>
+        <w:t xml:space="preserve">0.2.3</w:t>
       </w:r>
       <w:r>
         <w:tab/>
       </w:r>
       <w:r>
-        <w:t xml:space="preserve">(2)</w:t>
+        <w:rPr>
+          <w:rFonts w:hint="eastAsia"/>
+        </w:rPr>
+        <w:t xml:space="preserve">问题答案</w:t>
       </w:r>
     </w:p>
     <w:p>
@@ -3692,18 +3872,18 @@
           <wp:inline>
             <wp:extent cx="4907280" cy="3791989"/>
             <wp:effectExtent b="0" l="0" r="0" t="0"/>
-            <wp:docPr descr="Problem 1 linear fits" title="" id="29" name="Picture"/>
+            <wp:docPr descr="Problem 1 linear fits" title="" id="28" name="Picture"/>
             <a:graphic>
               <a:graphicData uri="http://schemas.openxmlformats.org/drawingml/2006/picture">
                 <pic:pic>
                   <pic:nvPicPr>
-                    <pic:cNvPr descr="../../result/problem1_linear_fits.png" id="30" name="Picture"/>
+                    <pic:cNvPr descr="../../result/problem1_linear_fits.png" id="29" name="Picture"/>
                     <pic:cNvPicPr>
                       <a:picLocks noChangeArrowheads="1" noChangeAspect="1"/>
                     </pic:cNvPicPr>
                   </pic:nvPicPr>
                   <pic:blipFill>
-                    <a:blip r:embed="rId28"/>
+                    <a:blip r:embed="rId27"/>
                     <a:stretch>
                       <a:fillRect/>
                     </a:stretch>
@@ -3794,18 +3974,18 @@
           <wp:inline>
             <wp:extent cx="4907280" cy="3791989"/>
             <wp:effectExtent b="0" l="0" r="0" t="0"/>
-            <wp:docPr descr="Problem 1 residuals" title="" id="32" name="Picture"/>
+            <wp:docPr descr="Problem 1 residuals" title="" id="31" name="Picture"/>
             <a:graphic>
               <a:graphicData uri="http://schemas.openxmlformats.org/drawingml/2006/picture">
                 <pic:pic>
                   <pic:nvPicPr>
-                    <pic:cNvPr descr="../../result/problem1_residuals.png" id="33" name="Picture"/>
+                    <pic:cNvPr descr="../../result/problem1_residuals.png" id="32" name="Picture"/>
                     <pic:cNvPicPr>
                       <a:picLocks noChangeArrowheads="1" noChangeAspect="1"/>
                     </pic:cNvPicPr>
                   </pic:nvPicPr>
                   <pic:blipFill>
-                    <a:blip r:embed="rId31"/>
+                    <a:blip r:embed="rId30"/>
                     <a:stretch>
                       <a:fillRect/>
                     </a:stretch>
@@ -3840,18 +4020,17 @@
         <w:t xml:space="preserve">Problem 1 residuals</w:t>
       </w:r>
     </w:p>
-    <w:bookmarkEnd w:id="34"/>
-    <w:bookmarkEnd w:id="35"/>
-    <w:bookmarkStart w:id="36" w:name="分析"/>
-    <w:p>
-      <w:pPr>
-        <w:pStyle w:val="Heading2"/>
+    <w:bookmarkEnd w:id="33"/>
+    <w:bookmarkStart w:id="34" w:name="分析-1"/>
+    <w:p>
+      <w:pPr>
+        <w:pStyle w:val="Heading3"/>
       </w:pPr>
       <w:r>
         <w:rPr>
           <w:rStyle w:val="SectionNumber"/>
         </w:rPr>
-        <w:t xml:space="preserve">1.4</w:t>
+        <w:t xml:space="preserve">0.2.4</w:t>
       </w:r>
       <w:r>
         <w:tab/>
@@ -3984,9 +4163,10 @@
         <w:t xml:space="preserve">1。对实际问题而言，拟合结果必须与散点图、残差图和异常点分析结合解释，不能只报告回归方程而忽略数据形态。</w:t>
       </w:r>
     </w:p>
+    <w:bookmarkEnd w:id="34"/>
+    <w:bookmarkEnd w:id="35"/>
     <w:bookmarkEnd w:id="36"/>
-    <w:bookmarkEnd w:id="37"/>
-    <w:bookmarkStart w:id="38" w:name="ii.-放射性衰减数据拟合"/>
+    <w:bookmarkStart w:id="52" w:name="ii.-放射性衰减数据拟合"/>
     <w:p>
       <w:pPr>
         <w:pStyle w:val="Heading1"/>
@@ -4001,107 +4181,29 @@
         <w:t xml:space="preserve">放射性衰减数据拟合</w:t>
       </w:r>
     </w:p>
-    <w:bookmarkEnd w:id="38"/>
-    <w:bookmarkStart w:id="54" w:name="problem-2放射性衰减数据拟合"/>
-    <w:p>
-      <w:pPr>
-        <w:pStyle w:val="Heading1"/>
-      </w:pPr>
-      <w:r>
-        <w:rPr>
-          <w:rStyle w:val="SectionNumber"/>
-        </w:rPr>
-        <w:t xml:space="preserve">2</w:t>
-      </w:r>
-      <w:r>
-        <w:tab/>
-      </w:r>
-      <w:r>
+    <w:p>
+      <w:pPr>
+        <w:pStyle w:val="FirstParagraph"/>
+      </w:pPr>
+      <w:r>
+        <w:rPr>
+          <w:b/>
+          <w:bCs/>
+        </w:rPr>
         <w:t xml:space="preserve">Problem </w:t>
       </w:r>
       <w:r>
         <w:rPr>
           <w:rFonts w:hint="eastAsia"/>
+          <w:b/>
+          <w:bCs/>
         </w:rPr>
         <w:t xml:space="preserve">2：放射性衰减数据拟合</w:t>
       </w:r>
     </w:p>
     <w:p>
       <w:pPr>
-        <w:pStyle w:val="FirstParagraph"/>
-      </w:pPr>
-      <w:r>
-        <w:rPr>
-          <w:rFonts w:hint="eastAsia"/>
-        </w:rPr>
-        <w:t xml:space="preserve">相关脚本：</w:t>
-      </w:r>
-    </w:p>
-    <w:p>
-      <w:pPr>
-        <w:pStyle w:val="Compact"/>
-        <w:numPr>
-          <w:ilvl w:val="0"/>
-          <w:numId w:val="1005"/>
-        </w:numPr>
-      </w:pPr>
-      <w:hyperlink r:id="rId39">
-        <w:r>
-          <w:rPr>
-            <w:rStyle w:val="Hyperlink"/>
-            <w:rFonts w:hint="eastAsia"/>
-          </w:rPr>
-          <w:t xml:space="preserve">本地</w:t>
-        </w:r>
-        <w:r>
-          <w:rPr>
-            <w:rStyle w:val="Hyperlink"/>
-          </w:rPr>
-          <w:t xml:space="preserve"> scripts/problem2.py</w:t>
-        </w:r>
-      </w:hyperlink>
-    </w:p>
-    <w:p>
-      <w:pPr>
-        <w:pStyle w:val="Compact"/>
-        <w:numPr>
-          <w:ilvl w:val="0"/>
-          <w:numId w:val="1005"/>
-        </w:numPr>
-      </w:pPr>
-      <w:hyperlink r:id="rId40">
-        <w:r>
-          <w:rPr>
-            <w:rStyle w:val="Hyperlink"/>
-          </w:rPr>
-          <w:t xml:space="preserve">GitHub scripts/problem2.py</w:t>
-        </w:r>
-      </w:hyperlink>
-    </w:p>
-    <w:bookmarkStart w:id="43" w:name="待求问题-1"/>
-    <w:p>
-      <w:pPr>
-        <w:pStyle w:val="Heading2"/>
-      </w:pPr>
-      <w:r>
-        <w:rPr>
-          <w:rStyle w:val="SectionNumber"/>
-        </w:rPr>
-        <w:t xml:space="preserve">2.1</w:t>
-      </w:r>
-      <w:r>
-        <w:tab/>
-      </w:r>
-      <w:r>
-        <w:rPr>
-          <w:rFonts w:hint="eastAsia"/>
-        </w:rPr>
-        <w:t xml:space="preserve">待求问题</w:t>
-      </w:r>
-    </w:p>
-    <w:p>
-      <w:pPr>
-        <w:pStyle w:val="FirstParagraph"/>
+        <w:pStyle w:val="BodyText"/>
       </w:pPr>
       <w:r>
         <w:t xml:space="preserve">Problem 2: The life date of the Decay of a radioactive substance is</w:t>
@@ -4642,7 +4744,77 @@
         </w:tc>
       </w:tr>
     </w:tbl>
-    <w:bookmarkStart w:id="41" w:name="section-6"/>
+    <w:bookmarkStart w:id="43" w:name="problem-21"/>
+    <w:p>
+      <w:pPr>
+        <w:pStyle w:val="Heading2"/>
+      </w:pPr>
+      <w:r>
+        <w:rPr>
+          <w:rStyle w:val="SectionNumber"/>
+        </w:rPr>
+        <w:t xml:space="preserve">0.3</w:t>
+      </w:r>
+      <w:r>
+        <w:tab/>
+      </w:r>
+      <w:r>
+        <w:t xml:space="preserve">Problem 2(1)</w:t>
+      </w:r>
+    </w:p>
+    <w:p>
+      <w:pPr>
+        <w:pStyle w:val="FirstParagraph"/>
+      </w:pPr>
+      <w:r>
+        <w:rPr>
+          <w:rFonts w:hint="eastAsia"/>
+        </w:rPr>
+        <w:t xml:space="preserve">相关脚本：</w:t>
+      </w:r>
+    </w:p>
+    <w:p>
+      <w:pPr>
+        <w:pStyle w:val="Compact"/>
+        <w:numPr>
+          <w:ilvl w:val="0"/>
+          <w:numId w:val="1006"/>
+        </w:numPr>
+      </w:pPr>
+      <w:hyperlink r:id="rId37">
+        <w:r>
+          <w:rPr>
+            <w:rStyle w:val="Hyperlink"/>
+            <w:rFonts w:hint="eastAsia"/>
+          </w:rPr>
+          <w:t xml:space="preserve">本地</w:t>
+        </w:r>
+        <w:r>
+          <w:rPr>
+            <w:rStyle w:val="Hyperlink"/>
+          </w:rPr>
+          <w:t xml:space="preserve"> scripts/problem2.py</w:t>
+        </w:r>
+      </w:hyperlink>
+    </w:p>
+    <w:p>
+      <w:pPr>
+        <w:pStyle w:val="Compact"/>
+        <w:numPr>
+          <w:ilvl w:val="0"/>
+          <w:numId w:val="1006"/>
+        </w:numPr>
+      </w:pPr>
+      <w:hyperlink r:id="rId38">
+        <w:r>
+          <w:rPr>
+            <w:rStyle w:val="Hyperlink"/>
+          </w:rPr>
+          <w:t xml:space="preserve">GitHub scripts/problem2.py</w:t>
+        </w:r>
+      </w:hyperlink>
+    </w:p>
+    <w:bookmarkStart w:id="39" w:name="待求问题-2"/>
     <w:p>
       <w:pPr>
         <w:pStyle w:val="Heading3"/>
@@ -4651,13 +4823,16 @@
         <w:rPr>
           <w:rStyle w:val="SectionNumber"/>
         </w:rPr>
-        <w:t xml:space="preserve">2.1.1</w:t>
+        <w:t xml:space="preserve">0.3.1</w:t>
       </w:r>
       <w:r>
         <w:tab/>
       </w:r>
       <w:r>
-        <w:t xml:space="preserve">(1)</w:t>
+        <w:rPr>
+          <w:rFonts w:hint="eastAsia"/>
+        </w:rPr>
+        <w:t xml:space="preserve">待求问题</w:t>
       </w:r>
     </w:p>
     <w:p>
@@ -4735,8 +4910,8 @@
         <w:t xml:space="preserve">。</w:t>
       </w:r>
     </w:p>
-    <w:bookmarkEnd w:id="41"/>
-    <w:bookmarkStart w:id="42" w:name="section-7"/>
+    <w:bookmarkEnd w:id="39"/>
+    <w:bookmarkStart w:id="40" w:name="解决方式-2"/>
     <w:p>
       <w:pPr>
         <w:pStyle w:val="Heading3"/>
@@ -4745,73 +4920,16 @@
         <w:rPr>
           <w:rStyle w:val="SectionNumber"/>
         </w:rPr>
-        <w:t xml:space="preserve">2.1.2</w:t>
+        <w:t xml:space="preserve">0.3.2</w:t>
       </w:r>
       <w:r>
         <w:tab/>
       </w:r>
       <w:r>
-        <w:t xml:space="preserve">(2)</w:t>
-      </w:r>
-    </w:p>
-    <w:p>
-      <w:pPr>
-        <w:pStyle w:val="FirstParagraph"/>
-      </w:pPr>
-      <w:r>
-        <w:t xml:space="preserve">Plot these fitting results.</w:t>
-      </w:r>
-    </w:p>
-    <w:p>
-      <w:pPr>
-        <w:pStyle w:val="BodyText"/>
-      </w:pPr>
-      <w:r>
-        <w:rPr>
-          <w:rFonts w:hint="eastAsia"/>
-        </w:rPr>
-        <w:t xml:space="preserve">绘制拟合结果。</w:t>
-      </w:r>
-    </w:p>
-    <w:bookmarkEnd w:id="42"/>
-    <w:bookmarkEnd w:id="43"/>
-    <w:bookmarkStart w:id="46" w:name="解决方式-1"/>
-    <w:p>
-      <w:pPr>
-        <w:pStyle w:val="Heading2"/>
-      </w:pPr>
-      <w:r>
-        <w:rPr>
-          <w:rStyle w:val="SectionNumber"/>
-        </w:rPr>
-        <w:t xml:space="preserve">2.2</w:t>
-      </w:r>
-      <w:r>
-        <w:tab/>
-      </w:r>
-      <w:r>
         <w:rPr>
           <w:rFonts w:hint="eastAsia"/>
         </w:rPr>
         <w:t xml:space="preserve">解决方式</w:t>
-      </w:r>
-    </w:p>
-    <w:bookmarkStart w:id="44" w:name="section-8"/>
-    <w:p>
-      <w:pPr>
-        <w:pStyle w:val="Heading3"/>
-      </w:pPr>
-      <w:r>
-        <w:rPr>
-          <w:rStyle w:val="SectionNumber"/>
-        </w:rPr>
-        <w:t xml:space="preserve">2.2.1</w:t>
-      </w:r>
-      <w:r>
-        <w:tab/>
-      </w:r>
-      <w:r>
-        <w:t xml:space="preserve">(1)</w:t>
       </w:r>
     </w:p>
     <w:p>
@@ -5435,8 +5553,8 @@
         <w:t xml:space="preserve">线性化结果仅作为一致性检查，不作为最终主答案。</w:t>
       </w:r>
     </w:p>
-    <w:bookmarkEnd w:id="44"/>
-    <w:bookmarkStart w:id="45" w:name="section-9"/>
+    <w:bookmarkEnd w:id="40"/>
+    <w:bookmarkStart w:id="41" w:name="问题答案-2"/>
     <w:p>
       <w:pPr>
         <w:pStyle w:val="Heading3"/>
@@ -5445,160 +5563,16 @@
         <w:rPr>
           <w:rStyle w:val="SectionNumber"/>
         </w:rPr>
-        <w:t xml:space="preserve">2.2.2</w:t>
+        <w:t xml:space="preserve">0.3.3</w:t>
       </w:r>
       <w:r>
         <w:tab/>
       </w:r>
       <w:r>
-        <w:t xml:space="preserve">(2)</w:t>
-      </w:r>
-    </w:p>
-    <w:p>
-      <w:pPr>
-        <w:pStyle w:val="FirstParagraph"/>
-      </w:pPr>
-      <w:r>
-        <w:rPr>
-          <w:rFonts w:hint="eastAsia"/>
-        </w:rPr>
-        <w:t xml:space="preserve">在图中对每个观测点画出误差棒</w:t>
-      </w:r>
-      <w:r>
-        <w:t xml:space="preserve"> </w:t>
-      </w:r>
-      <m:oMath>
-        <m:sSub>
-          <m:e>
-            <m:r>
-              <m:t>σ</m:t>
-            </m:r>
-          </m:e>
-          <m:sub>
-            <m:r>
-              <m:t>i</m:t>
-            </m:r>
-          </m:sub>
-        </m:sSub>
-        <m:r>
-          <m:rPr>
-            <m:sty m:val="p"/>
-          </m:rPr>
-          <m:t>=</m:t>
-        </m:r>
-        <m:rad>
-          <m:radPr>
-            <m:degHide m:val="on"/>
-          </m:radPr>
-          <m:deg/>
-          <m:e>
-            <m:sSub>
-              <m:e>
-                <m:r>
-                  <m:t>N</m:t>
-                </m:r>
-              </m:e>
-              <m:sub>
-                <m:r>
-                  <m:t>i</m:t>
-                </m:r>
-              </m:sub>
-            </m:sSub>
-          </m:e>
-        </m:rad>
-      </m:oMath>
-      <w:r>
-        <w:rPr>
-          <w:rFonts w:hint="eastAsia"/>
-        </w:rPr>
-        <w:t xml:space="preserve">，并叠加加权非线性最小二乘得到的指数衰减曲线。与此同时记录拟合参数、参数标准差、</w:t>
-      </w:r>
-      <m:oMath>
-        <m:sSup>
-          <m:e>
-            <m:r>
-              <m:t>χ</m:t>
-            </m:r>
-          </m:e>
-          <m:sup>
-            <m:r>
-              <m:t>2</m:t>
-            </m:r>
-          </m:sup>
-        </m:sSup>
-      </m:oMath>
-      <w:r>
-        <w:t xml:space="preserve"> </w:t>
-      </w:r>
-      <w:r>
-        <w:rPr>
-          <w:rFonts w:hint="eastAsia"/>
-        </w:rPr>
-        <w:t xml:space="preserve">和约化</w:t>
-      </w:r>
-      <w:r>
-        <w:t xml:space="preserve"> </w:t>
-      </w:r>
-      <m:oMath>
-        <m:sSup>
-          <m:e>
-            <m:r>
-              <m:t>χ</m:t>
-            </m:r>
-          </m:e>
-          <m:sup>
-            <m:r>
-              <m:t>2</m:t>
-            </m:r>
-          </m:sup>
-        </m:sSup>
-      </m:oMath>
-      <w:r>
-        <w:rPr>
-          <w:rFonts w:hint="eastAsia"/>
-        </w:rPr>
-        <w:t xml:space="preserve">，以检验模型与观测数据的一致程度。</w:t>
-      </w:r>
-    </w:p>
-    <w:bookmarkEnd w:id="45"/>
-    <w:bookmarkEnd w:id="46"/>
-    <w:bookmarkStart w:id="52" w:name="问题答案-1"/>
-    <w:p>
-      <w:pPr>
-        <w:pStyle w:val="Heading2"/>
-      </w:pPr>
-      <w:r>
-        <w:rPr>
-          <w:rStyle w:val="SectionNumber"/>
-        </w:rPr>
-        <w:t xml:space="preserve">2.3</w:t>
-      </w:r>
-      <w:r>
-        <w:tab/>
-      </w:r>
-      <w:r>
         <w:rPr>
           <w:rFonts w:hint="eastAsia"/>
         </w:rPr>
         <w:t xml:space="preserve">问题答案</w:t>
-      </w:r>
-    </w:p>
-    <w:bookmarkStart w:id="47" w:name="section-10"/>
-    <w:p>
-      <w:pPr>
-        <w:pStyle w:val="Heading3"/>
-      </w:pPr>
-      <w:r>
-        <w:rPr>
-          <w:rStyle w:val="SectionNumber"/>
-        </w:rPr>
-        <w:t xml:space="preserve">2.3.1</w:t>
-      </w:r>
-      <w:r>
-        <w:tab/>
-      </w:r>
-      <w:r>
-        <w:t xml:space="preserve">(1)</w:t>
       </w:r>
     </w:p>
     <w:p>
@@ -6414,8 +6388,8 @@
         </w:tc>
       </w:tr>
     </w:tbl>
-    <w:bookmarkEnd w:id="47"/>
-    <w:bookmarkStart w:id="51" w:name="section-11"/>
+    <w:bookmarkEnd w:id="41"/>
+    <w:bookmarkStart w:id="42" w:name="分析-2"/>
     <w:p>
       <w:pPr>
         <w:pStyle w:val="Heading3"/>
@@ -6424,13 +6398,386 @@
         <w:rPr>
           <w:rStyle w:val="SectionNumber"/>
         </w:rPr>
-        <w:t xml:space="preserve">2.3.2</w:t>
+        <w:t xml:space="preserve">0.3.4</w:t>
       </w:r>
       <w:r>
         <w:tab/>
       </w:r>
       <w:r>
-        <w:t xml:space="preserve">(2)</w:t>
+        <w:rPr>
+          <w:rFonts w:hint="eastAsia"/>
+        </w:rPr>
+        <w:t xml:space="preserve">分析</w:t>
+      </w:r>
+    </w:p>
+    <w:p>
+      <w:pPr>
+        <w:pStyle w:val="FirstParagraph"/>
+      </w:pPr>
+      <w:r>
+        <w:rPr>
+          <w:rFonts w:hint="eastAsia"/>
+        </w:rPr>
+        <w:t xml:space="preserve">本题的关键在于“不确定度”不能被忽略。若所有点被等权对待，则高计数点与低计数点会被视作同样可靠，这与计数统计的性质不符。采用</w:t>
+      </w:r>
+      <w:r>
+        <w:t xml:space="preserve"> </w:t>
+      </w:r>
+      <m:oMath>
+        <m:sSub>
+          <m:e>
+            <m:r>
+              <m:t>σ</m:t>
+            </m:r>
+          </m:e>
+          <m:sub>
+            <m:r>
+              <m:t>i</m:t>
+            </m:r>
+          </m:sub>
+        </m:sSub>
+        <m:r>
+          <m:rPr>
+            <m:sty m:val="p"/>
+          </m:rPr>
+          <m:t>=</m:t>
+        </m:r>
+        <m:rad>
+          <m:radPr>
+            <m:degHide m:val="on"/>
+          </m:radPr>
+          <m:deg/>
+          <m:e>
+            <m:sSub>
+              <m:e>
+                <m:r>
+                  <m:t>N</m:t>
+                </m:r>
+              </m:e>
+              <m:sub>
+                <m:r>
+                  <m:t>i</m:t>
+                </m:r>
+              </m:sub>
+            </m:sSub>
+          </m:e>
+        </m:rad>
+      </m:oMath>
+      <w:r>
+        <w:t xml:space="preserve"> </w:t>
+      </w:r>
+      <w:r>
+        <w:rPr>
+          <w:rFonts w:hint="eastAsia"/>
+        </w:rPr>
+        <w:t xml:space="preserve">后，早期高计数数据拥有较小的相对误差，后期低计数数据则拥有较大的相对误差，因此加权拟合更符合放射性计数实验的统计特征。</w:t>
+      </w:r>
+    </w:p>
+    <w:p>
+      <w:pPr>
+        <w:pStyle w:val="BodyText"/>
+      </w:pPr>
+      <w:r>
+        <w:rPr>
+          <w:rFonts w:hint="eastAsia"/>
+        </w:rPr>
+        <w:t xml:space="preserve">此外，对数线性化虽然计算方便，但它把原本的加性计数误差转化为对数空间中的近似误差，严格意义上改变了误差模型。因此在本报告中，线性化拟合只用于验证参数量级；最终答案采用原始模型上的加权非线性最小二乘结果。就本题数据而言，二者对</w:t>
+      </w:r>
+      <w:r>
+        <w:t xml:space="preserve"> </w:t>
+      </w:r>
+      <m:oMath>
+        <m:r>
+          <m:t>A</m:t>
+        </m:r>
+      </m:oMath>
+      <w:r>
+        <w:t xml:space="preserve"> </w:t>
+      </w:r>
+      <w:r>
+        <w:rPr>
+          <w:rFonts w:hint="eastAsia"/>
+        </w:rPr>
+        <w:t xml:space="preserve">和</w:t>
+      </w:r>
+      <w:r>
+        <w:t xml:space="preserve"> </w:t>
+      </w:r>
+      <m:oMath>
+        <m:r>
+          <m:t>τ</m:t>
+        </m:r>
+      </m:oMath>
+      <w:r>
+        <w:t xml:space="preserve"> </w:t>
+      </w:r>
+      <w:r>
+        <w:rPr>
+          <w:rFonts w:hint="eastAsia"/>
+        </w:rPr>
+        <w:t xml:space="preserve">的估计相互接近，说明数据与单指数衰减假设具有较好的相容性。</w:t>
+      </w:r>
+    </w:p>
+    <w:bookmarkEnd w:id="42"/>
+    <w:bookmarkEnd w:id="43"/>
+    <w:bookmarkStart w:id="51" w:name="problem-22"/>
+    <w:p>
+      <w:pPr>
+        <w:pStyle w:val="Heading2"/>
+      </w:pPr>
+      <w:r>
+        <w:rPr>
+          <w:rStyle w:val="SectionNumber"/>
+        </w:rPr>
+        <w:t xml:space="preserve">0.4</w:t>
+      </w:r>
+      <w:r>
+        <w:tab/>
+      </w:r>
+      <w:r>
+        <w:t xml:space="preserve">Problem 2(2)</w:t>
+      </w:r>
+    </w:p>
+    <w:p>
+      <w:pPr>
+        <w:pStyle w:val="FirstParagraph"/>
+      </w:pPr>
+      <w:r>
+        <w:rPr>
+          <w:rFonts w:hint="eastAsia"/>
+        </w:rPr>
+        <w:t xml:space="preserve">相关脚本：</w:t>
+      </w:r>
+    </w:p>
+    <w:p>
+      <w:pPr>
+        <w:pStyle w:val="Compact"/>
+        <w:numPr>
+          <w:ilvl w:val="0"/>
+          <w:numId w:val="1007"/>
+        </w:numPr>
+      </w:pPr>
+      <w:hyperlink r:id="rId37">
+        <w:r>
+          <w:rPr>
+            <w:rStyle w:val="Hyperlink"/>
+            <w:rFonts w:hint="eastAsia"/>
+          </w:rPr>
+          <w:t xml:space="preserve">本地</w:t>
+        </w:r>
+        <w:r>
+          <w:rPr>
+            <w:rStyle w:val="Hyperlink"/>
+          </w:rPr>
+          <w:t xml:space="preserve"> scripts/problem2.py</w:t>
+        </w:r>
+      </w:hyperlink>
+    </w:p>
+    <w:p>
+      <w:pPr>
+        <w:pStyle w:val="Compact"/>
+        <w:numPr>
+          <w:ilvl w:val="0"/>
+          <w:numId w:val="1007"/>
+        </w:numPr>
+      </w:pPr>
+      <w:hyperlink r:id="rId38">
+        <w:r>
+          <w:rPr>
+            <w:rStyle w:val="Hyperlink"/>
+          </w:rPr>
+          <w:t xml:space="preserve">GitHub scripts/problem2.py</w:t>
+        </w:r>
+      </w:hyperlink>
+    </w:p>
+    <w:bookmarkStart w:id="44" w:name="待求问题-3"/>
+    <w:p>
+      <w:pPr>
+        <w:pStyle w:val="Heading3"/>
+      </w:pPr>
+      <w:r>
+        <w:rPr>
+          <w:rStyle w:val="SectionNumber"/>
+        </w:rPr>
+        <w:t xml:space="preserve">0.4.1</w:t>
+      </w:r>
+      <w:r>
+        <w:tab/>
+      </w:r>
+      <w:r>
+        <w:rPr>
+          <w:rFonts w:hint="eastAsia"/>
+        </w:rPr>
+        <w:t xml:space="preserve">待求问题</w:t>
+      </w:r>
+    </w:p>
+    <w:p>
+      <w:pPr>
+        <w:pStyle w:val="FirstParagraph"/>
+      </w:pPr>
+      <w:r>
+        <w:t xml:space="preserve">Plot these fitting results.</w:t>
+      </w:r>
+    </w:p>
+    <w:p>
+      <w:pPr>
+        <w:pStyle w:val="BodyText"/>
+      </w:pPr>
+      <w:r>
+        <w:rPr>
+          <w:rFonts w:hint="eastAsia"/>
+        </w:rPr>
+        <w:t xml:space="preserve">绘制拟合结果。</w:t>
+      </w:r>
+    </w:p>
+    <w:bookmarkEnd w:id="44"/>
+    <w:bookmarkStart w:id="45" w:name="解决方式-3"/>
+    <w:p>
+      <w:pPr>
+        <w:pStyle w:val="Heading3"/>
+      </w:pPr>
+      <w:r>
+        <w:rPr>
+          <w:rStyle w:val="SectionNumber"/>
+        </w:rPr>
+        <w:t xml:space="preserve">0.4.2</w:t>
+      </w:r>
+      <w:r>
+        <w:tab/>
+      </w:r>
+      <w:r>
+        <w:rPr>
+          <w:rFonts w:hint="eastAsia"/>
+        </w:rPr>
+        <w:t xml:space="preserve">解决方式</w:t>
+      </w:r>
+    </w:p>
+    <w:p>
+      <w:pPr>
+        <w:pStyle w:val="FirstParagraph"/>
+      </w:pPr>
+      <w:r>
+        <w:rPr>
+          <w:rFonts w:hint="eastAsia"/>
+        </w:rPr>
+        <w:t xml:space="preserve">在图中对每个观测点画出误差棒</w:t>
+      </w:r>
+      <w:r>
+        <w:t xml:space="preserve"> </w:t>
+      </w:r>
+      <m:oMath>
+        <m:sSub>
+          <m:e>
+            <m:r>
+              <m:t>σ</m:t>
+            </m:r>
+          </m:e>
+          <m:sub>
+            <m:r>
+              <m:t>i</m:t>
+            </m:r>
+          </m:sub>
+        </m:sSub>
+        <m:r>
+          <m:rPr>
+            <m:sty m:val="p"/>
+          </m:rPr>
+          <m:t>=</m:t>
+        </m:r>
+        <m:rad>
+          <m:radPr>
+            <m:degHide m:val="on"/>
+          </m:radPr>
+          <m:deg/>
+          <m:e>
+            <m:sSub>
+              <m:e>
+                <m:r>
+                  <m:t>N</m:t>
+                </m:r>
+              </m:e>
+              <m:sub>
+                <m:r>
+                  <m:t>i</m:t>
+                </m:r>
+              </m:sub>
+            </m:sSub>
+          </m:e>
+        </m:rad>
+      </m:oMath>
+      <w:r>
+        <w:rPr>
+          <w:rFonts w:hint="eastAsia"/>
+        </w:rPr>
+        <w:t xml:space="preserve">，并叠加加权非线性最小二乘得到的指数衰减曲线。与此同时记录拟合参数、参数标准差、</w:t>
+      </w:r>
+      <m:oMath>
+        <m:sSup>
+          <m:e>
+            <m:r>
+              <m:t>χ</m:t>
+            </m:r>
+          </m:e>
+          <m:sup>
+            <m:r>
+              <m:t>2</m:t>
+            </m:r>
+          </m:sup>
+        </m:sSup>
+      </m:oMath>
+      <w:r>
+        <w:t xml:space="preserve"> </w:t>
+      </w:r>
+      <w:r>
+        <w:rPr>
+          <w:rFonts w:hint="eastAsia"/>
+        </w:rPr>
+        <w:t xml:space="preserve">和约化</w:t>
+      </w:r>
+      <w:r>
+        <w:t xml:space="preserve"> </w:t>
+      </w:r>
+      <m:oMath>
+        <m:sSup>
+          <m:e>
+            <m:r>
+              <m:t>χ</m:t>
+            </m:r>
+          </m:e>
+          <m:sup>
+            <m:r>
+              <m:t>2</m:t>
+            </m:r>
+          </m:sup>
+        </m:sSup>
+      </m:oMath>
+      <w:r>
+        <w:rPr>
+          <w:rFonts w:hint="eastAsia"/>
+        </w:rPr>
+        <w:t xml:space="preserve">，以检验模型与观测数据的一致程度。</w:t>
+      </w:r>
+    </w:p>
+    <w:bookmarkEnd w:id="45"/>
+    <w:bookmarkStart w:id="49" w:name="问题答案-3"/>
+    <w:p>
+      <w:pPr>
+        <w:pStyle w:val="Heading3"/>
+      </w:pPr>
+      <w:r>
+        <w:rPr>
+          <w:rStyle w:val="SectionNumber"/>
+        </w:rPr>
+        <w:t xml:space="preserve">0.4.3</w:t>
+      </w:r>
+      <w:r>
+        <w:tab/>
+      </w:r>
+      <w:r>
+        <w:rPr>
+          <w:rFonts w:hint="eastAsia"/>
+        </w:rPr>
+        <w:t xml:space="preserve">问题答案</w:t>
       </w:r>
     </w:p>
     <w:p>
@@ -6462,18 +6809,18 @@
           <wp:inline>
             <wp:extent cx="4373880" cy="2845282"/>
             <wp:effectExtent b="0" l="0" r="0" t="0"/>
-            <wp:docPr descr="Problem 2 decay fit" title="" id="49" name="Picture"/>
+            <wp:docPr descr="Problem 2 decay fit" title="" id="47" name="Picture"/>
             <a:graphic>
               <a:graphicData uri="http://schemas.openxmlformats.org/drawingml/2006/picture">
                 <pic:pic>
                   <pic:nvPicPr>
-                    <pic:cNvPr descr="../../result/problem2_decay_fit.png" id="50" name="Picture"/>
+                    <pic:cNvPr descr="../../result/problem2_decay_fit.png" id="48" name="Picture"/>
                     <pic:cNvPicPr>
                       <a:picLocks noChangeArrowheads="1" noChangeAspect="1"/>
                     </pic:cNvPicPr>
                   </pic:nvPicPr>
                   <pic:blipFill>
-                    <a:blip r:embed="rId48"/>
+                    <a:blip r:embed="rId46"/>
                     <a:stretch>
                       <a:fillRect/>
                     </a:stretch>
@@ -6508,18 +6855,17 @@
         <w:t xml:space="preserve">Problem 2 decay fit</w:t>
       </w:r>
     </w:p>
-    <w:bookmarkEnd w:id="51"/>
-    <w:bookmarkEnd w:id="52"/>
-    <w:bookmarkStart w:id="53" w:name="分析-1"/>
-    <w:p>
-      <w:pPr>
-        <w:pStyle w:val="Heading2"/>
+    <w:bookmarkEnd w:id="49"/>
+    <w:bookmarkStart w:id="50" w:name="分析-3"/>
+    <w:p>
+      <w:pPr>
+        <w:pStyle w:val="Heading3"/>
       </w:pPr>
       <w:r>
         <w:rPr>
           <w:rStyle w:val="SectionNumber"/>
         </w:rPr>
-        <w:t xml:space="preserve">2.4</w:t>
+        <w:t xml:space="preserve">0.4.4</w:t>
       </w:r>
       <w:r>
         <w:tab/>
@@ -6639,9 +6985,10 @@
         <w:t xml:space="preserve">的估计相互接近，说明数据与单指数衰减假设具有较好的相容性。</w:t>
       </w:r>
     </w:p>
-    <w:bookmarkEnd w:id="53"/>
-    <w:bookmarkEnd w:id="54"/>
-    <w:bookmarkStart w:id="55" w:name="附录原始输出位置"/>
+    <w:bookmarkEnd w:id="50"/>
+    <w:bookmarkEnd w:id="51"/>
+    <w:bookmarkEnd w:id="52"/>
+    <w:bookmarkStart w:id="53" w:name="附录原始输出位置"/>
     <w:p>
       <w:pPr>
         <w:pStyle w:val="Heading1"/>
@@ -6658,7 +7005,7 @@
         <w:pStyle w:val="Compact"/>
         <w:numPr>
           <w:ilvl w:val="0"/>
-          <w:numId w:val="1006"/>
+          <w:numId w:val="1008"/>
         </w:numPr>
       </w:pPr>
       <w:r>
@@ -6673,7 +7020,7 @@
         <w:pStyle w:val="Compact"/>
         <w:numPr>
           <w:ilvl w:val="0"/>
-          <w:numId w:val="1006"/>
+          <w:numId w:val="1008"/>
         </w:numPr>
       </w:pPr>
       <w:r>
@@ -6688,7 +7035,7 @@
         <w:pStyle w:val="Compact"/>
         <w:numPr>
           <w:ilvl w:val="0"/>
-          <w:numId w:val="1006"/>
+          <w:numId w:val="1008"/>
         </w:numPr>
       </w:pPr>
       <w:r>
@@ -6703,7 +7050,7 @@
         <w:pStyle w:val="Compact"/>
         <w:numPr>
           <w:ilvl w:val="0"/>
-          <w:numId w:val="1006"/>
+          <w:numId w:val="1008"/>
         </w:numPr>
       </w:pPr>
       <w:r>
@@ -6718,7 +7065,7 @@
         <w:pStyle w:val="Compact"/>
         <w:numPr>
           <w:ilvl w:val="0"/>
-          <w:numId w:val="1006"/>
+          <w:numId w:val="1008"/>
         </w:numPr>
       </w:pPr>
       <w:r>
@@ -6733,7 +7080,7 @@
         <w:pStyle w:val="Compact"/>
         <w:numPr>
           <w:ilvl w:val="0"/>
-          <w:numId w:val="1006"/>
+          <w:numId w:val="1008"/>
         </w:numPr>
       </w:pPr>
       <w:r>
@@ -6748,7 +7095,7 @@
         <w:pStyle w:val="Compact"/>
         <w:numPr>
           <w:ilvl w:val="0"/>
-          <w:numId w:val="1006"/>
+          <w:numId w:val="1008"/>
         </w:numPr>
       </w:pPr>
       <w:r>
@@ -6758,7 +7105,7 @@
         <w:t xml:space="preserve">result/problem2_decay_fit.png</w:t>
       </w:r>
     </w:p>
-    <w:bookmarkEnd w:id="55"/>
+    <w:bookmarkEnd w:id="53"/>
     <w:sectPr>
       <w:footnotePr>
         <w:numRestart w:val="eachSect"/>
@@ -6991,6 +7338,12 @@
     <w:abstractNumId w:val="991"/>
   </w:num>
   <w:num w:numId="1006">
+    <w:abstractNumId w:val="991"/>
+  </w:num>
+  <w:num w:numId="1007">
+    <w:abstractNumId w:val="991"/>
+  </w:num>
+  <w:num w:numId="1008">
     <w:abstractNumId w:val="991"/>
   </w:num>
 </w:numbering>
